--- a/Сафиуллин_ПрАКС.docx
+++ b/Сафиуллин_ПрАКС.docx
@@ -495,7 +495,7 @@
                 <w:rFonts w:ascii="Times New Roman" w:hAnsi="Times New Roman"/>
                 <w:sz w:val="28"/>
               </w:rPr>
-              <w:t>Проектирование компьютерной сети компании «Галактика»</w:t>
+              <w:t>Проектирование компьютерной сети компании «ТриалСпорт»</w:t>
             </w:r>
           </w:p>
         </w:tc>
@@ -2601,7 +2601,7 @@
           <w:sz w:val="28"/>
           <w:szCs w:val="28"/>
         </w:rPr>
-        <w:t>Боулинг‑центр «Галактика» — динамично развивающаяся организация, предлагающая посетителям широкий спектр развлекательных услуг. В настоящее время инфраструктура информационных технологий предприятия не в полной мере отвечает современным требованиям: существующая сеть характеризуется низкой пропускной способностью, отсутствием централизованного управления ресурсами и недостаточной защищённостью данных. Это приводит к следующим проблемам:</w:t>
+        <w:t>Спортивно‑развлекательный комплекс «ТриалСпорт» — динамично развивающаяся организация, предлагающая посетителям широкий спектр развлекательных услуг. В настоящее время инфраструктура информационных технологий предприятия не в полной мере отвечает современным требованиям: существующая сеть характеризуется низкой пропускной способностью, отсутствием централизованного управления ресурсами и недостаточной защищённостью данных. Это приводит к следующим проблемам:</w:t>
       </w:r>
     </w:p>
     <w:p>
@@ -2843,7 +2843,7 @@
           <w:sz w:val="28"/>
           <w:szCs w:val="28"/>
         </w:rPr>
-        <w:t>Боулинг-центр «Галактика» — современное развлекательное учреждение, предоставляющее клиентам широкий спектр услуг в сфере активного досуга и организации массовых мероприятий. Основная цель деятельности центра — создание комфортных условий для отдыха и развлечений посетителей всех возрастов, а также проведение корпоративных и семейных праздников. В структуру боулинг-центра входят</w:t>
+        <w:t>Спортивно-развлекательный комплекс «ТриалСпорт» — современное развлекательное учреждение, предоставляющее клиентам широкий спектр услуг в сфере активного досуга и организации массовых мероприятий. Основная цель деятельности центра — создание комфортных условий для отдыха и развлечений посетителей всех возрастов, а также проведение корпоративных и семейных праздников. В структуру спортивно-развлекательного комплекса входят</w:t>
       </w:r>
       <w:r>
         <w:rPr>
@@ -3141,7 +3141,7 @@
           <w:rFonts w:ascii="Times New Roman" w:hAnsi="Times New Roman"/>
           <w:sz w:val="28"/>
         </w:rPr>
-        <w:t>В боулинг-центре осуществляется продажа аксессуаров и сувенирной продукции, такой как мячи для боулинга, перчатки, фирменные футболки, подарочные сертификаты и пр.</w:t>
+        <w:t>В комплексе осуществляется продажа аксессуаров и сувенирной продукции, такой как мячи для боулинга, перчатки, фирменные футболки, подарочные сертификаты и пр.</w:t>
       </w:r>
     </w:p>
     <w:p>
@@ -3497,7 +3497,7 @@
           <w:rFonts w:ascii="Times New Roman" w:hAnsi="Times New Roman"/>
           <w:sz w:val="28"/>
         </w:rPr>
-        <w:t>Таким образом, боулинг-центр «Галактика» постоянно развивается и стремится соответствовать актуальным требованиям рынка развлечений, делая ставку на использование современных компьютерных и сетевых технологий для повышения качества оказываемых услуг.</w:t>
+        <w:t>Таким образом, спортивно-развлекательный комплекс «ТриалСпорт» постоянно развивается и стремится соответствовать актуальным требованиям рынка развлечений, делая ставку на использование современных компьютерных и сетевых технологий для повышения качества оказываемых услуг.</w:t>
       </w:r>
     </w:p>
     <w:p>
@@ -3591,7 +3591,7 @@
           <w:szCs w:val="28"/>
           <w:lang w:eastAsia="ru-RU"/>
         </w:rPr>
-        <w:t xml:space="preserve">Боулинг‑центр «Галактика» имеет несколько функциональных зон, каждая из которых требует размещения рабочих мест для персонала с учётом специфики работы. Общая планировка центра спроектирована так, чтобы обеспечить: </w:t>
+        <w:t xml:space="preserve">Спортивно‑развлекательный комплекс «ТриалСпорт» имеет несколько функциональных зон, каждая из которых требует размещения рабочих мест для персонала с учётом специфики работы. Общая планировка центра спроектирована так, чтобы обеспечить: </w:t>
       </w:r>
     </w:p>
     <w:p>
@@ -3735,7 +3735,7 @@
           <w:szCs w:val="28"/>
           <w:lang w:eastAsia="ru-RU"/>
         </w:rPr>
-        <w:t>боулинг‑центр</w:t>
+        <w:t>спортивно‑развлекательный комплекс</w:t>
       </w:r>
       <w:r>
         <w:rPr>
@@ -4078,7 +4078,7 @@
           <w:szCs w:val="28"/>
           <w:lang w:eastAsia="ru-RU"/>
         </w:rPr>
-        <w:t xml:space="preserve">В боулинг‑центре «Галактика» </w:t>
+        <w:t xml:space="preserve">В спортивно‑развлекательном комплексе «ТриалСпорт» </w:t>
       </w:r>
       <w:r>
         <w:rPr>
@@ -4875,7 +4875,7 @@
           <w:sz w:val="28"/>
           <w:szCs w:val="28"/>
         </w:rPr>
-        <w:t>координирует работу всех отделов, контролирует выполнение бизнес‑планов и стандартов обслуживания, решает оперативные вопросы, взаимодействует с партнёрами и контролирующими органами, отвечает за общую эффективность работы боулинг‑центра</w:t>
+        <w:t>координирует работу всех отделов, контролирует выполнение бизнес‑планов и стандартов обслуживания, решает оперативные вопросы, взаимодействует с партнёрами и контролирующими органами, отвечает за общую эффективность работы комплекса</w:t>
       </w:r>
       <w:r>
         <w:rPr>
@@ -6715,7 +6715,7 @@
           <w:sz w:val="28"/>
           <w:szCs w:val="28"/>
         </w:rPr>
-        <w:t xml:space="preserve"> с учётом размеров зон боулинг‑центра;</w:t>
+        <w:t xml:space="preserve"> с учётом размеров зон комплекса;</w:t>
       </w:r>
     </w:p>
     <w:p>
@@ -6777,7 +6777,7 @@
           <w:sz w:val="28"/>
           <w:szCs w:val="28"/>
         </w:rPr>
-        <w:t>Планировка помещения боулинг-центра представлен на рис. 1</w:t>
+        <w:t>Планировка помещения комплекса представлен на рис. 1</w:t>
       </w:r>
       <w:r>
         <w:rPr>
@@ -6970,7 +6970,7 @@
           <w:sz w:val="28"/>
           <w:szCs w:val="28"/>
         </w:rPr>
-        <w:t>Каждое рабочее место в боулинг</w:t>
+        <w:t>Каждое рабочее место в спортивно</w:t>
       </w:r>
       <w:r>
         <w:rPr>
@@ -6979,7 +6979,7 @@
           <w:szCs w:val="28"/>
         </w:rPr>
         <w:noBreakHyphen/>
-        <w:t>центре «Галактика» требует подключения к локальной сети и выхода в интернет для выполнения служебных задач:</w:t>
+        <w:t>развлекательном комплексе «ТриалСпорт» требует подключения к локальной сети и выхода в интернет для выполнения служебных задач:</w:t>
       </w:r>
     </w:p>
     <w:p>
@@ -7290,7 +7290,7 @@
           <w:sz w:val="28"/>
           <w:szCs w:val="28"/>
         </w:rPr>
-        <w:t>Для построения ЛВС боулинг‑центра «Галактика» будет установлено следующее оборудование:</w:t>
+        <w:t>Для построения ЛВС спортивно‑развлекательного комплекса «ТриалСпорт» будет установлено следующее оборудование:</w:t>
       </w:r>
     </w:p>
     <w:p>
@@ -15020,7 +15020,7 @@
           <w:rFonts w:ascii="Times New Roman" w:hAnsi="Times New Roman"/>
           <w:sz w:val="28"/>
         </w:rPr>
-        <w:t>Для построения ЛВС боулинг-центра нужно определить её топологию.</w:t>
+        <w:t>Для построения ЛВС спортивно-развлекательного комплекса нужно определить её топологию.</w:t>
       </w:r>
     </w:p>
     <w:p>
@@ -17037,7 +17037,7 @@
           <w:rFonts w:ascii="Times New Roman" w:hAnsi="Times New Roman"/>
           <w:sz w:val="28"/>
         </w:rPr>
-        <w:t>боулинг</w:t>
+        <w:t>спортивно‑развлекательного комплекса</w:t>
       </w:r>
       <w:proofErr w:type="gramEnd"/>
       <w:r>
@@ -17045,7 +17045,7 @@
           <w:rFonts w:ascii="Times New Roman" w:hAnsi="Times New Roman"/>
           <w:sz w:val="28"/>
         </w:rPr>
-        <w:t>‑центра «Галактика»:</w:t>
+        <w:t xml:space="preserve"> «ТриалСпорт»:</w:t>
       </w:r>
     </w:p>
     <w:p>
@@ -17849,7 +17849,7 @@
                 <w:sz w:val="24"/>
                 <w:szCs w:val="18"/>
               </w:rPr>
-              <w:t>боулинг-центре</w:t>
+              <w:t>в комплексе</w:t>
             </w:r>
           </w:p>
         </w:tc>
@@ -18713,7 +18713,7 @@
           <w:rFonts w:ascii="Times New Roman" w:hAnsi="Times New Roman"/>
           <w:sz w:val="28"/>
         </w:rPr>
-        <w:t>Рис. 6. Структурная схема сети боулинг-центра</w:t>
+        <w:t>Рис. 6. Структурная схема сети комплекса</w:t>
       </w:r>
     </w:p>
     <w:p>
@@ -18766,7 +18766,7 @@
           <w:rFonts w:ascii="Times New Roman" w:hAnsi="Times New Roman"/>
           <w:sz w:val="28"/>
         </w:rPr>
-        <w:t>Для симулирования сети боулинг-центра в «</w:t>
+        <w:t>Для симулирования сети комплекса в «</w:t>
       </w:r>
       <w:r>
         <w:rPr>
@@ -19608,7 +19608,7 @@
           <w:rFonts w:ascii="Times New Roman" w:hAnsi="Times New Roman"/>
           <w:sz w:val="28"/>
         </w:rPr>
-        <w:t xml:space="preserve"> боулинг-центр</w:t>
+        <w:t xml:space="preserve"> спортивно-развлекательного комплекс</w:t>
       </w:r>
       <w:r>
         <w:rPr>
@@ -19622,7 +19622,7 @@
           <w:rFonts w:ascii="Times New Roman" w:hAnsi="Times New Roman"/>
           <w:sz w:val="28"/>
         </w:rPr>
-        <w:t xml:space="preserve"> «Галактика»</w:t>
+        <w:t xml:space="preserve"> «ТриалСпорт»</w:t>
       </w:r>
       <w:r>
         <w:rPr>
@@ -20271,7 +20271,7 @@
           <w:rFonts w:ascii="Times New Roman" w:hAnsi="Times New Roman"/>
           <w:sz w:val="28"/>
         </w:rPr>
-        <w:t>В ходе работы была создана схема размещения рабочих мест сотрудников боулинг‑центра «Галактика» с учётом специфики функциональных зон. Подобрано и описано оборудование, необходимое для построения ЛВС, включая ПК, МФУ, сервер, коммутаторы, маршрутизатор и кабельную инфраструктуру.</w:t>
+        <w:t>В ходе работы была создана схема размещения рабочих мест сотрудников спортивно‑развлекательного комплекса «ТриалСпорт» с учётом специфики функциональных зон. Подобрано и описано оборудование, необходимое для построения ЛВС, включая ПК, МФУ, сервер, коммутаторы, маршрутизатор и кабельную инфраструктуру.</w:t>
       </w:r>
     </w:p>
     <w:p>
@@ -20325,7 +20325,7 @@
           <w:rFonts w:ascii="Times New Roman" w:hAnsi="Times New Roman"/>
           <w:sz w:val="28"/>
         </w:rPr>
-        <w:t>Спроектированная и внедрённая ЛВС с подключением к интернету значительно повысила производительность труда персонала боулинг‑центра «Галактика». Благодаря маршрутизатору и коммутаторам обеспечено быстрое и стабильное соединение между устройствами — это ускорило передачу данных и сократило время ожидания при выполнении рабочих задач.</w:t>
+        <w:t>Спроектированная и внедрённая ЛВС с подключением к интернету значительно повысила производительность труда персонала спортивно‑развлекательного комплекса «ТриалСпорт». Благодаря маршрутизатору и коммутаторам обеспечено быстрое и стабильное соединение между устройствами — это ускорило передачу данных и сократило время ожидания при выполнении рабочих задач.</w:t>
       </w:r>
     </w:p>
     <w:p>

--- a/Сафиуллин_ПрАКС.docx
+++ b/Сафиуллин_ПрАКС.docx
@@ -2548,39 +2548,7 @@
           <w:sz w:val="28"/>
           <w:szCs w:val="28"/>
         </w:rPr>
-        <w:t>В современном мире информационные технологии стали неотъемлемой частью успешного функционирования любого коммерческого предприятия, в том числе организаций сферы развлечений. Надёжная и эффективная</w:t>
-      </w:r>
-      <w:r>
-        <w:rPr>
-          <w:rFonts w:ascii="Times New Roman" w:hAnsi="Times New Roman"/>
-          <w:sz w:val="28"/>
-          <w:szCs w:val="28"/>
-        </w:rPr>
-        <w:t xml:space="preserve"> локальная вычислительная</w:t>
-      </w:r>
-      <w:r>
-        <w:rPr>
-          <w:rFonts w:ascii="Times New Roman" w:hAnsi="Times New Roman"/>
-          <w:sz w:val="28"/>
-          <w:szCs w:val="28"/>
-        </w:rPr>
-        <w:t xml:space="preserve"> сеть </w:t>
-      </w:r>
-      <w:r>
-        <w:rPr>
-          <w:rFonts w:ascii="Times New Roman" w:hAnsi="Times New Roman"/>
-          <w:sz w:val="28"/>
-          <w:szCs w:val="28"/>
-        </w:rPr>
-        <w:t xml:space="preserve">(ЛВС) </w:t>
-      </w:r>
-      <w:r>
-        <w:rPr>
-          <w:rFonts w:ascii="Times New Roman" w:hAnsi="Times New Roman"/>
-          <w:sz w:val="28"/>
-          <w:szCs w:val="28"/>
-        </w:rPr>
-        <w:t>позволяет автоматизировать ключевые бизнес‑процессы, обеспечить быстрый обмен данными между подразделениями, гарантировать бесперебойный доступ к интернет‑ресурсам и повысить общую продуктивность работы персонала.</w:t>
+        <w:t xml:space="preserve">В нынешних условиях информационные технологии превратились в обязательное условие успешного функционирования практически любого коммерческого предприятия, в том числе и организаций развлекательной индустрии. Грамотно спроектированная и устойчивая локальная вычислительная сеть (ЛВС) даёт возможность автоматизировать основные бизнес‑процессы, ускорить обмен данными между подразделениями, гарантировать стабильный выход в интернет и заметно поднять общую производительность сотрудников.</w:t>
       </w:r>
     </w:p>
     <w:p>
@@ -2601,7 +2569,7 @@
           <w:sz w:val="28"/>
           <w:szCs w:val="28"/>
         </w:rPr>
-        <w:t>Спортивно‑развлекательный комплекс «ТриалСпорт» — динамично развивающаяся организация, предлагающая посетителям широкий спектр развлекательных услуг. В настоящее время инфраструктура информационных технологий предприятия не в полной мере отвечает современным требованиям: существующая сеть характеризуется низкой пропускной способностью, отсутствием централизованного управления ресурсами и недостаточной защищённостью данных. Это приводит к следующим проблемам:</w:t>
+        <w:t xml:space="preserve">Спортивно‑развлекательный комплекс «ТриалСпорт» представляет собой активно развивающееся предприятие, оказывающее посетителям обширный перечень услуг в сфере досуга и активного отдыха. На текущий момент IT‑инфраструктура комплекса не вполне соответствует актуальным запросам бизнеса: имеющаяся сеть отличается ограниченной пропускной способностью, отсутствием единого центра управления ресурсами, а также недостаточным уровнем защиты сведений. Подобное положение дел порождает ряд проблем:</w:t>
       </w:r>
     </w:p>
     <w:p>
@@ -2627,7 +2595,7 @@
           <w:sz w:val="28"/>
           <w:szCs w:val="28"/>
         </w:rPr>
-        <w:t>замедлению обработки транзакций (бронирование дорожек, расчёт с клиентами);</w:t>
+        <w:t xml:space="preserve">увеличение времени обработки транзакций (резервирование дорожек, расчёты с гостями);</w:t>
       </w:r>
     </w:p>
     <w:p>
@@ -2653,7 +2621,7 @@
           <w:sz w:val="28"/>
           <w:szCs w:val="28"/>
         </w:rPr>
-        <w:t>сложностям в обмене информацией между отделами (администрация, бухгалтерия, служба технической поддержки);</w:t>
+        <w:t xml:space="preserve">затруднения при передаче информации между подразделениями (администрация, бухгалтерия, служба IT‑поддержки);</w:t>
       </w:r>
     </w:p>
     <w:p>
@@ -2679,7 +2647,7 @@
           <w:sz w:val="28"/>
           <w:szCs w:val="28"/>
         </w:rPr>
-        <w:t>перебоям в работе онлайн‑сервисов (сайт компании, система онлайн‑бронирования);</w:t>
+        <w:t xml:space="preserve">сбои в функционировании онлайн‑сервисов (корпоративный сайт, система интернет‑бронирования);</w:t>
       </w:r>
     </w:p>
     <w:p>
@@ -2705,7 +2673,7 @@
           <w:sz w:val="28"/>
           <w:szCs w:val="28"/>
         </w:rPr>
-        <w:t>уязвимостям в области информационной безопасности;</w:t>
+        <w:t xml:space="preserve">риски в области информационной безопасности;</w:t>
       </w:r>
     </w:p>
     <w:p>
@@ -2731,7 +2699,7 @@
           <w:sz w:val="28"/>
           <w:szCs w:val="28"/>
         </w:rPr>
-        <w:t>ограничениям в масштабировании IT‑инфраструктуры при расширении бизнеса.</w:t>
+        <w:t xml:space="preserve">сложность дальнейшего наращивания IT‑инфраструктуры при развитии бизнеса.</w:t>
       </w:r>
     </w:p>
     <w:p>
@@ -2752,31 +2720,7 @@
           <w:sz w:val="28"/>
           <w:szCs w:val="28"/>
         </w:rPr>
-        <w:t xml:space="preserve">Для устранения этих недостатков возникла острая необходимость в приобретении современного компьютерного и сетевого оборудования и создании новой </w:t>
-      </w:r>
-      <w:r>
-        <w:rPr>
-          <w:rFonts w:ascii="Times New Roman" w:hAnsi="Times New Roman"/>
-          <w:sz w:val="28"/>
-          <w:szCs w:val="28"/>
-        </w:rPr>
-        <w:t>ЛВС</w:t>
-      </w:r>
-      <w:r>
-        <w:rPr>
-          <w:rFonts w:ascii="Times New Roman" w:hAnsi="Times New Roman"/>
-          <w:sz w:val="28"/>
-          <w:szCs w:val="28"/>
-        </w:rPr>
-        <w:t>. Такая сеть должна не только обеспечить стабильный и высокоскоростной доступ в интернет (для взаимодействия с клиентами, партнёрами, поставщиками, а также для обновления программного обеспечения и использования облачных сервисов), но и создать единую информационную среду внутри организации.</w:t>
-      </w:r>
-      <w:r>
-        <w:rPr>
-          <w:rFonts w:ascii="Times New Roman" w:hAnsi="Times New Roman"/>
-          <w:sz w:val="28"/>
-          <w:szCs w:val="28"/>
-        </w:rPr>
-        <w:br w:type="page"/>
+        <w:t xml:space="preserve">Чтобы устранить перечисленные недостатки, возникла очевидная потребность в закупке современного компьютерного и сетевого оборудования, а также в построении новой ЛВС. Такая сеть призвана обеспечить не только стабильное и скоростное интернет‑соединение (для работы с гостями, контрагентами и поставщиками, а также для обновления ПО и обращения к облачным сервисам), но и сформировать единое информационное пространство внутри организации.</w:t>
       </w:r>
     </w:p>
     <w:p>
@@ -2843,32 +2787,7 @@
           <w:sz w:val="28"/>
           <w:szCs w:val="28"/>
         </w:rPr>
-        <w:t>Спортивно-развлекательный комплекс «ТриалСпорт» — современное развлекательное учреждение, предоставляющее клиентам широкий спектр услуг в сфере активного досуга и организации массовых мероприятий. Основная цель деятельности центра — создание комфортных условий для отдыха и развлечений посетителей всех возрастов, а также проведение корпоративных и семейных праздников. В структуру спортивно-развлекательного комплекса входят</w:t>
-      </w:r>
-      <w:r>
-        <w:rPr>
-          <w:rFonts w:ascii="Times New Roman" w:hAnsi="Times New Roman"/>
-          <w:sz w:val="28"/>
-          <w:szCs w:val="28"/>
-        </w:rPr>
-        <w:t xml:space="preserve"> </w:t>
-      </w:r>
-      <w:r>
-        <w:rPr>
-          <w:rFonts w:ascii="Times New Roman" w:hAnsi="Times New Roman"/>
-          <w:sz w:val="28"/>
-          <w:szCs w:val="28"/>
-          <w:lang w:val="en-US"/>
-        </w:rPr>
-        <w:t>[1]</w:t>
-      </w:r>
-      <w:r>
-        <w:rPr>
-          <w:rFonts w:ascii="Times New Roman" w:hAnsi="Times New Roman"/>
-          <w:sz w:val="28"/>
-          <w:szCs w:val="28"/>
-        </w:rPr>
-        <w:t>:</w:t>
+        <w:t xml:space="preserve">Спортивно‑развлекательный комплекс «ТриалСпорт» — современное предприятие индустрии досуга, предоставляющее гостям разнообразные услуги в области активного отдыха и проведения массовых мероприятий. Главная задача комплекса — создать комфортные условия для отдыха посетителей всех возрастных категорий, а также обеспечить площадку для семейных и корпоративных праздников. В состав «ТриалСпорта» входят [1]:</w:t>
       </w:r>
     </w:p>
     <w:p>
@@ -2891,7 +2810,7 @@
           <w:rFonts w:ascii="Times New Roman" w:hAnsi="Times New Roman"/>
           <w:sz w:val="28"/>
         </w:rPr>
-        <w:t>дорожки для боулинга:</w:t>
+        <w:t xml:space="preserve">Дорожки для боулинга:</w:t>
       </w:r>
     </w:p>
     <w:p>
@@ -2912,7 +2831,7 @@
           <w:sz w:val="28"/>
           <w:szCs w:val="28"/>
         </w:rPr>
-        <w:t>Основная зона центра оборудована современными автоматизированными дорожками для игры в боулинг. Система учета игроков и подсчета результатов работает в автоматическом режиме, что повышает удобство и качество обслуживания клиентов.</w:t>
+        <w:t xml:space="preserve">Центральная зона комплекса оснащена современными автоматизированными дорожками для игры в боулинг. Регистрация участников и подсчёт результатов выполняются автоматически, что повышает удобство для гостей и качество сервиса.</w:t>
       </w:r>
     </w:p>
     <w:p>
@@ -2935,7 +2854,7 @@
           <w:rFonts w:ascii="Times New Roman" w:hAnsi="Times New Roman"/>
           <w:sz w:val="28"/>
         </w:rPr>
-        <w:t>ресторан и бар:</w:t>
+        <w:t xml:space="preserve">Ресторан и бар:</w:t>
       </w:r>
     </w:p>
     <w:p>
@@ -2956,7 +2875,7 @@
           <w:sz w:val="28"/>
           <w:szCs w:val="28"/>
         </w:rPr>
-        <w:t>На территории центра располагается уютный ресторан и бар, предлагающий разнообразное меню от лёгких закусок до горячих блюд и напитков. Ресторанная зона обслуживает как отдельных посетителей, так и большие компании.</w:t>
+        <w:t xml:space="preserve">На территории работает уютный ресторан с баром, предлагающий гостям разнообразное меню — от лёгких закусок до полноценных горячих блюд и широкого ассортимента напитков. Зона рассчитана как на индивидуальных посетителей, так и на большие компании.</w:t>
       </w:r>
     </w:p>
     <w:p>
@@ -2979,7 +2898,7 @@
           <w:rFonts w:ascii="Times New Roman" w:hAnsi="Times New Roman"/>
           <w:sz w:val="28"/>
         </w:rPr>
-        <w:t>зона игровых автоматов и развлечений:</w:t>
+        <w:t xml:space="preserve">Зона игровых автоматов и развлечений:</w:t>
       </w:r>
     </w:p>
     <w:p>
@@ -3000,7 +2919,7 @@
           <w:sz w:val="28"/>
           <w:szCs w:val="28"/>
         </w:rPr>
-        <w:t>Для дополнительных развлечений оборудована зона с игровыми автоматами, аэрохоккеем, дартсом и настольными играми. Это позволяет интересно провести время не только любителям боулинга, но и другим посетителям.</w:t>
+        <w:t xml:space="preserve">Для дополнительного досуга оборудована площадка с игровыми автоматами, аэрохоккеем, дартсом и настольными играми. Это даёт возможность интересно провести время не только любителям боулинга, но и остальным гостям комплекса.</w:t>
       </w:r>
     </w:p>
     <w:p>
@@ -3023,7 +2942,7 @@
           <w:rFonts w:ascii="Times New Roman" w:hAnsi="Times New Roman"/>
           <w:sz w:val="28"/>
         </w:rPr>
-        <w:t>проведение мероприятий:</w:t>
+        <w:t xml:space="preserve">Проведение мероприятий:</w:t>
       </w:r>
     </w:p>
     <w:p>
@@ -3042,22 +2961,7 @@
           <w:rFonts w:ascii="Times New Roman" w:hAnsi="Times New Roman"/>
           <w:sz w:val="28"/>
         </w:rPr>
-        <w:t xml:space="preserve">Центр активно предлагает услуги по организации и проведению дней </w:t>
-      </w:r>
-      <w:r>
-        <w:rPr>
-          <w:rFonts w:ascii="Times New Roman" w:hAnsi="Times New Roman"/>
-          <w:sz w:val="28"/>
-          <w:szCs w:val="28"/>
-        </w:rPr>
-        <w:t>рождения</w:t>
-      </w:r>
-      <w:r>
-        <w:rPr>
-          <w:rFonts w:ascii="Times New Roman" w:hAnsi="Times New Roman"/>
-          <w:sz w:val="28"/>
-        </w:rPr>
-        <w:t>, корпоративных мероприятий, турниров, тематических вечеринок и семейных праздников. Для этого предусмотрены отдельные VIP-залы и специальная анимационная программа.</w:t>
+        <w:t xml:space="preserve">Комплекс активно занимается организацией и проведением дней рождения, корпоративных встреч, турниров, тематических вечеринок и семейных торжеств. Для этих целей предусмотрены отдельные VIP‑залы, а также собственная анимационная программа.</w:t>
       </w:r>
     </w:p>
     <w:p>
@@ -3080,7 +2984,7 @@
           <w:rFonts w:ascii="Times New Roman" w:hAnsi="Times New Roman"/>
           <w:sz w:val="28"/>
         </w:rPr>
-        <w:t>онлайн-сервисы и бронирование:</w:t>
+        <w:t xml:space="preserve">Онлайн‑сервисы и бронирование:</w:t>
       </w:r>
     </w:p>
     <w:p>
@@ -3099,7 +3003,7 @@
           <w:rFonts w:ascii="Times New Roman" w:hAnsi="Times New Roman"/>
           <w:sz w:val="28"/>
         </w:rPr>
-        <w:t>Для удобства клиентов реализована система онлайн-бронирования дорожек и услуг через сайт компании или по телефону. Клиенты могут заранее выбрать удобное время, заказать дополнительные услуги и оплатить их онлайн.</w:t>
+        <w:t xml:space="preserve">Для удобства гостей реализована возможность интернет‑бронирования дорожек и сопутствующих услуг через сайт или по телефону. Клиент заблаговременно выбирает время посещения, заказывает дополнительные услуги и оплачивает их онлайн.</w:t>
       </w:r>
     </w:p>
     <w:p>
@@ -3122,7 +3026,7 @@
           <w:rFonts w:ascii="Times New Roman" w:hAnsi="Times New Roman"/>
           <w:sz w:val="28"/>
         </w:rPr>
-        <w:t>розничная торговля:</w:t>
+        <w:t xml:space="preserve">Розничная торговля:</w:t>
       </w:r>
     </w:p>
     <w:p>
@@ -3141,7 +3045,7 @@
           <w:rFonts w:ascii="Times New Roman" w:hAnsi="Times New Roman"/>
           <w:sz w:val="28"/>
         </w:rPr>
-        <w:t>В комплексе осуществляется продажа аксессуаров и сувенирной продукции, такой как мячи для боулинга, перчатки, фирменные футболки, подарочные сертификаты и пр.</w:t>
+        <w:t xml:space="preserve">В комплексе организована продажа аксессуаров и сувенирной продукции: мячей для боулинга, перчаток, фирменных футболок, подарочных сертификатов и тому подобного.</w:t>
       </w:r>
     </w:p>
     <w:p>
@@ -3164,7 +3068,7 @@
           <w:rFonts w:ascii="Times New Roman" w:hAnsi="Times New Roman"/>
           <w:sz w:val="28"/>
         </w:rPr>
-        <w:t>клиентская поддержка:</w:t>
+        <w:t xml:space="preserve">Клиентская поддержка:</w:t>
       </w:r>
     </w:p>
     <w:p>
@@ -3183,7 +3087,7 @@
           <w:rFonts w:ascii="Times New Roman" w:hAnsi="Times New Roman"/>
           <w:sz w:val="28"/>
         </w:rPr>
-        <w:t>Служба поддержки работает как непосредственно в зале, так и через горячую линию и онлайн-чат на сайте для решения вопросов посетителей и оперативного реагирования на возможные проблемы.</w:t>
+        <w:t xml:space="preserve">Сервис поддержки работает как непосредственно в зале, так и по телефону горячей линии и в онлайн‑чате на сайте — для оперативного решения вопросов посетителей.</w:t>
       </w:r>
     </w:p>
     <w:p>
@@ -3202,29 +3106,7 @@
           <w:rFonts w:ascii="Times New Roman" w:hAnsi="Times New Roman"/>
           <w:sz w:val="28"/>
         </w:rPr>
-        <w:t>Бесперебойная работа всех элементов инфраструктуры во многом зависит от эффективности используемых информационных технологий. Локальная сеть обеспечивает</w:t>
-      </w:r>
-      <w:r>
-        <w:rPr>
-          <w:rFonts w:ascii="Times New Roman" w:hAnsi="Times New Roman"/>
-          <w:sz w:val="28"/>
-        </w:rPr>
-        <w:t xml:space="preserve"> </w:t>
-      </w:r>
-      <w:r>
-        <w:rPr>
-          <w:rFonts w:ascii="Times New Roman" w:hAnsi="Times New Roman"/>
-          <w:sz w:val="28"/>
-          <w:lang w:val="en-US"/>
-        </w:rPr>
-        <w:t>[2]</w:t>
-      </w:r>
-      <w:r>
-        <w:rPr>
-          <w:rFonts w:ascii="Times New Roman" w:hAnsi="Times New Roman"/>
-          <w:sz w:val="28"/>
-        </w:rPr>
-        <w:t>:</w:t>
+        <w:t xml:space="preserve">Стабильная работа всех элементов инфраструктуры в значительной степени определяется качеством используемых IT‑решений. Локальная сеть обеспечивает [2]:</w:t>
       </w:r>
     </w:p>
     <w:p>
@@ -3250,8 +3132,7 @@
           <w:sz w:val="28"/>
           <w:szCs w:val="28"/>
         </w:rPr>
-        <w:lastRenderedPageBreak/>
-        <w:t>Автоматизацию процесса бронирования и обслуживания клиентов;</w:t>
+        <w:t xml:space="preserve">автоматизацию бронирования и обслуживания гостей;</w:t>
       </w:r>
     </w:p>
     <w:p>
@@ -3277,7 +3158,7 @@
           <w:sz w:val="28"/>
           <w:szCs w:val="28"/>
         </w:rPr>
-        <w:t>Эффективный обмен информацией между администрацией, бухгалтерией и технической поддержкой;</w:t>
+        <w:t xml:space="preserve">эффективное взаимодействие администрации, бухгалтерии и службы технической поддержки;</w:t>
       </w:r>
     </w:p>
     <w:p>
@@ -3303,7 +3184,7 @@
           <w:sz w:val="28"/>
           <w:szCs w:val="28"/>
         </w:rPr>
-        <w:t>Поддержку работы онлайн-сервисов и оперативный доступ к интернет-ресурсам;</w:t>
+        <w:t xml:space="preserve">работу онлайн‑сервисов и быстрый доступ к интернет‑ресурсам;</w:t>
       </w:r>
     </w:p>
     <w:p>
@@ -3329,7 +3210,7 @@
           <w:sz w:val="28"/>
           <w:szCs w:val="28"/>
         </w:rPr>
-        <w:t>Информационную безопасность данных клиентов;</w:t>
+        <w:t xml:space="preserve">сохранность и защищённость сведений о клиентах;</w:t>
       </w:r>
     </w:p>
     <w:p>
@@ -3355,7 +3236,7 @@
           <w:sz w:val="28"/>
           <w:szCs w:val="28"/>
         </w:rPr>
-        <w:t>Возможность интеграции с облачными сервисами (например, системы лояльности, аналитика загрузки центра).</w:t>
+        <w:t xml:space="preserve">интеграцию с внешними облачными решениями (например, программами лояльности и системами аналитики посещаемости).</w:t>
       </w:r>
     </w:p>
     <w:p>
@@ -3374,7 +3255,7 @@
           <w:rFonts w:ascii="Times New Roman" w:hAnsi="Times New Roman"/>
           <w:sz w:val="28"/>
         </w:rPr>
-        <w:t>На сегодняшний день отсутствие современной ЛВС создает определённые трудности для развития бизнеса и предоставления высокотехнологичных услуг клиентам. Внедрение современной сети даст следующие преимущества:</w:t>
+        <w:t xml:space="preserve">На сегодняшний день отсутствие современной ЛВС ощутимо сдерживает развитие бизнеса и внедрение высокотехнологичных сервисов. Внедрение новой сети позволит:</w:t>
       </w:r>
     </w:p>
     <w:p>
@@ -3400,7 +3281,7 @@
           <w:sz w:val="28"/>
           <w:szCs w:val="28"/>
         </w:rPr>
-        <w:t>Сокращение времени на обслуживание клиентов и бронирование дорожек;</w:t>
+        <w:t xml:space="preserve">сократить время на обслуживание гостей и бронирование дорожек;</w:t>
       </w:r>
     </w:p>
     <w:p>
@@ -3426,7 +3307,7 @@
           <w:sz w:val="28"/>
           <w:szCs w:val="28"/>
         </w:rPr>
-        <w:t>Оперативный обмен информацией между отделами;</w:t>
+        <w:t xml:space="preserve">ускорить обмен данными между отделами;</w:t>
       </w:r>
     </w:p>
     <w:p>
@@ -3452,7 +3333,7 @@
           <w:sz w:val="28"/>
           <w:szCs w:val="28"/>
         </w:rPr>
-        <w:t>Увеличение скорости доступа к данным и устойчивости работы всех сервисов;</w:t>
+        <w:t xml:space="preserve">увеличить скорость доступа к информации и устойчивость работы сервисов;</w:t>
       </w:r>
     </w:p>
     <w:p>
@@ -3478,7 +3359,7 @@
           <w:sz w:val="28"/>
           <w:szCs w:val="28"/>
         </w:rPr>
-        <w:t>Возможность масштабирования системы при расширении бизнеса.</w:t>
+        <w:t xml:space="preserve">получить запас по масштабируемости при дальнейшем развитии комплекса.</w:t>
       </w:r>
     </w:p>
     <w:p>
@@ -3497,7 +3378,7 @@
           <w:rFonts w:ascii="Times New Roman" w:hAnsi="Times New Roman"/>
           <w:sz w:val="28"/>
         </w:rPr>
-        <w:t>Таким образом, спортивно-развлекательный комплекс «ТриалСпорт» постоянно развивается и стремится соответствовать актуальным требованиям рынка развлечений, делая ставку на использование современных компьютерных и сетевых технологий для повышения качества оказываемых услуг.</w:t>
+        <w:t xml:space="preserve">Таким образом, спортивно‑развлекательный комплекс «ТриалСпорт» постоянно развивается и стремится соответствовать современным требованиям рынка развлечений, делая ставку на использование актуальных компьютерных и сетевых технологий для повышения качества предоставляемых услуг.</w:t>
       </w:r>
     </w:p>
     <w:p>
@@ -3591,7 +3472,7 @@
           <w:szCs w:val="28"/>
           <w:lang w:eastAsia="ru-RU"/>
         </w:rPr>
-        <w:t xml:space="preserve">Спортивно‑развлекательный комплекс «ТриалСпорт» имеет несколько функциональных зон, каждая из которых требует размещения рабочих мест для персонала с учётом специфики работы. Общая планировка центра спроектирована так, чтобы обеспечить: </w:t>
+        <w:t xml:space="preserve">В составе спортивно‑развлекательного комплекса «ТриалСпорт» выделено несколько функциональных зон, и в каждой из них размещение рабочих мест продумывается с учётом специфики выполняемых задач. Общая планировка организована таким образом, чтобы обеспечить:</w:t>
       </w:r>
     </w:p>
     <w:p>
@@ -3617,7 +3498,7 @@
           <w:sz w:val="28"/>
           <w:szCs w:val="28"/>
         </w:rPr>
-        <w:t>удобство для посетителей;</w:t>
+        <w:t xml:space="preserve">комфорт для посетителей;</w:t>
       </w:r>
     </w:p>
     <w:p>
@@ -3643,7 +3524,7 @@
           <w:sz w:val="28"/>
           <w:szCs w:val="28"/>
         </w:rPr>
-        <w:t>эффективную работу персонала;</w:t>
+        <w:t xml:space="preserve">продуктивную работу персонала;</w:t>
       </w:r>
     </w:p>
     <w:p>
@@ -3669,7 +3550,7 @@
           <w:sz w:val="28"/>
           <w:szCs w:val="28"/>
         </w:rPr>
-        <w:t>быстрый обмен информацией между отделами;</w:t>
+        <w:t xml:space="preserve">быстрое движение информации между подразделениями;</w:t>
       </w:r>
     </w:p>
     <w:p>
@@ -3695,7 +3576,7 @@
           <w:sz w:val="28"/>
           <w:szCs w:val="28"/>
         </w:rPr>
-        <w:t>бесперебойную работу IT‑инфраструктуры.</w:t>
+        <w:t xml:space="preserve">бесперебойную работу IT‑инфраструктуры.</w:t>
       </w:r>
     </w:p>
     <w:p>
@@ -3717,43 +3598,7 @@
           <w:szCs w:val="28"/>
           <w:lang w:eastAsia="ru-RU"/>
         </w:rPr>
-        <w:t>Основные зоны</w:t>
-      </w:r>
-      <w:r>
-        <w:rPr>
-          <w:rFonts w:ascii="Times New Roman" w:hAnsi="Times New Roman" w:cs="Times New Roman"/>
-          <w:sz w:val="28"/>
-          <w:szCs w:val="28"/>
-          <w:lang w:eastAsia="ru-RU"/>
-        </w:rPr>
-        <w:t xml:space="preserve">, которые есть в </w:t>
-      </w:r>
-      <w:r>
-        <w:rPr>
-          <w:rFonts w:ascii="Times New Roman" w:hAnsi="Times New Roman" w:cs="Times New Roman"/>
-          <w:sz w:val="28"/>
-          <w:szCs w:val="28"/>
-          <w:lang w:eastAsia="ru-RU"/>
-        </w:rPr>
-        <w:t>спортивно‑развлекательный комплекс</w:t>
-      </w:r>
-      <w:r>
-        <w:rPr>
-          <w:rFonts w:ascii="Times New Roman" w:hAnsi="Times New Roman" w:cs="Times New Roman"/>
-          <w:sz w:val="28"/>
-          <w:szCs w:val="28"/>
-          <w:lang w:eastAsia="ru-RU"/>
-        </w:rPr>
-        <w:t>е</w:t>
-      </w:r>
-      <w:r>
-        <w:rPr>
-          <w:rFonts w:ascii="Times New Roman" w:hAnsi="Times New Roman" w:cs="Times New Roman"/>
-          <w:sz w:val="28"/>
-          <w:szCs w:val="28"/>
-          <w:lang w:eastAsia="ru-RU"/>
-        </w:rPr>
-        <w:t>:</w:t>
+        <w:t xml:space="preserve">Основные зоны, имеющиеся в комплексе:</w:t>
       </w:r>
     </w:p>
     <w:p>
@@ -3778,23 +3623,7 @@
           <w:sz w:val="28"/>
           <w:szCs w:val="28"/>
         </w:rPr>
-        <w:t>з</w:t>
-      </w:r>
-      <w:r>
-        <w:rPr>
-          <w:rFonts w:ascii="Times New Roman" w:hAnsi="Times New Roman"/>
-          <w:sz w:val="28"/>
-          <w:szCs w:val="28"/>
-        </w:rPr>
-        <w:t>она боулинга — основная игровая зона с автоматизированными дорожками, табло результатов и системой учёта игроков</w:t>
-      </w:r>
-      <w:r>
-        <w:rPr>
-          <w:rFonts w:ascii="Times New Roman" w:hAnsi="Times New Roman"/>
-          <w:sz w:val="28"/>
-          <w:szCs w:val="28"/>
-        </w:rPr>
-        <w:t>;</w:t>
+        <w:t xml:space="preserve">зона боулинга — главная игровая площадка с автоматизированными дорожками, табло и системой регистрации игроков;</w:t>
       </w:r>
     </w:p>
     <w:p>
@@ -3819,23 +3648,7 @@
           <w:sz w:val="28"/>
           <w:szCs w:val="28"/>
         </w:rPr>
-        <w:t>р</w:t>
-      </w:r>
-      <w:r>
-        <w:rPr>
-          <w:rFonts w:ascii="Times New Roman" w:hAnsi="Times New Roman"/>
-          <w:sz w:val="28"/>
-          <w:szCs w:val="28"/>
-        </w:rPr>
-        <w:t>есторан и бар — зона питания с местами для посетителей и рабочим пространством для персонала</w:t>
-      </w:r>
-      <w:r>
-        <w:rPr>
-          <w:rFonts w:ascii="Times New Roman" w:hAnsi="Times New Roman"/>
-          <w:sz w:val="28"/>
-          <w:szCs w:val="28"/>
-        </w:rPr>
-        <w:t>;</w:t>
+        <w:t xml:space="preserve">ресторан и бар — пространство для приёма пищи с местами для гостей и рабочей зоной для персонала;</w:t>
       </w:r>
     </w:p>
     <w:p>
@@ -3860,23 +3673,7 @@
           <w:sz w:val="28"/>
           <w:szCs w:val="28"/>
         </w:rPr>
-        <w:t>з</w:t>
-      </w:r>
-      <w:r>
-        <w:rPr>
-          <w:rFonts w:ascii="Times New Roman" w:hAnsi="Times New Roman"/>
-          <w:sz w:val="28"/>
-          <w:szCs w:val="28"/>
-        </w:rPr>
-        <w:t>она игровых автоматов и развлечений — включает аэрохоккей, дартс, настольные игры и т. д.</w:t>
-      </w:r>
-      <w:r>
-        <w:rPr>
-          <w:rFonts w:ascii="Times New Roman" w:hAnsi="Times New Roman"/>
-          <w:sz w:val="28"/>
-          <w:szCs w:val="28"/>
-        </w:rPr>
-        <w:t>;</w:t>
+        <w:t xml:space="preserve">зона игровых автоматов и развлечений — включает аэрохоккей, дартс, настольные игры и т. д.;</w:t>
       </w:r>
     </w:p>
     <w:p>
@@ -3901,47 +3698,7 @@
           <w:sz w:val="28"/>
           <w:szCs w:val="28"/>
         </w:rPr>
-        <w:t>а</w:t>
-      </w:r>
-      <w:r>
-        <w:rPr>
-          <w:rFonts w:ascii="Times New Roman" w:hAnsi="Times New Roman"/>
-          <w:sz w:val="28"/>
-          <w:szCs w:val="28"/>
-        </w:rPr>
-        <w:t>дминистративная зона — руководств</w:t>
-      </w:r>
-      <w:r>
-        <w:rPr>
-          <w:rFonts w:ascii="Times New Roman" w:hAnsi="Times New Roman"/>
-          <w:sz w:val="28"/>
-          <w:szCs w:val="28"/>
-        </w:rPr>
-        <w:t>о</w:t>
-      </w:r>
-      <w:r>
-        <w:rPr>
-          <w:rFonts w:ascii="Times New Roman" w:hAnsi="Times New Roman"/>
-          <w:sz w:val="28"/>
-          <w:szCs w:val="28"/>
-        </w:rPr>
-        <w:t xml:space="preserve">, бухгалтерия, </w:t>
-      </w:r>
-      <w:r>
-        <w:rPr>
-          <w:rFonts w:ascii="Times New Roman" w:hAnsi="Times New Roman"/>
-          <w:sz w:val="28"/>
-          <w:szCs w:val="28"/>
-        </w:rPr>
-        <w:t>менеджмент</w:t>
-      </w:r>
-      <w:r>
-        <w:rPr>
-          <w:rFonts w:ascii="Times New Roman" w:hAnsi="Times New Roman"/>
-          <w:sz w:val="28"/>
-          <w:szCs w:val="28"/>
-        </w:rPr>
-        <w:t>;</w:t>
+        <w:t xml:space="preserve">административная зона — руководство, бухгалтерия, менеджмент;</w:t>
       </w:r>
     </w:p>
     <w:p>
@@ -3966,23 +3723,7 @@
           <w:sz w:val="28"/>
           <w:szCs w:val="28"/>
         </w:rPr>
-        <w:t>т</w:t>
-      </w:r>
-      <w:r>
-        <w:rPr>
-          <w:rFonts w:ascii="Times New Roman" w:hAnsi="Times New Roman"/>
-          <w:sz w:val="28"/>
-          <w:szCs w:val="28"/>
-        </w:rPr>
-        <w:t>ехническая зона — серверная, помещение для хранения оборудования, подсобные помещения</w:t>
-      </w:r>
-      <w:r>
-        <w:rPr>
-          <w:rFonts w:ascii="Times New Roman" w:hAnsi="Times New Roman"/>
-          <w:sz w:val="28"/>
-          <w:szCs w:val="28"/>
-        </w:rPr>
-        <w:t>;</w:t>
+        <w:t xml:space="preserve">техническая зона — серверная, помещение для хранения оборудования, подсобные помещения;</w:t>
       </w:r>
     </w:p>
     <w:p>
@@ -4007,23 +3748,7 @@
           <w:sz w:val="28"/>
           <w:szCs w:val="28"/>
         </w:rPr>
-        <w:t>з</w:t>
-      </w:r>
-      <w:r>
-        <w:rPr>
-          <w:rFonts w:ascii="Times New Roman" w:hAnsi="Times New Roman"/>
-          <w:sz w:val="28"/>
-          <w:szCs w:val="28"/>
-        </w:rPr>
-        <w:t>она онлайн‑бронирования и клиентской поддержки — стойка администратора, телефонная станция, рабочие места операторов</w:t>
-      </w:r>
-      <w:r>
-        <w:rPr>
-          <w:rFonts w:ascii="Times New Roman" w:hAnsi="Times New Roman"/>
-          <w:sz w:val="28"/>
-          <w:szCs w:val="28"/>
-        </w:rPr>
-        <w:t>;</w:t>
+        <w:t xml:space="preserve">зона онлайн‑бронирования и клиентской поддержки — стойка администратора, телефонная станция, рабочие места операторов;</w:t>
       </w:r>
     </w:p>
     <w:p>
@@ -4048,15 +3773,7 @@
           <w:sz w:val="28"/>
           <w:szCs w:val="28"/>
         </w:rPr>
-        <w:t>т</w:t>
-      </w:r>
-      <w:r>
-        <w:rPr>
-          <w:rFonts w:ascii="Times New Roman" w:hAnsi="Times New Roman"/>
-          <w:sz w:val="28"/>
-          <w:szCs w:val="28"/>
-        </w:rPr>
-        <w:t xml:space="preserve">орговая зона — магазин аксессуаров и сувениров. </w:t>
+        <w:t xml:space="preserve">торговая зона — магазин аксессуаров и сувениров.</w:t>
       </w:r>
     </w:p>
     <w:p>
@@ -4078,52 +3795,7 @@
           <w:szCs w:val="28"/>
           <w:lang w:eastAsia="ru-RU"/>
         </w:rPr>
-        <w:t xml:space="preserve">В спортивно‑развлекательном комплексе «ТриалСпорт» </w:t>
-      </w:r>
-      <w:r>
-        <w:rPr>
-          <w:rFonts w:ascii="Times New Roman" w:hAnsi="Times New Roman" w:cs="Times New Roman"/>
-          <w:sz w:val="28"/>
-          <w:szCs w:val="28"/>
-          <w:lang w:eastAsia="ru-RU"/>
-        </w:rPr>
-        <w:t>задействованы</w:t>
-      </w:r>
-      <w:r>
-        <w:rPr>
-          <w:rFonts w:ascii="Times New Roman" w:hAnsi="Times New Roman" w:cs="Times New Roman"/>
-          <w:sz w:val="28"/>
-          <w:szCs w:val="28"/>
-          <w:lang w:eastAsia="ru-RU"/>
-        </w:rPr>
-        <w:t xml:space="preserve"> </w:t>
-      </w:r>
-      <w:r>
-        <w:rPr>
-          <w:rFonts w:ascii="Times New Roman" w:hAnsi="Times New Roman" w:cs="Times New Roman"/>
-          <w:sz w:val="28"/>
-          <w:szCs w:val="28"/>
-          <w:lang w:eastAsia="ru-RU"/>
-        </w:rPr>
-        <w:t xml:space="preserve">следующие </w:t>
-      </w:r>
-      <w:r>
-        <w:rPr>
-          <w:rFonts w:ascii="Times New Roman" w:hAnsi="Times New Roman" w:cs="Times New Roman"/>
-          <w:sz w:val="28"/>
-          <w:szCs w:val="28"/>
-          <w:lang w:eastAsia="ru-RU"/>
-        </w:rPr>
-        <w:t>специалисты</w:t>
-      </w:r>
-      <w:r>
-        <w:rPr>
-          <w:rFonts w:ascii="Times New Roman" w:hAnsi="Times New Roman" w:cs="Times New Roman"/>
-          <w:sz w:val="28"/>
-          <w:szCs w:val="28"/>
-          <w:lang w:eastAsia="ru-RU"/>
-        </w:rPr>
-        <w:t>:</w:t>
+        <w:t xml:space="preserve">В комплексе «ТриалСпорт» задействованы следующие специалисты:</w:t>
       </w:r>
     </w:p>
     <w:p>
@@ -4148,55 +3820,7 @@
           <w:sz w:val="28"/>
           <w:szCs w:val="28"/>
         </w:rPr>
-        <w:t>в</w:t>
-      </w:r>
-      <w:r>
-        <w:rPr>
-          <w:rFonts w:ascii="Times New Roman" w:hAnsi="Times New Roman"/>
-          <w:sz w:val="28"/>
-          <w:szCs w:val="28"/>
-        </w:rPr>
-        <w:t xml:space="preserve"> з</w:t>
-      </w:r>
-      <w:r>
-        <w:rPr>
-          <w:rFonts w:ascii="Times New Roman" w:hAnsi="Times New Roman"/>
-          <w:sz w:val="28"/>
-          <w:szCs w:val="28"/>
-        </w:rPr>
-        <w:t>он</w:t>
-      </w:r>
-      <w:r>
-        <w:rPr>
-          <w:rFonts w:ascii="Times New Roman" w:hAnsi="Times New Roman"/>
-          <w:sz w:val="28"/>
-          <w:szCs w:val="28"/>
-        </w:rPr>
-        <w:t>е</w:t>
-      </w:r>
-      <w:r>
-        <w:rPr>
-          <w:rFonts w:ascii="Times New Roman" w:hAnsi="Times New Roman"/>
-          <w:sz w:val="28"/>
-          <w:szCs w:val="28"/>
-        </w:rPr>
-        <w:t xml:space="preserve"> боулинга</w:t>
-      </w:r>
-      <w:r>
-        <w:rPr>
-          <w:rFonts w:ascii="Times New Roman" w:hAnsi="Times New Roman"/>
-          <w:sz w:val="28"/>
-          <w:szCs w:val="28"/>
-        </w:rPr>
-        <w:t xml:space="preserve"> работают сотрудники</w:t>
-      </w:r>
-      <w:r>
-        <w:rPr>
-          <w:rFonts w:ascii="Times New Roman" w:hAnsi="Times New Roman"/>
-          <w:sz w:val="28"/>
-          <w:szCs w:val="28"/>
-        </w:rPr>
-        <w:t>:</w:t>
+        <w:t xml:space="preserve">В зоне боулинга работают:</w:t>
       </w:r>
     </w:p>
     <w:p>
@@ -4224,23 +3848,7 @@
           <w:sz w:val="28"/>
           <w:szCs w:val="28"/>
         </w:rPr>
-        <w:t>администратор дорожек — контролиру</w:t>
-      </w:r>
-      <w:r>
-        <w:rPr>
-          <w:rFonts w:ascii="Times New Roman" w:hAnsi="Times New Roman"/>
-          <w:sz w:val="28"/>
-          <w:szCs w:val="28"/>
-        </w:rPr>
-        <w:t>е</w:t>
-      </w:r>
-      <w:r>
-        <w:rPr>
-          <w:rFonts w:ascii="Times New Roman" w:hAnsi="Times New Roman"/>
-          <w:sz w:val="28"/>
-          <w:szCs w:val="28"/>
-        </w:rPr>
-        <w:t>т работу дорожек;</w:t>
+        <w:t xml:space="preserve">администратор дорожек — отвечает за организацию работы дорожек;</w:t>
       </w:r>
     </w:p>
     <w:p>
@@ -4268,47 +3876,7 @@
           <w:sz w:val="28"/>
           <w:szCs w:val="28"/>
         </w:rPr>
-        <w:t xml:space="preserve">два </w:t>
-      </w:r>
-      <w:r>
-        <w:rPr>
-          <w:rFonts w:ascii="Times New Roman" w:hAnsi="Times New Roman"/>
-          <w:sz w:val="28"/>
-          <w:szCs w:val="28"/>
-        </w:rPr>
-        <w:t>технически</w:t>
-      </w:r>
-      <w:r>
-        <w:rPr>
-          <w:rFonts w:ascii="Times New Roman" w:hAnsi="Times New Roman"/>
-          <w:sz w:val="28"/>
-          <w:szCs w:val="28"/>
-        </w:rPr>
-        <w:t>х</w:t>
-      </w:r>
-      <w:r>
-        <w:rPr>
-          <w:rFonts w:ascii="Times New Roman" w:hAnsi="Times New Roman"/>
-          <w:sz w:val="28"/>
-          <w:szCs w:val="28"/>
-        </w:rPr>
-        <w:t xml:space="preserve"> специалист</w:t>
-      </w:r>
-      <w:r>
-        <w:rPr>
-          <w:rFonts w:ascii="Times New Roman" w:hAnsi="Times New Roman"/>
-          <w:sz w:val="28"/>
-          <w:szCs w:val="28"/>
-        </w:rPr>
-        <w:t>а</w:t>
-      </w:r>
-      <w:r>
-        <w:rPr>
-          <w:rFonts w:ascii="Times New Roman" w:hAnsi="Times New Roman"/>
-          <w:sz w:val="28"/>
-          <w:szCs w:val="28"/>
-        </w:rPr>
-        <w:t xml:space="preserve"> — обслуживают оборудование, устраняют неисправности.</w:t>
+        <w:t xml:space="preserve">два технических специалиста — обслуживают оборудование и устраняют неисправности.</w:t>
       </w:r>
     </w:p>
     <w:p>
@@ -4333,47 +3901,7 @@
           <w:sz w:val="28"/>
           <w:szCs w:val="28"/>
         </w:rPr>
-        <w:t>в р</w:t>
-      </w:r>
-      <w:r>
-        <w:rPr>
-          <w:rFonts w:ascii="Times New Roman" w:hAnsi="Times New Roman"/>
-          <w:sz w:val="28"/>
-          <w:szCs w:val="28"/>
-        </w:rPr>
-        <w:t>есторан</w:t>
-      </w:r>
-      <w:r>
-        <w:rPr>
-          <w:rFonts w:ascii="Times New Roman" w:hAnsi="Times New Roman"/>
-          <w:sz w:val="28"/>
-          <w:szCs w:val="28"/>
-        </w:rPr>
-        <w:t>е</w:t>
-      </w:r>
-      <w:r>
-        <w:rPr>
-          <w:rFonts w:ascii="Times New Roman" w:hAnsi="Times New Roman"/>
-          <w:sz w:val="28"/>
-          <w:szCs w:val="28"/>
-        </w:rPr>
-        <w:t xml:space="preserve"> и бар</w:t>
-      </w:r>
-      <w:r>
-        <w:rPr>
-          <w:rFonts w:ascii="Times New Roman" w:hAnsi="Times New Roman"/>
-          <w:sz w:val="28"/>
-          <w:szCs w:val="28"/>
-        </w:rPr>
-        <w:t>е работают сотрудники</w:t>
-      </w:r>
-      <w:r>
-        <w:rPr>
-          <w:rFonts w:ascii="Times New Roman" w:hAnsi="Times New Roman"/>
-          <w:sz w:val="28"/>
-          <w:szCs w:val="28"/>
-        </w:rPr>
-        <w:t>:</w:t>
+        <w:t xml:space="preserve">В ресторане и баре работают:</w:t>
       </w:r>
     </w:p>
     <w:p>
@@ -4401,55 +3929,7 @@
           <w:sz w:val="28"/>
           <w:szCs w:val="28"/>
         </w:rPr>
-        <w:t xml:space="preserve">два </w:t>
-      </w:r>
-      <w:r>
-        <w:rPr>
-          <w:rFonts w:ascii="Times New Roman" w:hAnsi="Times New Roman"/>
-          <w:sz w:val="28"/>
-          <w:szCs w:val="28"/>
-        </w:rPr>
-        <w:t>бармен</w:t>
-      </w:r>
-      <w:r>
-        <w:rPr>
-          <w:rFonts w:ascii="Times New Roman" w:hAnsi="Times New Roman"/>
-          <w:sz w:val="28"/>
-          <w:szCs w:val="28"/>
-        </w:rPr>
-        <w:t>а</w:t>
-      </w:r>
-      <w:r>
-        <w:rPr>
-          <w:rFonts w:ascii="Times New Roman" w:hAnsi="Times New Roman"/>
-          <w:sz w:val="28"/>
-          <w:szCs w:val="28"/>
-        </w:rPr>
-        <w:t xml:space="preserve"> </w:t>
-      </w:r>
-      <w:r>
-        <w:rPr>
-          <w:rFonts w:ascii="Times New Roman" w:hAnsi="Times New Roman"/>
-          <w:sz w:val="28"/>
-          <w:szCs w:val="28"/>
-        </w:rPr>
-        <w:t>—</w:t>
-      </w:r>
-      <w:r>
-        <w:rPr>
-          <w:rFonts w:ascii="Times New Roman" w:hAnsi="Times New Roman"/>
-          <w:sz w:val="28"/>
-          <w:szCs w:val="28"/>
-        </w:rPr>
-        <w:t xml:space="preserve"> </w:t>
-      </w:r>
-      <w:r>
-        <w:rPr>
-          <w:rFonts w:ascii="Times New Roman" w:hAnsi="Times New Roman"/>
-          <w:sz w:val="28"/>
-          <w:szCs w:val="28"/>
-        </w:rPr>
-        <w:t>обслуживают гостей за барной стойкой, готовят напитки (алкогольные и безалкогольные), контролируют наличие ингредиентов и инвентаря, поддерживают чистоту рабочего места;</w:t>
+        <w:t xml:space="preserve">два бармена — обслуживают гостей за барной стойкой, готовят напитки (алкогольные и безалкогольные), контролируют запас ингредиентов и инвентаря, поддерживают чистоту рабочего места;</w:t>
       </w:r>
     </w:p>
     <w:p>
@@ -4477,63 +3957,7 @@
           <w:sz w:val="28"/>
           <w:szCs w:val="28"/>
         </w:rPr>
-        <w:t xml:space="preserve">три </w:t>
-      </w:r>
-      <w:r>
-        <w:rPr>
-          <w:rFonts w:ascii="Times New Roman" w:hAnsi="Times New Roman"/>
-          <w:sz w:val="28"/>
-          <w:szCs w:val="28"/>
-        </w:rPr>
-        <w:t>официант</w:t>
-      </w:r>
-      <w:r>
-        <w:rPr>
-          <w:rFonts w:ascii="Times New Roman" w:hAnsi="Times New Roman"/>
-          <w:sz w:val="28"/>
-          <w:szCs w:val="28"/>
-        </w:rPr>
-        <w:t>а</w:t>
-      </w:r>
-      <w:r>
-        <w:rPr>
-          <w:rFonts w:ascii="Times New Roman" w:hAnsi="Times New Roman"/>
-          <w:sz w:val="28"/>
-          <w:szCs w:val="28"/>
-        </w:rPr>
-        <w:t xml:space="preserve"> </w:t>
-      </w:r>
-      <w:r>
-        <w:rPr>
-          <w:rFonts w:ascii="Times New Roman" w:hAnsi="Times New Roman"/>
-          <w:sz w:val="28"/>
-          <w:szCs w:val="28"/>
-        </w:rPr>
-        <w:t>—</w:t>
-      </w:r>
-      <w:r>
-        <w:rPr>
-          <w:rFonts w:ascii="Times New Roman" w:hAnsi="Times New Roman"/>
-          <w:sz w:val="28"/>
-          <w:szCs w:val="28"/>
-        </w:rPr>
-        <w:t xml:space="preserve"> </w:t>
-      </w:r>
-      <w:r>
-        <w:rPr>
-          <w:rFonts w:ascii="Times New Roman" w:hAnsi="Times New Roman"/>
-          <w:sz w:val="28"/>
-          <w:szCs w:val="28"/>
-        </w:rPr>
-        <w:t>принимают заказы от посетителей, сервируют столы, приносят блюда и напитки из кухни, обеспечивают высокий уровень сервиса и комфорта гостей, рассчитывают посетителей</w:t>
-      </w:r>
-      <w:r>
-        <w:rPr>
-          <w:rFonts w:ascii="Times New Roman" w:hAnsi="Times New Roman"/>
-          <w:sz w:val="28"/>
-          <w:szCs w:val="28"/>
-        </w:rPr>
-        <w:t>;</w:t>
+        <w:t xml:space="preserve">три официанта — принимают заказы у посетителей, сервируют столы, доставляют блюда и напитки из кухни, обеспечивают высокий уровень сервиса, рассчитывают гостей;</w:t>
       </w:r>
     </w:p>
     <w:p>
@@ -4561,47 +3985,7 @@
           <w:sz w:val="28"/>
           <w:szCs w:val="28"/>
         </w:rPr>
-        <w:t>шеф‑повар</w:t>
-      </w:r>
-      <w:r>
-        <w:rPr>
-          <w:rFonts w:ascii="Times New Roman" w:hAnsi="Times New Roman"/>
-          <w:sz w:val="28"/>
-          <w:szCs w:val="28"/>
-        </w:rPr>
-        <w:t xml:space="preserve"> </w:t>
-      </w:r>
-      <w:r>
-        <w:rPr>
-          <w:rFonts w:ascii="Times New Roman" w:hAnsi="Times New Roman"/>
-          <w:sz w:val="28"/>
-          <w:szCs w:val="28"/>
-        </w:rPr>
-        <w:t>—</w:t>
-      </w:r>
-      <w:r>
-        <w:rPr>
-          <w:rFonts w:ascii="Times New Roman" w:hAnsi="Times New Roman"/>
-          <w:sz w:val="28"/>
-          <w:szCs w:val="28"/>
-        </w:rPr>
-        <w:t xml:space="preserve"> </w:t>
-      </w:r>
-      <w:r>
-        <w:rPr>
-          <w:rFonts w:ascii="Times New Roman" w:hAnsi="Times New Roman"/>
-          <w:sz w:val="28"/>
-          <w:szCs w:val="28"/>
-        </w:rPr>
-        <w:t>отвечает за разработку меню, контроль качества и вкусовых характеристик блюд, организацию работы кухни, соблюдение санитарных норм и правил гигиены, составление заявок на закупку продуктов</w:t>
-      </w:r>
-      <w:r>
-        <w:rPr>
-          <w:rFonts w:ascii="Times New Roman" w:hAnsi="Times New Roman"/>
-          <w:sz w:val="28"/>
-          <w:szCs w:val="28"/>
-        </w:rPr>
-        <w:t>;</w:t>
+        <w:t xml:space="preserve">шеф‑повар — занимается составлением меню, контролирует качество и вкусовые характеристики блюд, организует работу кухни, следит за соблюдением санитарных норм, формирует заявки на закупку продуктов;</w:t>
       </w:r>
     </w:p>
     <w:p>
@@ -4629,47 +4013,7 @@
           <w:sz w:val="28"/>
           <w:szCs w:val="28"/>
         </w:rPr>
-        <w:t>помощник повара</w:t>
-      </w:r>
-      <w:r>
-        <w:rPr>
-          <w:rFonts w:ascii="Times New Roman" w:hAnsi="Times New Roman"/>
-          <w:sz w:val="28"/>
-          <w:szCs w:val="28"/>
-        </w:rPr>
-        <w:t xml:space="preserve"> </w:t>
-      </w:r>
-      <w:r>
-        <w:rPr>
-          <w:rFonts w:ascii="Times New Roman" w:hAnsi="Times New Roman"/>
-          <w:sz w:val="28"/>
-          <w:szCs w:val="28"/>
-        </w:rPr>
-        <w:t>—</w:t>
-      </w:r>
-      <w:r>
-        <w:rPr>
-          <w:rFonts w:ascii="Times New Roman" w:hAnsi="Times New Roman"/>
-          <w:sz w:val="28"/>
-          <w:szCs w:val="28"/>
-        </w:rPr>
-        <w:t xml:space="preserve"> </w:t>
-      </w:r>
-      <w:r>
-        <w:rPr>
-          <w:rFonts w:ascii="Times New Roman" w:hAnsi="Times New Roman"/>
-          <w:sz w:val="28"/>
-          <w:szCs w:val="28"/>
-        </w:rPr>
-        <w:t>помогает шеф‑повару в приготовлении блюд, занимается подготовкой ингредиентов (нарезка, маринование и т. д.), поддерживает чистоту на кухне, участвует в инвентаризации продуктов</w:t>
-      </w:r>
-      <w:r>
-        <w:rPr>
-          <w:rFonts w:ascii="Times New Roman" w:hAnsi="Times New Roman"/>
-          <w:sz w:val="28"/>
-          <w:szCs w:val="28"/>
-        </w:rPr>
-        <w:t>.</w:t>
+        <w:t xml:space="preserve">помощник повара — содействует шеф‑повару в приготовлении блюд, выполняет подготовительные работы (нарезка, маринование и пр.), поддерживает чистоту на кухне, участвует в инвентаризации продуктов.</w:t>
       </w:r>
     </w:p>
     <w:p>
@@ -4694,55 +4038,7 @@
           <w:sz w:val="28"/>
           <w:szCs w:val="28"/>
         </w:rPr>
-        <w:t>в</w:t>
-      </w:r>
-      <w:r>
-        <w:rPr>
-          <w:rFonts w:ascii="Times New Roman" w:hAnsi="Times New Roman"/>
-          <w:sz w:val="28"/>
-          <w:szCs w:val="28"/>
-        </w:rPr>
-        <w:t xml:space="preserve"> з</w:t>
-      </w:r>
-      <w:r>
-        <w:rPr>
-          <w:rFonts w:ascii="Times New Roman" w:hAnsi="Times New Roman"/>
-          <w:sz w:val="28"/>
-          <w:szCs w:val="28"/>
-        </w:rPr>
-        <w:t>он</w:t>
-      </w:r>
-      <w:r>
-        <w:rPr>
-          <w:rFonts w:ascii="Times New Roman" w:hAnsi="Times New Roman"/>
-          <w:sz w:val="28"/>
-          <w:szCs w:val="28"/>
-        </w:rPr>
-        <w:t>е</w:t>
-      </w:r>
-      <w:r>
-        <w:rPr>
-          <w:rFonts w:ascii="Times New Roman" w:hAnsi="Times New Roman"/>
-          <w:sz w:val="28"/>
-          <w:szCs w:val="28"/>
-        </w:rPr>
-        <w:t xml:space="preserve"> игровых автоматов</w:t>
-      </w:r>
-      <w:r>
-        <w:rPr>
-          <w:rFonts w:ascii="Times New Roman" w:hAnsi="Times New Roman"/>
-          <w:sz w:val="28"/>
-          <w:szCs w:val="28"/>
-        </w:rPr>
-        <w:t xml:space="preserve"> работает </w:t>
-      </w:r>
-      <w:r>
-        <w:rPr>
-          <w:rFonts w:ascii="Times New Roman" w:hAnsi="Times New Roman"/>
-          <w:sz w:val="28"/>
-          <w:szCs w:val="28"/>
-        </w:rPr>
-        <w:t>администратор зоны развлечений — контролирует работу автоматов, консультирует посетителей.</w:t>
+        <w:t xml:space="preserve">В зоне игровых автоматов работает администратор зоны развлечений — следит за исправностью автоматов и консультирует посетителей.</w:t>
       </w:r>
     </w:p>
     <w:p>
@@ -4767,55 +4063,7 @@
           <w:sz w:val="28"/>
           <w:szCs w:val="28"/>
         </w:rPr>
-        <w:t>в</w:t>
-      </w:r>
-      <w:r>
-        <w:rPr>
-          <w:rFonts w:ascii="Times New Roman" w:hAnsi="Times New Roman"/>
-          <w:sz w:val="28"/>
-          <w:szCs w:val="28"/>
-        </w:rPr>
-        <w:t xml:space="preserve"> а</w:t>
-      </w:r>
-      <w:r>
-        <w:rPr>
-          <w:rFonts w:ascii="Times New Roman" w:hAnsi="Times New Roman"/>
-          <w:sz w:val="28"/>
-          <w:szCs w:val="28"/>
-        </w:rPr>
-        <w:t>дминистративн</w:t>
-      </w:r>
-      <w:r>
-        <w:rPr>
-          <w:rFonts w:ascii="Times New Roman" w:hAnsi="Times New Roman"/>
-          <w:sz w:val="28"/>
-          <w:szCs w:val="28"/>
-        </w:rPr>
-        <w:t>ой</w:t>
-      </w:r>
-      <w:r>
-        <w:rPr>
-          <w:rFonts w:ascii="Times New Roman" w:hAnsi="Times New Roman"/>
-          <w:sz w:val="28"/>
-          <w:szCs w:val="28"/>
-        </w:rPr>
-        <w:t xml:space="preserve"> зон</w:t>
-      </w:r>
-      <w:r>
-        <w:rPr>
-          <w:rFonts w:ascii="Times New Roman" w:hAnsi="Times New Roman"/>
-          <w:sz w:val="28"/>
-          <w:szCs w:val="28"/>
-        </w:rPr>
-        <w:t>е работают сотрудники</w:t>
-      </w:r>
-      <w:r>
-        <w:rPr>
-          <w:rFonts w:ascii="Times New Roman" w:hAnsi="Times New Roman"/>
-          <w:sz w:val="28"/>
-          <w:szCs w:val="28"/>
-        </w:rPr>
-        <w:t>:</w:t>
+        <w:t xml:space="preserve">В административной зоне работают:</w:t>
       </w:r>
     </w:p>
     <w:p>
@@ -4843,47 +4091,7 @@
           <w:sz w:val="28"/>
           <w:szCs w:val="28"/>
         </w:rPr>
-        <w:t>управляющий центром</w:t>
-      </w:r>
-      <w:r>
-        <w:rPr>
-          <w:rFonts w:ascii="Times New Roman" w:hAnsi="Times New Roman"/>
-          <w:sz w:val="28"/>
-          <w:szCs w:val="28"/>
-        </w:rPr>
-        <w:t xml:space="preserve"> </w:t>
-      </w:r>
-      <w:r>
-        <w:rPr>
-          <w:rFonts w:ascii="Times New Roman" w:hAnsi="Times New Roman"/>
-          <w:sz w:val="28"/>
-          <w:szCs w:val="28"/>
-        </w:rPr>
-        <w:t>—</w:t>
-      </w:r>
-      <w:r>
-        <w:rPr>
-          <w:rFonts w:ascii="Times New Roman" w:hAnsi="Times New Roman"/>
-          <w:sz w:val="28"/>
-          <w:szCs w:val="28"/>
-        </w:rPr>
-        <w:t xml:space="preserve"> </w:t>
-      </w:r>
-      <w:r>
-        <w:rPr>
-          <w:rFonts w:ascii="Times New Roman" w:hAnsi="Times New Roman"/>
-          <w:sz w:val="28"/>
-          <w:szCs w:val="28"/>
-        </w:rPr>
-        <w:t>координирует работу всех отделов, контролирует выполнение бизнес‑планов и стандартов обслуживания, решает оперативные вопросы, взаимодействует с партнёрами и контролирующими органами, отвечает за общую эффективность работы комплекса</w:t>
-      </w:r>
-      <w:r>
-        <w:rPr>
-          <w:rFonts w:ascii="Times New Roman" w:hAnsi="Times New Roman"/>
-          <w:sz w:val="28"/>
-          <w:szCs w:val="28"/>
-        </w:rPr>
-        <w:t>;</w:t>
+        <w:t xml:space="preserve">управляющий комплексом — координирует работу всех подразделений, контролирует выполнение бизнес‑плана и стандартов обслуживания, решает оперативные вопросы, взаимодействует с партнёрами и контролирующими органами, отвечает за общую эффективность работы комплекса;</w:t>
       </w:r>
     </w:p>
     <w:p>
@@ -4911,47 +4119,7 @@
           <w:sz w:val="28"/>
           <w:szCs w:val="28"/>
         </w:rPr>
-        <w:t>бухгалтер</w:t>
-      </w:r>
-      <w:r>
-        <w:rPr>
-          <w:rFonts w:ascii="Times New Roman" w:hAnsi="Times New Roman"/>
-          <w:sz w:val="28"/>
-          <w:szCs w:val="28"/>
-        </w:rPr>
-        <w:t xml:space="preserve"> </w:t>
-      </w:r>
-      <w:r>
-        <w:rPr>
-          <w:rFonts w:ascii="Times New Roman" w:hAnsi="Times New Roman"/>
-          <w:sz w:val="28"/>
-          <w:szCs w:val="28"/>
-        </w:rPr>
-        <w:t>—</w:t>
-      </w:r>
-      <w:r>
-        <w:rPr>
-          <w:rFonts w:ascii="Times New Roman" w:hAnsi="Times New Roman"/>
-          <w:sz w:val="28"/>
-          <w:szCs w:val="28"/>
-        </w:rPr>
-        <w:t xml:space="preserve"> </w:t>
-      </w:r>
-      <w:r>
-        <w:rPr>
-          <w:rFonts w:ascii="Times New Roman" w:hAnsi="Times New Roman"/>
-          <w:sz w:val="28"/>
-          <w:szCs w:val="28"/>
-        </w:rPr>
-        <w:t>ведёт бухгалтерский и налоговый учёт, формирует финансовую отчётность, рассчитывает заработную плату персонала, контролирует движение денежных средств, взаимодействует с банками и налоговыми органами, обеспечивает соблюдение финансовой дисциплины</w:t>
-      </w:r>
-      <w:r>
-        <w:rPr>
-          <w:rFonts w:ascii="Times New Roman" w:hAnsi="Times New Roman"/>
-          <w:sz w:val="28"/>
-          <w:szCs w:val="28"/>
-        </w:rPr>
-        <w:t>;</w:t>
+        <w:t xml:space="preserve">бухгалтер — ведёт бухгалтерский и налоговый учёт, формирует финансовую отчётность, рассчитывает заработную плату сотрудникам, контролирует движение денежных средств, взаимодействует с банками и налоговыми органами, обеспечивает финансовую дисциплину;</w:t>
       </w:r>
     </w:p>
     <w:p>
@@ -4979,15 +4147,7 @@
           <w:sz w:val="28"/>
           <w:szCs w:val="28"/>
         </w:rPr>
-        <w:t>менеджер по маркетингу — отвечает за рекламу, акции, работу сайта</w:t>
-      </w:r>
-      <w:r>
-        <w:rPr>
-          <w:rFonts w:ascii="Times New Roman" w:hAnsi="Times New Roman"/>
-          <w:sz w:val="28"/>
-          <w:szCs w:val="28"/>
-        </w:rPr>
-        <w:t>.</w:t>
+        <w:t xml:space="preserve">менеджер по маркетингу — курирует рекламные кампании, акции и работу сайта.</w:t>
       </w:r>
     </w:p>
     <w:p>
@@ -5012,56 +4172,7 @@
           <w:sz w:val="28"/>
           <w:szCs w:val="28"/>
         </w:rPr>
-        <w:lastRenderedPageBreak/>
-        <w:t>в</w:t>
-      </w:r>
-      <w:r>
-        <w:rPr>
-          <w:rFonts w:ascii="Times New Roman" w:hAnsi="Times New Roman"/>
-          <w:sz w:val="28"/>
-          <w:szCs w:val="28"/>
-        </w:rPr>
-        <w:t xml:space="preserve"> з</w:t>
-      </w:r>
-      <w:r>
-        <w:rPr>
-          <w:rFonts w:ascii="Times New Roman" w:hAnsi="Times New Roman"/>
-          <w:sz w:val="28"/>
-          <w:szCs w:val="28"/>
-        </w:rPr>
-        <w:t>он</w:t>
-      </w:r>
-      <w:r>
-        <w:rPr>
-          <w:rFonts w:ascii="Times New Roman" w:hAnsi="Times New Roman"/>
-          <w:sz w:val="28"/>
-          <w:szCs w:val="28"/>
-        </w:rPr>
-        <w:t>е</w:t>
-      </w:r>
-      <w:r>
-        <w:rPr>
-          <w:rFonts w:ascii="Times New Roman" w:hAnsi="Times New Roman"/>
-          <w:sz w:val="28"/>
-          <w:szCs w:val="28"/>
-        </w:rPr>
-        <w:t xml:space="preserve"> клиентской поддержки</w:t>
-      </w:r>
-      <w:r>
-        <w:rPr>
-          <w:rFonts w:ascii="Times New Roman" w:hAnsi="Times New Roman"/>
-          <w:sz w:val="28"/>
-          <w:szCs w:val="28"/>
-        </w:rPr>
-        <w:t xml:space="preserve"> работают сотрудники</w:t>
-      </w:r>
-      <w:r>
-        <w:rPr>
-          <w:rFonts w:ascii="Times New Roman" w:hAnsi="Times New Roman"/>
-          <w:sz w:val="28"/>
-          <w:szCs w:val="28"/>
-        </w:rPr>
-        <w:t>:</w:t>
+        <w:t xml:space="preserve">В зоне клиентской поддержки работают:</w:t>
       </w:r>
     </w:p>
     <w:p>
@@ -5089,55 +4200,7 @@
           <w:sz w:val="28"/>
           <w:szCs w:val="28"/>
         </w:rPr>
-        <w:t>д</w:t>
-      </w:r>
-      <w:r>
-        <w:rPr>
-          <w:rFonts w:ascii="Times New Roman" w:hAnsi="Times New Roman"/>
-          <w:sz w:val="28"/>
-          <w:szCs w:val="28"/>
-        </w:rPr>
-        <w:t xml:space="preserve">ва </w:t>
-      </w:r>
-      <w:r>
-        <w:rPr>
-          <w:rFonts w:ascii="Times New Roman" w:hAnsi="Times New Roman"/>
-          <w:sz w:val="28"/>
-          <w:szCs w:val="28"/>
-        </w:rPr>
-        <w:t>оператор</w:t>
-      </w:r>
-      <w:r>
-        <w:rPr>
-          <w:rFonts w:ascii="Times New Roman" w:hAnsi="Times New Roman"/>
-          <w:sz w:val="28"/>
-          <w:szCs w:val="28"/>
-        </w:rPr>
-        <w:t>а</w:t>
-      </w:r>
-      <w:r>
-        <w:rPr>
-          <w:rFonts w:ascii="Times New Roman" w:hAnsi="Times New Roman"/>
-          <w:sz w:val="28"/>
-          <w:szCs w:val="28"/>
-        </w:rPr>
-        <w:t xml:space="preserve"> онлайн‑бронирования</w:t>
-      </w:r>
-      <w:r>
-        <w:rPr>
-          <w:rFonts w:ascii="Times New Roman" w:hAnsi="Times New Roman"/>
-          <w:sz w:val="28"/>
-          <w:szCs w:val="28"/>
-        </w:rPr>
-        <w:t xml:space="preserve"> </w:t>
-      </w:r>
-      <w:r>
-        <w:rPr>
-          <w:rFonts w:ascii="Times New Roman" w:hAnsi="Times New Roman"/>
-          <w:sz w:val="28"/>
-          <w:szCs w:val="28"/>
-        </w:rPr>
-        <w:t>— принимают заявки через сайт и по телефону;</w:t>
+        <w:t xml:space="preserve">два оператора онлайн‑бронирования — принимают заявки через сайт и по телефону;</w:t>
       </w:r>
     </w:p>
     <w:p>
@@ -5165,39 +4228,7 @@
           <w:sz w:val="28"/>
           <w:szCs w:val="28"/>
         </w:rPr>
-        <w:t>администратор стойки информации — консультирует посетителей на месте</w:t>
-      </w:r>
-      <w:r>
-        <w:rPr>
-          <w:rFonts w:ascii="Times New Roman" w:hAnsi="Times New Roman"/>
-          <w:sz w:val="28"/>
-          <w:szCs w:val="28"/>
-        </w:rPr>
-        <w:t>, принима</w:t>
-      </w:r>
-      <w:r>
-        <w:rPr>
-          <w:rFonts w:ascii="Times New Roman" w:hAnsi="Times New Roman"/>
-          <w:sz w:val="28"/>
-          <w:szCs w:val="28"/>
-        </w:rPr>
-        <w:t>е</w:t>
-      </w:r>
-      <w:r>
-        <w:rPr>
-          <w:rFonts w:ascii="Times New Roman" w:hAnsi="Times New Roman"/>
-          <w:sz w:val="28"/>
-          <w:szCs w:val="28"/>
-        </w:rPr>
-        <w:t>т оплату</w:t>
-      </w:r>
-      <w:r>
-        <w:rPr>
-          <w:rFonts w:ascii="Times New Roman" w:hAnsi="Times New Roman"/>
-          <w:sz w:val="28"/>
-          <w:szCs w:val="28"/>
-        </w:rPr>
-        <w:t>.</w:t>
+        <w:t xml:space="preserve">администратор стойки информации — консультирует гостей на месте и принимает оплату.</w:t>
       </w:r>
     </w:p>
     <w:p>
@@ -5222,63 +4253,7 @@
           <w:sz w:val="28"/>
           <w:szCs w:val="28"/>
         </w:rPr>
-        <w:t>в</w:t>
-      </w:r>
-      <w:r>
-        <w:rPr>
-          <w:rFonts w:ascii="Times New Roman" w:hAnsi="Times New Roman"/>
-          <w:sz w:val="28"/>
-          <w:szCs w:val="28"/>
-        </w:rPr>
-        <w:t xml:space="preserve"> т</w:t>
-      </w:r>
-      <w:r>
-        <w:rPr>
-          <w:rFonts w:ascii="Times New Roman" w:hAnsi="Times New Roman"/>
-          <w:sz w:val="28"/>
-          <w:szCs w:val="28"/>
-        </w:rPr>
-        <w:t>оргов</w:t>
-      </w:r>
-      <w:r>
-        <w:rPr>
-          <w:rFonts w:ascii="Times New Roman" w:hAnsi="Times New Roman"/>
-          <w:sz w:val="28"/>
-          <w:szCs w:val="28"/>
-        </w:rPr>
-        <w:t>ой</w:t>
-      </w:r>
-      <w:r>
-        <w:rPr>
-          <w:rFonts w:ascii="Times New Roman" w:hAnsi="Times New Roman"/>
-          <w:sz w:val="28"/>
-          <w:szCs w:val="28"/>
-        </w:rPr>
-        <w:t xml:space="preserve"> зон</w:t>
-      </w:r>
-      <w:r>
-        <w:rPr>
-          <w:rFonts w:ascii="Times New Roman" w:hAnsi="Times New Roman"/>
-          <w:sz w:val="28"/>
-          <w:szCs w:val="28"/>
-        </w:rPr>
-        <w:t xml:space="preserve">е работает </w:t>
-      </w:r>
-      <w:r>
-        <w:rPr>
-          <w:rFonts w:ascii="Times New Roman" w:hAnsi="Times New Roman"/>
-          <w:sz w:val="28"/>
-          <w:szCs w:val="28"/>
-        </w:rPr>
-        <w:t>продавец‑консультант</w:t>
-      </w:r>
-      <w:r>
-        <w:rPr>
-          <w:rFonts w:ascii="Times New Roman" w:hAnsi="Times New Roman"/>
-          <w:sz w:val="28"/>
-          <w:szCs w:val="28"/>
-        </w:rPr>
-        <w:t>;</w:t>
+        <w:t xml:space="preserve">В торговой зоне работает продавец‑консультант.</w:t>
       </w:r>
     </w:p>
     <w:p>
@@ -5303,7 +4278,7 @@
           <w:sz w:val="28"/>
           <w:szCs w:val="28"/>
         </w:rPr>
-        <w:t>в технической зоне работают сотрудники:</w:t>
+        <w:t xml:space="preserve">В технической зоне работают:</w:t>
       </w:r>
     </w:p>
     <w:p>
@@ -5331,23 +4306,7 @@
           <w:sz w:val="28"/>
           <w:szCs w:val="28"/>
         </w:rPr>
-        <w:t xml:space="preserve">системный администратор — отвечает за настройку и обслуживание </w:t>
-      </w:r>
-      <w:r>
-        <w:rPr>
-          <w:rFonts w:ascii="Times New Roman" w:hAnsi="Times New Roman"/>
-          <w:sz w:val="28"/>
-          <w:szCs w:val="28"/>
-        </w:rPr>
-        <w:t>Л</w:t>
-      </w:r>
-      <w:r>
-        <w:rPr>
-          <w:rFonts w:ascii="Times New Roman" w:hAnsi="Times New Roman"/>
-          <w:sz w:val="28"/>
-          <w:szCs w:val="28"/>
-        </w:rPr>
-        <w:t>ВС, серверов, сетевого оборудования, резервное копирование данных;</w:t>
+        <w:t xml:space="preserve">системный администратор — отвечает за настройку и обслуживание ЛВС, серверов и сетевого оборудования, организует резервное копирование данных;</w:t>
       </w:r>
     </w:p>
     <w:p>
@@ -5375,7 +4334,7 @@
           <w:sz w:val="28"/>
           <w:szCs w:val="28"/>
         </w:rPr>
-        <w:t>инженер по обслуживанию игрового оборудования — обслуживает дорожки для боулинга, системы подсчёта очков, игровые автоматы;</w:t>
+        <w:t xml:space="preserve">инженер по обслуживанию игрового оборудования — обслуживает дорожки для боулинга, системы подсчёта очков и игровые автоматы;</w:t>
       </w:r>
     </w:p>
     <w:p>
@@ -5403,23 +4362,7 @@
           <w:sz w:val="28"/>
           <w:szCs w:val="28"/>
         </w:rPr>
-        <w:t>специалист по видеонаблюдению</w:t>
-      </w:r>
-      <w:r>
-        <w:rPr>
-          <w:rFonts w:ascii="Times New Roman" w:hAnsi="Times New Roman"/>
-          <w:sz w:val="28"/>
-          <w:szCs w:val="28"/>
-        </w:rPr>
-        <w:t xml:space="preserve"> </w:t>
-      </w:r>
-      <w:r>
-        <w:rPr>
-          <w:rFonts w:ascii="Times New Roman" w:hAnsi="Times New Roman"/>
-          <w:sz w:val="28"/>
-          <w:szCs w:val="28"/>
-        </w:rPr>
-        <w:t>— настраивает и обслуживает камеры, систему контроля доступа, тревожную сигнализацию.</w:t>
+        <w:t xml:space="preserve">специалист по видеонаблюдению — настраивает и обслуживает камеры, систему контроля доступа и тревожную сигнализацию.</w:t>
       </w:r>
     </w:p>
     <w:p>
@@ -5439,42 +4382,7 @@
           <w:sz w:val="28"/>
           <w:szCs w:val="28"/>
         </w:rPr>
-        <w:t xml:space="preserve">Для разработки схемы размещения рабочих мест были рассмотрены две программы, которые сравнивались по определенным параметрам (табл. 1): Microsoft </w:t>
-      </w:r>
-      <w:proofErr w:type="spellStart"/>
-      <w:r>
-        <w:rPr>
-          <w:rFonts w:ascii="Times New Roman" w:hAnsi="Times New Roman"/>
-          <w:sz w:val="28"/>
-          <w:szCs w:val="28"/>
-        </w:rPr>
-        <w:t>Visio</w:t>
-      </w:r>
-      <w:proofErr w:type="spellEnd"/>
-      <w:r>
-        <w:rPr>
-          <w:rFonts w:ascii="Times New Roman" w:hAnsi="Times New Roman"/>
-          <w:sz w:val="28"/>
-          <w:szCs w:val="28"/>
-        </w:rPr>
-        <w:t xml:space="preserve"> и </w:t>
-      </w:r>
-      <w:r>
-        <w:rPr>
-          <w:rFonts w:ascii="Times New Roman" w:hAnsi="Times New Roman"/>
-          <w:sz w:val="28"/>
-          <w:szCs w:val="28"/>
-          <w:lang w:val="en-US"/>
-        </w:rPr>
-        <w:t>D</w:t>
-      </w:r>
-      <w:r>
-        <w:rPr>
-          <w:rFonts w:ascii="Times New Roman" w:hAnsi="Times New Roman"/>
-          <w:sz w:val="28"/>
-          <w:szCs w:val="28"/>
-        </w:rPr>
-        <w:t>raw.io.</w:t>
+        <w:t xml:space="preserve">Для подготовки схемы размещения рабочих мест были рассмотрены две программы и сопоставлены по ряду критериев (табл. 1): Microsoft Visio и draw.io.</w:t>
       </w:r>
     </w:p>
     <w:p>
@@ -6231,25 +5139,7 @@
           <w:sz w:val="28"/>
           <w:szCs w:val="28"/>
         </w:rPr>
-        <w:t xml:space="preserve">У программы Microsoft </w:t>
-      </w:r>
-      <w:proofErr w:type="spellStart"/>
-      <w:r>
-        <w:rPr>
-          <w:rFonts w:ascii="Times New Roman" w:hAnsi="Times New Roman"/>
-          <w:sz w:val="28"/>
-          <w:szCs w:val="28"/>
-        </w:rPr>
-        <w:t>Visio</w:t>
-      </w:r>
-      <w:proofErr w:type="spellEnd"/>
-      <w:r>
-        <w:rPr>
-          <w:rFonts w:ascii="Times New Roman" w:hAnsi="Times New Roman"/>
-          <w:sz w:val="28"/>
-          <w:szCs w:val="28"/>
-        </w:rPr>
-        <w:t xml:space="preserve"> выявлены плюсы:</w:t>
+        <w:t xml:space="preserve">Сильные стороны Microsoft Visio:</w:t>
       </w:r>
     </w:p>
     <w:p>
@@ -6274,7 +5164,7 @@
           <w:sz w:val="28"/>
           <w:szCs w:val="28"/>
         </w:rPr>
-        <w:t>привычный интерфейс пакета Microsoft Office;</w:t>
+        <w:t xml:space="preserve">знакомый по пакету Microsoft Office интерфейс;</w:t>
       </w:r>
     </w:p>
     <w:p>
@@ -6299,7 +5189,7 @@
           <w:sz w:val="28"/>
           <w:szCs w:val="28"/>
         </w:rPr>
-        <w:t>большое количество шаблонов;</w:t>
+        <w:t xml:space="preserve">широкий набор шаблонов;</w:t>
       </w:r>
     </w:p>
     <w:p>
@@ -6324,7 +5214,7 @@
           <w:sz w:val="28"/>
           <w:szCs w:val="28"/>
         </w:rPr>
-        <w:t>возможность редактирования размещённых объектов;</w:t>
+        <w:t xml:space="preserve">развитые средства редактирования размещаемых объектов;</w:t>
       </w:r>
     </w:p>
     <w:p>
@@ -6349,7 +5239,7 @@
           <w:sz w:val="28"/>
           <w:szCs w:val="28"/>
         </w:rPr>
-        <w:t>подсчёт габаритов.</w:t>
+        <w:t xml:space="preserve">встроенный подсчёт габаритов.</w:t>
       </w:r>
     </w:p>
     <w:p>
@@ -6368,15 +5258,7 @@
           <w:sz w:val="28"/>
           <w:szCs w:val="28"/>
         </w:rPr>
-        <w:t>Единственным минусом является то, что программа платная</w:t>
-      </w:r>
-      <w:r>
-        <w:rPr>
-          <w:rFonts w:ascii="Times New Roman" w:hAnsi="Times New Roman"/>
-          <w:sz w:val="28"/>
-          <w:szCs w:val="28"/>
-        </w:rPr>
-        <w:t>.</w:t>
+        <w:t xml:space="preserve">Единственный существенный минус — программа распространяется по платной лицензии.</w:t>
       </w:r>
     </w:p>
     <w:p>
@@ -6395,25 +5277,7 @@
           <w:sz w:val="28"/>
           <w:szCs w:val="28"/>
         </w:rPr>
-        <w:t xml:space="preserve">У программы Microsoft </w:t>
-      </w:r>
-      <w:proofErr w:type="spellStart"/>
-      <w:r>
-        <w:rPr>
-          <w:rFonts w:ascii="Times New Roman" w:hAnsi="Times New Roman"/>
-          <w:sz w:val="28"/>
-          <w:szCs w:val="28"/>
-        </w:rPr>
-        <w:t>Visio</w:t>
-      </w:r>
-      <w:proofErr w:type="spellEnd"/>
-      <w:r>
-        <w:rPr>
-          <w:rFonts w:ascii="Times New Roman" w:hAnsi="Times New Roman"/>
-          <w:sz w:val="28"/>
-          <w:szCs w:val="28"/>
-        </w:rPr>
-        <w:t xml:space="preserve"> выявлены плюсы:</w:t>
+        <w:t xml:space="preserve">Сильные стороны draw.io:</w:t>
       </w:r>
     </w:p>
     <w:p>
@@ -6438,7 +5302,7 @@
           <w:sz w:val="28"/>
           <w:szCs w:val="28"/>
         </w:rPr>
-        <w:t>возможность одновременной работы над одним проектом несколькими пользователями;</w:t>
+        <w:t xml:space="preserve">одновременная работа нескольких пользователей над одним проектом;</w:t>
       </w:r>
     </w:p>
     <w:p>
@@ -6463,54 +5327,7 @@
           <w:sz w:val="28"/>
           <w:szCs w:val="28"/>
         </w:rPr>
-        <w:t>наличие </w:t>
-      </w:r>
-      <w:proofErr w:type="spellStart"/>
-      <w:r>
-        <w:rPr>
-          <w:rFonts w:ascii="Times New Roman" w:hAnsi="Times New Roman"/>
-          <w:sz w:val="28"/>
-          <w:szCs w:val="28"/>
-        </w:rPr>
-        <w:t>standalone</w:t>
-      </w:r>
-      <w:proofErr w:type="spellEnd"/>
-      <w:r>
-        <w:rPr>
-          <w:rFonts w:ascii="Times New Roman" w:hAnsi="Times New Roman"/>
-          <w:sz w:val="28"/>
-          <w:szCs w:val="28"/>
-        </w:rPr>
-        <w:noBreakHyphen/>
-        <w:t> и </w:t>
-      </w:r>
-      <w:r>
-        <w:rPr>
-          <w:rFonts w:ascii="Times New Roman" w:hAnsi="Times New Roman"/>
-          <w:sz w:val="28"/>
-          <w:szCs w:val="28"/>
-          <w:lang w:val="en-US"/>
-        </w:rPr>
-        <w:t>W</w:t>
-      </w:r>
-      <w:proofErr w:type="spellStart"/>
-      <w:r>
-        <w:rPr>
-          <w:rFonts w:ascii="Times New Roman" w:hAnsi="Times New Roman"/>
-          <w:sz w:val="28"/>
-          <w:szCs w:val="28"/>
-        </w:rPr>
-        <w:t>eb</w:t>
-      </w:r>
-      <w:proofErr w:type="spellEnd"/>
-      <w:r>
-        <w:rPr>
-          <w:rFonts w:ascii="Times New Roman" w:hAnsi="Times New Roman"/>
-          <w:sz w:val="28"/>
-          <w:szCs w:val="28"/>
-        </w:rPr>
-        <w:noBreakHyphen/>
-        <w:t>версии;</w:t>
+        <w:t xml:space="preserve">наличие как standalone‑, так и Web‑версии;</w:t>
       </w:r>
     </w:p>
     <w:p>
@@ -6535,7 +5352,7 @@
           <w:sz w:val="28"/>
           <w:szCs w:val="28"/>
         </w:rPr>
-        <w:t>возможность редактирования размещённых объектов;</w:t>
+        <w:t xml:space="preserve">развитые средства редактирования объектов;</w:t>
       </w:r>
     </w:p>
     <w:p>
@@ -6560,7 +5377,7 @@
           <w:sz w:val="28"/>
           <w:szCs w:val="28"/>
         </w:rPr>
-        <w:t>бесплатно;</w:t>
+        <w:t xml:space="preserve">бесплатное распространение;</w:t>
       </w:r>
     </w:p>
     <w:p>
@@ -6585,7 +5402,7 @@
           <w:sz w:val="28"/>
           <w:szCs w:val="28"/>
         </w:rPr>
-        <w:t>подсчёт габаритов.</w:t>
+        <w:t xml:space="preserve">встроенный подсчёт габаритов.</w:t>
       </w:r>
     </w:p>
     <w:p>
@@ -6605,7 +5422,7 @@
           <w:sz w:val="28"/>
           <w:szCs w:val="28"/>
         </w:rPr>
-        <w:t>Минусы у программы не обнаружены.</w:t>
+        <w:t xml:space="preserve">Заметных недостатков у программы не выявлено.</w:t>
       </w:r>
     </w:p>
     <w:p>
@@ -6625,15 +5442,7 @@
           <w:sz w:val="28"/>
           <w:szCs w:val="28"/>
         </w:rPr>
-        <w:t>Для проектирования схемы размещения рабочих мест была выбрана</w:t>
-      </w:r>
-      <w:r>
-        <w:rPr>
-          <w:rFonts w:ascii="Times New Roman" w:hAnsi="Times New Roman"/>
-          <w:sz w:val="28"/>
-          <w:szCs w:val="28"/>
-        </w:rPr>
-        <w:t xml:space="preserve"> программа draw.io по следующим причинам:</w:t>
+        <w:t xml:space="preserve">Для проектирования схемы размещения рабочих мест была выбрана программа draw.io по следующим причинам:</w:t>
       </w:r>
     </w:p>
     <w:p>
@@ -6658,7 +5467,7 @@
           <w:sz w:val="28"/>
           <w:szCs w:val="28"/>
         </w:rPr>
-        <w:t>бесплатность — позволяет сэкономить бюджет проекта без потери функциональности;</w:t>
+        <w:t xml:space="preserve">бесплатное распространение — позволяет реализовать проект без дополнительных затрат, не теряя в функциональности;</w:t>
       </w:r>
     </w:p>
     <w:p>
@@ -6683,39 +5492,7 @@
           <w:sz w:val="28"/>
           <w:szCs w:val="28"/>
         </w:rPr>
-        <w:t>подсчёт габаритов — критически важен для точного размещения рабочих мест</w:t>
-      </w:r>
-      <w:r>
-        <w:rPr>
-          <w:rFonts w:ascii="Times New Roman" w:hAnsi="Times New Roman"/>
-          <w:sz w:val="28"/>
-          <w:szCs w:val="28"/>
-        </w:rPr>
-        <w:t>,</w:t>
-      </w:r>
-      <w:r>
-        <w:rPr>
-          <w:rFonts w:ascii="Times New Roman" w:hAnsi="Times New Roman"/>
-          <w:sz w:val="28"/>
-          <w:szCs w:val="28"/>
-        </w:rPr>
-        <w:t xml:space="preserve"> оборудования</w:t>
-      </w:r>
-      <w:r>
-        <w:rPr>
-          <w:rFonts w:ascii="Times New Roman" w:hAnsi="Times New Roman"/>
-          <w:sz w:val="28"/>
-          <w:szCs w:val="28"/>
-        </w:rPr>
-        <w:t xml:space="preserve"> и расчета длины и стоимости кабеля</w:t>
-      </w:r>
-      <w:r>
-        <w:rPr>
-          <w:rFonts w:ascii="Times New Roman" w:hAnsi="Times New Roman"/>
-          <w:sz w:val="28"/>
-          <w:szCs w:val="28"/>
-        </w:rPr>
-        <w:t xml:space="preserve"> с учётом размеров зон комплекса;</w:t>
+        <w:t xml:space="preserve">возможность подсчёта габаритов — критически важна для точного размещения рабочих мест и оборудования, а также для расчёта длины и стоимости кабеля с учётом размеров зон комплекса;</w:t>
       </w:r>
     </w:p>
     <w:p>
@@ -6740,24 +5517,7 @@
           <w:sz w:val="28"/>
           <w:szCs w:val="28"/>
         </w:rPr>
-        <w:t xml:space="preserve">доступность — </w:t>
-      </w:r>
-      <w:r>
-        <w:rPr>
-          <w:rFonts w:ascii="Times New Roman" w:hAnsi="Times New Roman"/>
-          <w:sz w:val="28"/>
-          <w:szCs w:val="28"/>
-          <w:lang w:val="en-US"/>
-        </w:rPr>
-        <w:t>Web</w:t>
-      </w:r>
-      <w:r>
-        <w:rPr>
-          <w:rFonts w:ascii="Times New Roman" w:hAnsi="Times New Roman"/>
-          <w:sz w:val="28"/>
-          <w:szCs w:val="28"/>
-        </w:rPr>
-        <w:t>‑версия не требует установки и доступна с любого устройства.</w:t>
+        <w:t xml:space="preserve">доступность — Web‑версия не требует установки и работает с любого устройства.</w:t>
       </w:r>
     </w:p>
     <w:p>
@@ -6777,15 +5537,7 @@
           <w:sz w:val="28"/>
           <w:szCs w:val="28"/>
         </w:rPr>
-        <w:t>Планировка помещения комплекса представлен на рис. 1</w:t>
-      </w:r>
-      <w:r>
-        <w:rPr>
-          <w:rFonts w:ascii="Times New Roman" w:hAnsi="Times New Roman"/>
-          <w:sz w:val="28"/>
-          <w:szCs w:val="28"/>
-        </w:rPr>
-        <w:t>.</w:t>
+        <w:t xml:space="preserve">Планировка помещения комплекса представлена на рис. 1.</w:t>
       </w:r>
     </w:p>
     <w:p>
@@ -6963,23 +5715,13 @@
           <w:szCs w:val="28"/>
         </w:rPr>
       </w:pPr>
-      <w:bookmarkStart w:id="8" w:name="_Hlk137766137"/>
       <w:r>
         <w:rPr>
           <w:rFonts w:ascii="Times New Roman" w:hAnsi="Times New Roman" w:cs="Times New Roman"/>
           <w:sz w:val="28"/>
           <w:szCs w:val="28"/>
         </w:rPr>
-        <w:t>Каждое рабочее место в спортивно</w:t>
-      </w:r>
-      <w:r>
-        <w:rPr>
-          <w:rFonts w:ascii="Times New Roman" w:hAnsi="Times New Roman" w:cs="Times New Roman"/>
-          <w:sz w:val="28"/>
-          <w:szCs w:val="28"/>
-        </w:rPr>
-        <w:noBreakHyphen/>
-        <w:t>развлекательном комплексе «ТриалСпорт» требует подключения к локальной сети и выхода в интернет для выполнения служебных задач:</w:t>
+        <w:t xml:space="preserve">Каждое рабочее место в спортивно‑развлекательном комплексе «ТриалСпорт» должно иметь подключение к локальной сети и доступ в интернет для решения служебных задач:</w:t>
       </w:r>
     </w:p>
     <w:p>
@@ -7004,7 +5746,7 @@
           <w:sz w:val="28"/>
           <w:szCs w:val="28"/>
         </w:rPr>
-        <w:t>бронирование дорожек и обработка транзакций;</w:t>
+        <w:t xml:space="preserve">бронирование дорожек и проведение транзакций;</w:t>
       </w:r>
     </w:p>
     <w:p>
@@ -7029,7 +5771,7 @@
           <w:sz w:val="28"/>
           <w:szCs w:val="28"/>
         </w:rPr>
-        <w:t>обмен данными между отделами (администрация, бухгалтерия, техническая поддержка);</w:t>
+        <w:t xml:space="preserve">обмен данными между подразделениями (администрация, бухгалтерия, техническая поддержка);</w:t>
       </w:r>
     </w:p>
     <w:p>
@@ -7054,7 +5796,7 @@
           <w:sz w:val="28"/>
           <w:szCs w:val="28"/>
         </w:rPr>
-        <w:t>работа онлайн сервисов (сайт компании, система онлайн бронирования);</w:t>
+        <w:t xml:space="preserve">работа онлайн‑сервисов (сайт, система интернет‑бронирования);</w:t>
       </w:r>
     </w:p>
     <w:p>
@@ -7079,7 +5821,7 @@
           <w:sz w:val="28"/>
           <w:szCs w:val="28"/>
         </w:rPr>
-        <w:t>доступ к облачным сервисам (системы лояльности, аналитика загрузки центра);</w:t>
+        <w:t xml:space="preserve">использование облачных сервисов (программы лояльности, аналитика загрузки комплекса);</w:t>
       </w:r>
     </w:p>
     <w:p>
@@ -7104,7 +5846,7 @@
           <w:sz w:val="28"/>
           <w:szCs w:val="28"/>
         </w:rPr>
-        <w:t>видеонаблюдение и система контроля доступа;</w:t>
+        <w:t xml:space="preserve">работа видеонаблюдения и системы контроля доступа;</w:t>
       </w:r>
     </w:p>
     <w:p>
@@ -7129,7 +5871,7 @@
           <w:sz w:val="28"/>
           <w:szCs w:val="28"/>
         </w:rPr>
-        <w:t>управление игровым оборудованием и системами учёта.</w:t>
+        <w:t xml:space="preserve">управление игровым оборудованием и системами учёта.</w:t>
       </w:r>
     </w:p>
     <w:p>
@@ -7154,7 +5896,7 @@
           <w:sz w:val="28"/>
           <w:szCs w:val="28"/>
         </w:rPr>
-        <w:t>Для построения ЛВС будет использовано оборудование, обеспечивающее:</w:t>
+        <w:t xml:space="preserve">При построении ЛВС применяется оборудование, обеспечивающее:</w:t>
       </w:r>
     </w:p>
     <w:p>
@@ -7179,23 +5921,7 @@
           <w:sz w:val="28"/>
           <w:szCs w:val="28"/>
         </w:rPr>
-        <w:t>высокую пропускную способность (не менее 100</w:t>
-      </w:r>
-      <w:r>
-        <w:rPr>
-          <w:rFonts w:ascii="Times New Roman" w:hAnsi="Times New Roman"/>
-          <w:sz w:val="28"/>
-          <w:szCs w:val="28"/>
-        </w:rPr>
-        <w:t>0</w:t>
-      </w:r>
-      <w:r>
-        <w:rPr>
-          <w:rFonts w:ascii="Times New Roman" w:hAnsi="Times New Roman"/>
-          <w:sz w:val="28"/>
-          <w:szCs w:val="28"/>
-        </w:rPr>
-        <w:t xml:space="preserve"> Мбит/с на рабочее место);</w:t>
+        <w:t xml:space="preserve">высокую пропускную способность (не менее 1000 Мбит/с на одно рабочее место);</w:t>
       </w:r>
     </w:p>
     <w:p>
@@ -7220,7 +5946,7 @@
           <w:sz w:val="28"/>
           <w:szCs w:val="28"/>
         </w:rPr>
-        <w:t>надёжность и отказоустойчивость;</w:t>
+        <w:t xml:space="preserve">надёжность и устойчивость к отказам;</w:t>
       </w:r>
     </w:p>
     <w:p>
@@ -7245,7 +5971,7 @@
           <w:sz w:val="28"/>
           <w:szCs w:val="28"/>
         </w:rPr>
-        <w:t>возможность масштабирования при расширении бизнеса;</w:t>
+        <w:t xml:space="preserve">возможность последующего наращивания при развитии бизнеса;</w:t>
       </w:r>
     </w:p>
     <w:p>
@@ -7270,7 +5996,7 @@
           <w:sz w:val="28"/>
           <w:szCs w:val="28"/>
         </w:rPr>
-        <w:t>защиту данных и информационную безопасность.</w:t>
+        <w:t xml:space="preserve">защиту данных и информационную безопасность.</w:t>
       </w:r>
     </w:p>
     <w:p>
@@ -7290,7 +6016,7 @@
           <w:sz w:val="28"/>
           <w:szCs w:val="28"/>
         </w:rPr>
-        <w:t>Для построения ЛВС спортивно‑развлекательного комплекса «ТриалСпорт» будет установлено следующее оборудование:</w:t>
+        <w:t xml:space="preserve">Для реализации ЛВС спортивно‑развлекательного комплекса «ТриалСпорт» планируется приобрести следующее оборудование:</w:t>
       </w:r>
     </w:p>
     <w:p>
@@ -7315,71 +6041,7 @@
           <w:sz w:val="28"/>
           <w:szCs w:val="28"/>
         </w:rPr>
-        <w:t xml:space="preserve">сетевые платы для имеющихся </w:t>
-      </w:r>
-      <w:r>
-        <w:rPr>
-          <w:rFonts w:ascii="Times New Roman" w:hAnsi="Times New Roman"/>
-          <w:sz w:val="28"/>
-          <w:szCs w:val="28"/>
-        </w:rPr>
-        <w:t>персональны</w:t>
-      </w:r>
-      <w:r>
-        <w:rPr>
-          <w:rFonts w:ascii="Times New Roman" w:hAnsi="Times New Roman"/>
-          <w:sz w:val="28"/>
-          <w:szCs w:val="28"/>
-        </w:rPr>
-        <w:t>х</w:t>
-      </w:r>
-      <w:r>
-        <w:rPr>
-          <w:rFonts w:ascii="Times New Roman" w:hAnsi="Times New Roman"/>
-          <w:sz w:val="28"/>
-          <w:szCs w:val="28"/>
-        </w:rPr>
-        <w:t xml:space="preserve"> компьютер</w:t>
-      </w:r>
-      <w:r>
-        <w:rPr>
-          <w:rFonts w:ascii="Times New Roman" w:hAnsi="Times New Roman"/>
-          <w:sz w:val="28"/>
-          <w:szCs w:val="28"/>
-        </w:rPr>
-        <w:t>ов</w:t>
-      </w:r>
-      <w:r>
-        <w:rPr>
-          <w:rFonts w:ascii="Times New Roman" w:hAnsi="Times New Roman"/>
-          <w:sz w:val="28"/>
-          <w:szCs w:val="28"/>
-        </w:rPr>
-        <w:t xml:space="preserve"> (ПК)</w:t>
-      </w:r>
-      <w:r>
-        <w:rPr>
-          <w:rFonts w:ascii="Times New Roman" w:hAnsi="Times New Roman"/>
-          <w:sz w:val="28"/>
-          <w:szCs w:val="28"/>
-        </w:rPr>
-        <w:t xml:space="preserve"> </w:t>
-      </w:r>
-      <w:r>
-        <w:rPr>
-          <w:rFonts w:ascii="Times New Roman" w:hAnsi="Times New Roman"/>
-          <w:sz w:val="28"/>
-          <w:szCs w:val="28"/>
-        </w:rPr>
-        <w:t>у заказчика</w:t>
-      </w:r>
-      <w:r>
-        <w:rPr>
-          <w:rFonts w:ascii="Times New Roman" w:hAnsi="Times New Roman"/>
-          <w:sz w:val="28"/>
-          <w:szCs w:val="28"/>
-        </w:rPr>
-        <w:t>;</w:t>
+        <w:t xml:space="preserve">сетевые платы для уже имеющихся у заказчика персональных компьютеров (ПК);</w:t>
       </w:r>
     </w:p>
     <w:p>
@@ -7404,31 +6066,7 @@
           <w:sz w:val="28"/>
           <w:szCs w:val="28"/>
         </w:rPr>
-        <w:t xml:space="preserve">многофункциональные устройства </w:t>
-      </w:r>
-      <w:r>
-        <w:rPr>
-          <w:rFonts w:ascii="Times New Roman" w:hAnsi="Times New Roman"/>
-          <w:sz w:val="28"/>
-          <w:szCs w:val="28"/>
-        </w:rPr>
-        <w:t>(МФУ)</w:t>
-      </w:r>
-      <w:r>
-        <w:rPr>
-          <w:rFonts w:ascii="Times New Roman" w:hAnsi="Times New Roman"/>
-          <w:sz w:val="28"/>
-          <w:szCs w:val="28"/>
-        </w:rPr>
-        <w:t xml:space="preserve"> три штуки</w:t>
-      </w:r>
-      <w:r>
-        <w:rPr>
-          <w:rFonts w:ascii="Times New Roman" w:hAnsi="Times New Roman"/>
-          <w:sz w:val="28"/>
-          <w:szCs w:val="28"/>
-        </w:rPr>
-        <w:t>;</w:t>
+        <w:t xml:space="preserve">три многофункциональных устройства (МФУ);</w:t>
       </w:r>
     </w:p>
     <w:p>
@@ -7453,7 +6091,7 @@
           <w:sz w:val="28"/>
           <w:szCs w:val="28"/>
         </w:rPr>
-        <w:t>сервер для централизованного хранения, извлечения и обновления данных;</w:t>
+        <w:t xml:space="preserve">сервер для централизованного хранения, обработки и обновления данных;</w:t>
       </w:r>
     </w:p>
     <w:p>
@@ -7478,23 +6116,7 @@
           <w:sz w:val="28"/>
           <w:szCs w:val="28"/>
         </w:rPr>
-        <w:t>кабель витой пары категории 5e (UTP, 8P8C) и коннекторы RJ‑45</w:t>
-      </w:r>
-      <w:r>
-        <w:rPr>
-          <w:rFonts w:ascii="Times New Roman" w:hAnsi="Times New Roman"/>
-          <w:sz w:val="28"/>
-          <w:szCs w:val="28"/>
-        </w:rPr>
-        <w:t>, вместо коаксиального кабеля</w:t>
-      </w:r>
-      <w:r>
-        <w:rPr>
-          <w:rFonts w:ascii="Times New Roman" w:hAnsi="Times New Roman"/>
-          <w:sz w:val="28"/>
-          <w:szCs w:val="28"/>
-        </w:rPr>
-        <w:t>;</w:t>
+        <w:t xml:space="preserve">кабель витой пары категории 5e (UTP, 8P8C) и коннекторы RJ‑45 (взамен устаревшего коаксиального кабеля);</w:t>
       </w:r>
     </w:p>
     <w:p>
@@ -7519,7 +6141,7 @@
           <w:sz w:val="28"/>
           <w:szCs w:val="28"/>
         </w:rPr>
-        <w:t>коммутаторы для подключения рабочих станций;</w:t>
+        <w:t xml:space="preserve">коммутаторы для подключения рабочих станций;</w:t>
       </w:r>
     </w:p>
     <w:p>
@@ -7544,7 +6166,7 @@
           <w:sz w:val="28"/>
           <w:szCs w:val="28"/>
         </w:rPr>
-        <w:t>маршрутизатор для организации доступа в интернет и сегментации сети;</w:t>
+        <w:t xml:space="preserve">маршрутизатор для организации выхода в интернет и сегментации сети;</w:t>
       </w:r>
     </w:p>
     <w:p>
@@ -7569,7 +6191,7 @@
           <w:sz w:val="28"/>
           <w:szCs w:val="28"/>
         </w:rPr>
-        <w:t>телекоммуникационный шкаф.</w:t>
+        <w:t xml:space="preserve">телекоммуникационный шкаф.</w:t>
       </w:r>
     </w:p>
     <w:p>
@@ -7589,7 +6211,7 @@
           <w:sz w:val="28"/>
           <w:szCs w:val="28"/>
         </w:rPr>
-        <w:t>Состав и характеристики компьютерного оборудования представлены в табл. 2.</w:t>
+        <w:t xml:space="preserve">Состав и характеристики компьютерного оборудования приведены в табл. 2.</w:t>
       </w:r>
     </w:p>
     <w:p>
@@ -7907,62 +6529,7 @@
                 <w:sz w:val="24"/>
                 <w:szCs w:val="24"/>
               </w:rPr>
-              <w:t>Сетевая</w:t>
-            </w:r>
-            <w:r>
-              <w:rPr>
-                <w:rFonts w:ascii="Times New Roman" w:hAnsi="Times New Roman"/>
-                <w:sz w:val="24"/>
-                <w:szCs w:val="24"/>
-                <w:lang w:val="en-US"/>
-              </w:rPr>
-              <w:t xml:space="preserve"> </w:t>
-            </w:r>
-            <w:r>
-              <w:rPr>
-                <w:rFonts w:ascii="Times New Roman" w:hAnsi="Times New Roman"/>
-                <w:sz w:val="24"/>
-                <w:szCs w:val="24"/>
-              </w:rPr>
-              <w:t>плата</w:t>
-            </w:r>
-            <w:r>
-              <w:rPr>
-                <w:rFonts w:ascii="Times New Roman" w:hAnsi="Times New Roman"/>
-                <w:sz w:val="24"/>
-                <w:szCs w:val="24"/>
-                <w:lang w:val="en-US"/>
-              </w:rPr>
-              <w:t xml:space="preserve"> </w:t>
-            </w:r>
-            <w:proofErr w:type="spellStart"/>
-            <w:r>
-              <w:rPr>
-                <w:rFonts w:ascii="Times New Roman" w:hAnsi="Times New Roman"/>
-                <w:sz w:val="24"/>
-                <w:szCs w:val="24"/>
-                <w:lang w:val="en-US"/>
-              </w:rPr>
-              <w:t>ExeGate</w:t>
-            </w:r>
-            <w:proofErr w:type="spellEnd"/>
-            <w:r>
-              <w:rPr>
-                <w:rFonts w:ascii="Times New Roman" w:hAnsi="Times New Roman"/>
-                <w:sz w:val="24"/>
-                <w:szCs w:val="24"/>
-                <w:lang w:val="en-US"/>
-              </w:rPr>
-              <w:t xml:space="preserve"> </w:t>
-            </w:r>
-            <w:r>
-              <w:rPr>
-                <w:rFonts w:ascii="Times New Roman" w:hAnsi="Times New Roman"/>
-                <w:sz w:val="24"/>
-                <w:szCs w:val="24"/>
-                <w:lang w:val="en-US"/>
-              </w:rPr>
-              <w:t>EXE-i210AT</w:t>
+              <w:t xml:space="preserve">Сетевая плата TP-Link TG-3468</w:t>
             </w:r>
           </w:p>
           <w:p>
@@ -8053,7 +6620,7 @@
                 <w:sz w:val="24"/>
                 <w:szCs w:val="24"/>
               </w:rPr>
-              <w:t>Основные технические параметры</w:t>
+              <w:t xml:space="preserve">Тип — внутренний сетевой адаптер.</w:t>
             </w:r>
           </w:p>
           <w:p>
@@ -8071,7 +6638,7 @@
                 <w:sz w:val="24"/>
                 <w:szCs w:val="24"/>
               </w:rPr>
-              <w:t>Скорость передачи данных: 100 Мбит/с, 1000 Мбит/с (поддержка стандартов Fast Ethernet и Gigabit Ethernet).</w:t>
+              <w:t xml:space="preserve">Скорости передачи: 10/100/1000 Мбит/с (10BASE-T, 100BASE-TX, 1000BASE-T).</w:t>
             </w:r>
           </w:p>
           <w:p>
@@ -8089,7 +6656,7 @@
                 <w:sz w:val="24"/>
                 <w:szCs w:val="24"/>
               </w:rPr>
-              <w:t>Чипсет: Intel WGI210AT.</w:t>
+              <w:t xml:space="preserve">Чипсет: Realtek RTL8168B.</w:t>
             </w:r>
           </w:p>
           <w:p>
@@ -8107,7 +6674,7 @@
                 <w:sz w:val="24"/>
                 <w:szCs w:val="24"/>
               </w:rPr>
-              <w:t>Интерфейс подключения: PCI Express (PCI‑E), версия 2.1.</w:t>
+              <w:t xml:space="preserve">Интерфейс шины: PCI Express x1, версия 1.1.</w:t>
             </w:r>
           </w:p>
           <w:p>
@@ -8125,7 +6692,7 @@
                 <w:sz w:val="24"/>
                 <w:szCs w:val="24"/>
               </w:rPr>
-              <w:t>Количество разъёмов RJ‑45: 1.</w:t>
+              <w:t xml:space="preserve">Разъёмы: 1× RJ-45.</w:t>
             </w:r>
           </w:p>
           <w:p>
@@ -8143,7 +6710,7 @@
                 <w:sz w:val="24"/>
                 <w:szCs w:val="24"/>
               </w:rPr>
-              <w:t>Количество SFP‑портов: 0.</w:t>
+              <w:t xml:space="preserve">Поддержка режима полного дуплекса и автосогласования скорости.</w:t>
             </w:r>
           </w:p>
           <w:p>
@@ -8161,7 +6728,7 @@
                 <w:sz w:val="24"/>
                 <w:szCs w:val="24"/>
               </w:rPr>
-              <w:t>Дизайн: полной высоты; в комплекте — низкопрофильная планка для установки в компактные корпуса.</w:t>
+              <w:t xml:space="preserve">Поддержка Wake-on-LAN, IEEE 802.1Q VLAN, IEEE 802.1p QoS, IEEE 802.3x flow control.</w:t>
             </w:r>
           </w:p>
           <w:p>
@@ -8179,7 +6746,7 @@
                 <w:sz w:val="24"/>
                 <w:szCs w:val="24"/>
               </w:rPr>
-              <w:t>Габариты:</w:t>
+              <w:t xml:space="preserve">Совместимость с Windows 11/10/8/7/XP, Linux, macOS.</w:t>
             </w:r>
           </w:p>
           <w:p>
@@ -8197,7 +6764,7 @@
                 <w:sz w:val="24"/>
                 <w:szCs w:val="24"/>
               </w:rPr>
-              <w:t>длина: 118 мм;</w:t>
+              <w:t xml:space="preserve">Низкопрофильная планка для компактных корпусов в комплекте.</w:t>
             </w:r>
           </w:p>
           <w:p>
@@ -8215,18 +6782,8 @@
                 <w:sz w:val="24"/>
                 <w:szCs w:val="24"/>
               </w:rPr>
-              <w:t>высота: 65 мм.</w:t>
-            </w:r>
-          </w:p>
-          <w:p>
-            <w:pPr>
-              <w:spacing w:line="192" w:lineRule="auto"/>
-              <w:rPr>
-                <w:rFonts w:ascii="Times New Roman" w:hAnsi="Times New Roman"/>
-                <w:sz w:val="24"/>
-                <w:szCs w:val="24"/>
-              </w:rPr>
-            </w:pPr>
+              <w:t xml:space="preserve">Габариты: 120 × 80 × 21 мм.</w:t>
+            </w:r>
           </w:p>
         </w:tc>
         <w:tc>
@@ -8446,39 +7003,7 @@
                 <w:sz w:val="24"/>
                 <w:szCs w:val="24"/>
               </w:rPr>
-              <w:t>Телефоны</w:t>
-            </w:r>
-            <w:r>
-              <w:rPr>
-                <w:rFonts w:ascii="Times New Roman" w:hAnsi="Times New Roman"/>
-                <w:sz w:val="24"/>
-                <w:szCs w:val="24"/>
-              </w:rPr>
-              <w:t xml:space="preserve"> </w:t>
-            </w:r>
-            <w:r>
-              <w:rPr>
-                <w:rFonts w:ascii="Times New Roman" w:hAnsi="Times New Roman"/>
-                <w:sz w:val="24"/>
-                <w:szCs w:val="24"/>
-              </w:rPr>
-              <w:t>Grand</w:t>
-            </w:r>
-            <w:r>
-              <w:rPr>
-                <w:rFonts w:ascii="Times New Roman" w:hAnsi="Times New Roman"/>
-                <w:sz w:val="24"/>
-                <w:szCs w:val="24"/>
-              </w:rPr>
-              <w:t xml:space="preserve"> </w:t>
-            </w:r>
-            <w:r>
-              <w:rPr>
-                <w:rFonts w:ascii="Times New Roman" w:hAnsi="Times New Roman"/>
-                <w:sz w:val="24"/>
-                <w:szCs w:val="24"/>
-              </w:rPr>
-              <w:t>GXP1610</w:t>
+              <w:t xml:space="preserve">VoIP-телефон Yealink SIP-T19P E2</w:t>
             </w:r>
           </w:p>
           <w:p>
@@ -8547,16 +7072,6 @@
               </w:drawing>
             </w:r>
           </w:p>
-          <w:p>
-            <w:pPr>
-              <w:spacing w:line="192" w:lineRule="auto"/>
-              <w:rPr>
-                <w:rFonts w:ascii="Times New Roman" w:hAnsi="Times New Roman"/>
-                <w:sz w:val="24"/>
-                <w:szCs w:val="24"/>
-              </w:rPr>
-            </w:pPr>
-          </w:p>
         </w:tc>
         <w:tc>
           <w:tcPr>
@@ -8577,16 +7092,7 @@
                 <w:sz w:val="24"/>
                 <w:szCs w:val="24"/>
               </w:rPr>
-              <w:t>Тип</w:t>
-            </w:r>
-            <w:r>
-              <w:rPr>
-                <w:rFonts w:ascii="Times New Roman" w:hAnsi="Times New Roman"/>
-                <w:sz w:val="24"/>
-                <w:szCs w:val="24"/>
-              </w:rPr>
-              <w:tab/>
-              <w:t>VoIP‑телефон</w:t>
+              <w:t xml:space="preserve">Тип: проводной IP-телефон начального уровня.</w:t>
             </w:r>
           </w:p>
           <w:p>
@@ -8604,33 +7110,7 @@
                 <w:sz w:val="24"/>
                 <w:szCs w:val="24"/>
               </w:rPr>
-              <w:t>Модель</w:t>
-            </w:r>
-            <w:r>
-              <w:rPr>
-                <w:rFonts w:ascii="Times New Roman" w:hAnsi="Times New Roman"/>
-                <w:sz w:val="24"/>
-                <w:szCs w:val="24"/>
-              </w:rPr>
-              <w:tab/>
-            </w:r>
-            <w:proofErr w:type="spellStart"/>
-            <w:r>
-              <w:rPr>
-                <w:rFonts w:ascii="Times New Roman" w:hAnsi="Times New Roman"/>
-                <w:sz w:val="24"/>
-                <w:szCs w:val="24"/>
-              </w:rPr>
-              <w:t>Grandstream</w:t>
-            </w:r>
-            <w:proofErr w:type="spellEnd"/>
-            <w:r>
-              <w:rPr>
-                <w:rFonts w:ascii="Times New Roman" w:hAnsi="Times New Roman"/>
-                <w:sz w:val="24"/>
-                <w:szCs w:val="24"/>
-              </w:rPr>
-              <w:t xml:space="preserve"> GXP1610</w:t>
+              <w:t xml:space="preserve">Поддержка протоколов: SIP 2.0, RFC 3261, TCP/UDP, TLS, SRTP, DHCP, DNS SRV, NTP, ARP, ICMP, IPv4.</w:t>
             </w:r>
           </w:p>
           <w:p>
@@ -8648,52 +7128,7 @@
                 <w:sz w:val="24"/>
                 <w:szCs w:val="24"/>
               </w:rPr>
-              <w:t>Код производителя</w:t>
-            </w:r>
-            <w:r>
-              <w:rPr>
-                <w:rFonts w:ascii="Times New Roman" w:hAnsi="Times New Roman"/>
-                <w:sz w:val="24"/>
-                <w:szCs w:val="24"/>
-              </w:rPr>
-              <w:tab/>
-              <w:t>GXP1610 (</w:t>
-            </w:r>
-            <w:proofErr w:type="spellStart"/>
-            <w:r>
-              <w:rPr>
-                <w:rFonts w:ascii="Times New Roman" w:hAnsi="Times New Roman"/>
-                <w:sz w:val="24"/>
-                <w:szCs w:val="24"/>
-              </w:rPr>
-              <w:t>no</w:t>
-            </w:r>
-            <w:proofErr w:type="spellEnd"/>
-            <w:r>
-              <w:rPr>
-                <w:rFonts w:ascii="Times New Roman" w:hAnsi="Times New Roman"/>
-                <w:sz w:val="24"/>
-                <w:szCs w:val="24"/>
-              </w:rPr>
-              <w:t xml:space="preserve"> </w:t>
-            </w:r>
-            <w:proofErr w:type="spellStart"/>
-            <w:r>
-              <w:rPr>
-                <w:rFonts w:ascii="Times New Roman" w:hAnsi="Times New Roman"/>
-                <w:sz w:val="24"/>
-                <w:szCs w:val="24"/>
-              </w:rPr>
-              <w:t>PoE</w:t>
-            </w:r>
-            <w:proofErr w:type="spellEnd"/>
-            <w:r>
-              <w:rPr>
-                <w:rFonts w:ascii="Times New Roman" w:hAnsi="Times New Roman"/>
-                <w:sz w:val="24"/>
-                <w:szCs w:val="24"/>
-              </w:rPr>
-              <w:t>)</w:t>
+              <w:t xml:space="preserve">Аудио-кодеки: G.711(A/μ), G.722, G.723, G.726, G.729AB, iLBC.</w:t>
             </w:r>
           </w:p>
           <w:p>
@@ -8711,16 +7146,7 @@
                 <w:sz w:val="24"/>
                 <w:szCs w:val="24"/>
               </w:rPr>
-              <w:t>Цвет</w:t>
-            </w:r>
-            <w:r>
-              <w:rPr>
-                <w:rFonts w:ascii="Times New Roman" w:hAnsi="Times New Roman"/>
-                <w:sz w:val="24"/>
-                <w:szCs w:val="24"/>
-              </w:rPr>
-              <w:tab/>
-              <w:t>чёрный</w:t>
+              <w:t xml:space="preserve">Количество SIP-аккаунтов: 1.</w:t>
             </w:r>
           </w:p>
           <w:p>
@@ -8738,16 +7164,7 @@
                 <w:sz w:val="24"/>
                 <w:szCs w:val="24"/>
               </w:rPr>
-              <w:t>Тип телефона</w:t>
-            </w:r>
-            <w:r>
-              <w:rPr>
-                <w:rFonts w:ascii="Times New Roman" w:hAnsi="Times New Roman"/>
-                <w:sz w:val="24"/>
-                <w:szCs w:val="24"/>
-              </w:rPr>
-              <w:tab/>
-              <w:t>проводной</w:t>
+              <w:t xml:space="preserve">Графический ЖК-дисплей 132 × 64 с белой подсветкой.</w:t>
             </w:r>
           </w:p>
           <w:p>
@@ -8765,16 +7182,7 @@
                 <w:sz w:val="24"/>
                 <w:szCs w:val="24"/>
               </w:rPr>
-              <w:t>Поддержка протоколов</w:t>
-            </w:r>
-            <w:r>
-              <w:rPr>
-                <w:rFonts w:ascii="Times New Roman" w:hAnsi="Times New Roman"/>
-                <w:sz w:val="24"/>
-                <w:szCs w:val="24"/>
-              </w:rPr>
-              <w:tab/>
-              <w:t>ARP, DHCP, DNS SRV, ICMP, IP, IPv6, NTP, SIP, SIP 2.0, SNTP, TCP, TFTP, UDP</w:t>
+              <w:t xml:space="preserve">Порты: 2× RJ-45 (10/100 Мбит/с) с поддержкой PoE (IEEE 802.3af), 1× RJ-9 для трубки, 1× RJ-9 для гарнитуры.</w:t>
             </w:r>
           </w:p>
           <w:p>
@@ -8784,47 +7192,16 @@
                 <w:rFonts w:ascii="Times New Roman" w:hAnsi="Times New Roman"/>
                 <w:sz w:val="24"/>
                 <w:szCs w:val="24"/>
-                <w:lang w:val="en-US"/>
-              </w:rPr>
-            </w:pPr>
-            <w:r>
-              <w:rPr>
-                <w:rFonts w:ascii="Times New Roman" w:hAnsi="Times New Roman"/>
-                <w:sz w:val="24"/>
-                <w:szCs w:val="24"/>
-                <w:lang w:val="en-US"/>
-              </w:rPr>
-              <w:t>VoIP‑</w:t>
-            </w:r>
-            <w:r>
-              <w:rPr>
-                <w:rFonts w:ascii="Times New Roman" w:hAnsi="Times New Roman"/>
-                <w:sz w:val="24"/>
-                <w:szCs w:val="24"/>
-              </w:rPr>
-              <w:t>кодеки</w:t>
-            </w:r>
-            <w:r>
-              <w:rPr>
-                <w:rFonts w:ascii="Times New Roman" w:hAnsi="Times New Roman"/>
-                <w:sz w:val="24"/>
-                <w:szCs w:val="24"/>
-                <w:lang w:val="en-US"/>
-              </w:rPr>
-              <w:tab/>
-              <w:t xml:space="preserve">G.711, G.722, G.723, G.726‑32, G.729a, G.729b, </w:t>
-            </w:r>
-            <w:proofErr w:type="spellStart"/>
-            <w:r>
-              <w:rPr>
-                <w:rFonts w:ascii="Times New Roman" w:hAnsi="Times New Roman"/>
-                <w:sz w:val="24"/>
-                <w:szCs w:val="24"/>
-                <w:lang w:val="en-US"/>
-              </w:rPr>
-              <w:t>iLBC</w:t>
-            </w:r>
-            <w:proofErr w:type="spellEnd"/>
+              </w:rPr>
+            </w:pPr>
+            <w:r>
+              <w:rPr>
+                <w:rFonts w:ascii="Times New Roman" w:hAnsi="Times New Roman"/>
+                <w:sz w:val="24"/>
+                <w:szCs w:val="24"/>
+              </w:rPr>
+              <w:t xml:space="preserve">Функции: Caller ID, удержание вызова, перехват, переадресация, трёхсторонняя конференц-связь, быстрый набор, эхоподавление, VAD, CNG, AGC.</w:t>
+            </w:r>
           </w:p>
           <w:p>
             <w:pPr>
@@ -8841,16 +7218,7 @@
                 <w:sz w:val="24"/>
                 <w:szCs w:val="24"/>
               </w:rPr>
-              <w:t>Передача факса</w:t>
-            </w:r>
-            <w:r>
-              <w:rPr>
-                <w:rFonts w:ascii="Times New Roman" w:hAnsi="Times New Roman"/>
-                <w:sz w:val="24"/>
-                <w:szCs w:val="24"/>
-              </w:rPr>
-              <w:tab/>
-              <w:t>нет</w:t>
+              <w:t xml:space="preserve">Управление: web-интерфейс, autoprovisioning.</w:t>
             </w:r>
           </w:p>
           <w:p>
@@ -8868,287 +7236,8 @@
                 <w:sz w:val="24"/>
                 <w:szCs w:val="24"/>
               </w:rPr>
-              <w:t>Управление</w:t>
-            </w:r>
-            <w:r>
-              <w:rPr>
-                <w:rFonts w:ascii="Times New Roman" w:hAnsi="Times New Roman"/>
-                <w:sz w:val="24"/>
-                <w:szCs w:val="24"/>
-              </w:rPr>
-              <w:tab/>
-            </w:r>
-            <w:proofErr w:type="spellStart"/>
-            <w:r>
-              <w:rPr>
-                <w:rFonts w:ascii="Times New Roman" w:hAnsi="Times New Roman"/>
-                <w:sz w:val="24"/>
-                <w:szCs w:val="24"/>
-              </w:rPr>
-              <w:t>Autoprovision</w:t>
-            </w:r>
-            <w:proofErr w:type="spellEnd"/>
-            <w:r>
-              <w:rPr>
-                <w:rFonts w:ascii="Times New Roman" w:hAnsi="Times New Roman"/>
-                <w:sz w:val="24"/>
-                <w:szCs w:val="24"/>
-              </w:rPr>
-              <w:t>, Web‑интерфейс</w:t>
-            </w:r>
-          </w:p>
-          <w:p>
-            <w:pPr>
-              <w:spacing w:line="192" w:lineRule="auto"/>
-              <w:rPr>
-                <w:rFonts w:ascii="Times New Roman" w:hAnsi="Times New Roman"/>
-                <w:sz w:val="24"/>
-                <w:szCs w:val="24"/>
-              </w:rPr>
-            </w:pPr>
-            <w:r>
-              <w:rPr>
-                <w:rFonts w:ascii="Times New Roman" w:hAnsi="Times New Roman"/>
-                <w:sz w:val="24"/>
-                <w:szCs w:val="24"/>
-              </w:rPr>
-              <w:t>Порты/разъёмы</w:t>
-            </w:r>
-            <w:r>
-              <w:rPr>
-                <w:rFonts w:ascii="Times New Roman" w:hAnsi="Times New Roman"/>
-                <w:sz w:val="24"/>
-                <w:szCs w:val="24"/>
-              </w:rPr>
-              <w:tab/>
-              <w:t>1× RJ‑9 (трубка), 2× RJ‑45 (Ethernet)</w:t>
-            </w:r>
-          </w:p>
-          <w:p>
-            <w:pPr>
-              <w:spacing w:line="192" w:lineRule="auto"/>
-              <w:rPr>
-                <w:rFonts w:ascii="Times New Roman" w:hAnsi="Times New Roman"/>
-                <w:sz w:val="24"/>
-                <w:szCs w:val="24"/>
-              </w:rPr>
-            </w:pPr>
-            <w:r>
-              <w:rPr>
-                <w:rFonts w:ascii="Times New Roman" w:hAnsi="Times New Roman"/>
-                <w:sz w:val="24"/>
-                <w:szCs w:val="24"/>
-              </w:rPr>
-              <w:t>Разъём для гарнитуры</w:t>
-            </w:r>
-            <w:r>
-              <w:rPr>
-                <w:rFonts w:ascii="Times New Roman" w:hAnsi="Times New Roman"/>
-                <w:sz w:val="24"/>
-                <w:szCs w:val="24"/>
-              </w:rPr>
-              <w:tab/>
-              <w:t>есть</w:t>
-            </w:r>
-          </w:p>
-          <w:p>
-            <w:pPr>
-              <w:spacing w:line="192" w:lineRule="auto"/>
-              <w:rPr>
-                <w:rFonts w:ascii="Times New Roman" w:hAnsi="Times New Roman"/>
-                <w:sz w:val="24"/>
-                <w:szCs w:val="24"/>
-              </w:rPr>
-            </w:pPr>
-            <w:proofErr w:type="spellStart"/>
-            <w:r>
-              <w:rPr>
-                <w:rFonts w:ascii="Times New Roman" w:hAnsi="Times New Roman"/>
-                <w:sz w:val="24"/>
-                <w:szCs w:val="24"/>
-              </w:rPr>
-              <w:t>Caller</w:t>
-            </w:r>
-            <w:proofErr w:type="spellEnd"/>
-            <w:r>
-              <w:rPr>
-                <w:rFonts w:ascii="Times New Roman" w:hAnsi="Times New Roman"/>
-                <w:sz w:val="24"/>
-                <w:szCs w:val="24"/>
-              </w:rPr>
-              <w:t xml:space="preserve"> ID</w:t>
-            </w:r>
-            <w:r>
-              <w:rPr>
-                <w:rFonts w:ascii="Times New Roman" w:hAnsi="Times New Roman"/>
-                <w:sz w:val="24"/>
-                <w:szCs w:val="24"/>
-              </w:rPr>
-              <w:tab/>
-              <w:t>есть</w:t>
-            </w:r>
-          </w:p>
-          <w:p>
-            <w:pPr>
-              <w:spacing w:line="192" w:lineRule="auto"/>
-              <w:rPr>
-                <w:rFonts w:ascii="Times New Roman" w:hAnsi="Times New Roman"/>
-                <w:sz w:val="24"/>
-                <w:szCs w:val="24"/>
-              </w:rPr>
-            </w:pPr>
-            <w:r>
-              <w:rPr>
-                <w:rFonts w:ascii="Times New Roman" w:hAnsi="Times New Roman"/>
-                <w:sz w:val="24"/>
-                <w:szCs w:val="24"/>
-              </w:rPr>
-              <w:t>Быстрый набор</w:t>
-            </w:r>
-            <w:r>
-              <w:rPr>
-                <w:rFonts w:ascii="Times New Roman" w:hAnsi="Times New Roman"/>
-                <w:sz w:val="24"/>
-                <w:szCs w:val="24"/>
-              </w:rPr>
-              <w:tab/>
-              <w:t>есть</w:t>
-            </w:r>
-          </w:p>
-          <w:p>
-            <w:pPr>
-              <w:spacing w:line="192" w:lineRule="auto"/>
-              <w:rPr>
-                <w:rFonts w:ascii="Times New Roman" w:hAnsi="Times New Roman"/>
-                <w:sz w:val="24"/>
-                <w:szCs w:val="24"/>
-              </w:rPr>
-            </w:pPr>
-            <w:r>
-              <w:rPr>
-                <w:rFonts w:ascii="Times New Roman" w:hAnsi="Times New Roman"/>
-                <w:sz w:val="24"/>
-                <w:szCs w:val="24"/>
-              </w:rPr>
-              <w:t>Конференц‑связь</w:t>
-            </w:r>
-            <w:r>
-              <w:rPr>
-                <w:rFonts w:ascii="Times New Roman" w:hAnsi="Times New Roman"/>
-                <w:sz w:val="24"/>
-                <w:szCs w:val="24"/>
-              </w:rPr>
-              <w:tab/>
-              <w:t>есть (трёхсторонняя)</w:t>
-            </w:r>
-          </w:p>
-          <w:p>
-            <w:pPr>
-              <w:spacing w:line="192" w:lineRule="auto"/>
-              <w:rPr>
-                <w:rFonts w:ascii="Times New Roman" w:hAnsi="Times New Roman"/>
-                <w:sz w:val="24"/>
-                <w:szCs w:val="24"/>
-              </w:rPr>
-            </w:pPr>
-            <w:r>
-              <w:rPr>
-                <w:rFonts w:ascii="Times New Roman" w:hAnsi="Times New Roman"/>
-                <w:sz w:val="24"/>
-                <w:szCs w:val="24"/>
-              </w:rPr>
-              <w:t>Видеоконференции</w:t>
-            </w:r>
-            <w:r>
-              <w:rPr>
-                <w:rFonts w:ascii="Times New Roman" w:hAnsi="Times New Roman"/>
-                <w:sz w:val="24"/>
-                <w:szCs w:val="24"/>
-              </w:rPr>
-              <w:tab/>
-              <w:t>нет</w:t>
-            </w:r>
-          </w:p>
-          <w:p>
-            <w:pPr>
-              <w:spacing w:line="192" w:lineRule="auto"/>
-              <w:rPr>
-                <w:rFonts w:ascii="Times New Roman" w:hAnsi="Times New Roman"/>
-                <w:sz w:val="24"/>
-                <w:szCs w:val="24"/>
-              </w:rPr>
-            </w:pPr>
-            <w:r>
-              <w:rPr>
-                <w:rFonts w:ascii="Times New Roman" w:hAnsi="Times New Roman"/>
-                <w:sz w:val="24"/>
-                <w:szCs w:val="24"/>
-              </w:rPr>
-              <w:t>SIP‑линий</w:t>
-            </w:r>
-            <w:r>
-              <w:rPr>
-                <w:rFonts w:ascii="Times New Roman" w:hAnsi="Times New Roman"/>
-                <w:sz w:val="24"/>
-                <w:szCs w:val="24"/>
-              </w:rPr>
-              <w:tab/>
-              <w:t>1</w:t>
-            </w:r>
-          </w:p>
-          <w:p>
-            <w:pPr>
-              <w:spacing w:line="192" w:lineRule="auto"/>
-              <w:rPr>
-                <w:rFonts w:ascii="Times New Roman" w:hAnsi="Times New Roman"/>
-                <w:sz w:val="24"/>
-                <w:szCs w:val="24"/>
-              </w:rPr>
-            </w:pPr>
-            <w:r>
-              <w:rPr>
-                <w:rFonts w:ascii="Times New Roman" w:hAnsi="Times New Roman"/>
-                <w:sz w:val="24"/>
-                <w:szCs w:val="24"/>
-              </w:rPr>
-              <w:t>Дополнительные функции</w:t>
-            </w:r>
-            <w:r>
-              <w:rPr>
-                <w:rFonts w:ascii="Times New Roman" w:hAnsi="Times New Roman"/>
-                <w:sz w:val="24"/>
-                <w:szCs w:val="24"/>
-              </w:rPr>
-              <w:tab/>
-            </w:r>
-            <w:proofErr w:type="spellStart"/>
-            <w:r>
-              <w:rPr>
-                <w:rFonts w:ascii="Times New Roman" w:hAnsi="Times New Roman"/>
-                <w:sz w:val="24"/>
-                <w:szCs w:val="24"/>
-              </w:rPr>
-              <w:t>автоотбой</w:t>
-            </w:r>
-            <w:proofErr w:type="spellEnd"/>
-            <w:r>
-              <w:rPr>
-                <w:rFonts w:ascii="Times New Roman" w:hAnsi="Times New Roman"/>
-                <w:sz w:val="24"/>
-                <w:szCs w:val="24"/>
-              </w:rPr>
-              <w:t>, перехват вызова, эхоподавление, VAD</w:t>
-            </w:r>
-          </w:p>
-          <w:p>
-            <w:pPr>
-              <w:spacing w:line="192" w:lineRule="auto"/>
-              <w:rPr>
-                <w:rFonts w:ascii="Times New Roman" w:hAnsi="Times New Roman"/>
-                <w:sz w:val="24"/>
-                <w:szCs w:val="24"/>
-              </w:rPr>
-            </w:pPr>
+              <w:t xml:space="preserve">Питание: PoE или внешний адаптер 5 В.</w:t>
+            </w:r>
           </w:p>
         </w:tc>
         <w:tc>
@@ -9236,33 +7325,7 @@
                 <w:sz w:val="24"/>
                 <w:szCs w:val="24"/>
               </w:rPr>
-              <w:t xml:space="preserve">МФУ </w:t>
-            </w:r>
-            <w:proofErr w:type="spellStart"/>
-            <w:r>
-              <w:rPr>
-                <w:rFonts w:ascii="Times New Roman" w:hAnsi="Times New Roman"/>
-                <w:sz w:val="24"/>
-                <w:szCs w:val="24"/>
-              </w:rPr>
-              <w:t>Техноэволаб</w:t>
-            </w:r>
-            <w:proofErr w:type="spellEnd"/>
-            <w:r>
-              <w:rPr>
-                <w:rFonts w:ascii="Times New Roman" w:hAnsi="Times New Roman"/>
-                <w:sz w:val="24"/>
-                <w:szCs w:val="24"/>
-              </w:rPr>
-              <w:t xml:space="preserve"> </w:t>
-            </w:r>
-            <w:r>
-              <w:rPr>
-                <w:rFonts w:ascii="Times New Roman" w:hAnsi="Times New Roman"/>
-                <w:sz w:val="24"/>
-                <w:szCs w:val="24"/>
-              </w:rPr>
-              <w:t>Т2023</w:t>
+              <w:t xml:space="preserve">МФУ Pantum M6507W</w:t>
             </w:r>
           </w:p>
           <w:p>
@@ -9338,15 +7401,7 @@
                 <w:sz w:val="24"/>
                 <w:szCs w:val="24"/>
               </w:rPr>
-              <w:t>Аппаратная часть</w:t>
-            </w:r>
-            <w:r>
-              <w:rPr>
-                <w:rFonts w:ascii="Times New Roman" w:hAnsi="Times New Roman"/>
-                <w:sz w:val="24"/>
-                <w:szCs w:val="24"/>
-              </w:rPr>
-              <w:tab/>
+              <w:t xml:space="preserve">Тип: лазерное многофункциональное устройство (печать, копирование, сканирование).</w:t>
             </w:r>
           </w:p>
           <w:p>
@@ -9364,16 +7419,7 @@
                 <w:sz w:val="24"/>
                 <w:szCs w:val="24"/>
               </w:rPr>
-              <w:t>Оперативная память</w:t>
-            </w:r>
-            <w:r>
-              <w:rPr>
-                <w:rFonts w:ascii="Times New Roman" w:hAnsi="Times New Roman"/>
-                <w:sz w:val="24"/>
-                <w:szCs w:val="24"/>
-              </w:rPr>
-              <w:tab/>
-              <w:t>128 МБ</w:t>
+              <w:t xml:space="preserve">Цветность печати: чёрно-белая.</w:t>
             </w:r>
           </w:p>
           <w:p>
@@ -9391,16 +7437,7 @@
                 <w:sz w:val="24"/>
                 <w:szCs w:val="24"/>
               </w:rPr>
-              <w:t>Частота процессора</w:t>
-            </w:r>
-            <w:r>
-              <w:rPr>
-                <w:rFonts w:ascii="Times New Roman" w:hAnsi="Times New Roman"/>
-                <w:sz w:val="24"/>
-                <w:szCs w:val="24"/>
-              </w:rPr>
-              <w:tab/>
-              <w:t>1200 МГц</w:t>
+              <w:t xml:space="preserve">Максимальный формат печати: A4.</w:t>
             </w:r>
           </w:p>
           <w:p>
@@ -9418,15 +7455,7 @@
                 <w:sz w:val="24"/>
                 <w:szCs w:val="24"/>
               </w:rPr>
-              <w:t>Принтер</w:t>
-            </w:r>
-            <w:r>
-              <w:rPr>
-                <w:rFonts w:ascii="Times New Roman" w:hAnsi="Times New Roman"/>
-                <w:sz w:val="24"/>
-                <w:szCs w:val="24"/>
-              </w:rPr>
-              <w:tab/>
+              <w:t xml:space="preserve">Разрешение печати: 1200 × 1200 dpi.</w:t>
             </w:r>
           </w:p>
           <w:p>
@@ -9444,16 +7473,7 @@
                 <w:sz w:val="24"/>
                 <w:szCs w:val="24"/>
               </w:rPr>
-              <w:t>Технология печати</w:t>
-            </w:r>
-            <w:r>
-              <w:rPr>
-                <w:rFonts w:ascii="Times New Roman" w:hAnsi="Times New Roman"/>
-                <w:sz w:val="24"/>
-                <w:szCs w:val="24"/>
-              </w:rPr>
-              <w:tab/>
-              <w:t>Лазерная</w:t>
+              <w:t xml:space="preserve">Скорость печати: 22 стр/мин (А4).</w:t>
             </w:r>
           </w:p>
           <w:p>
@@ -9471,41 +7491,7 @@
                 <w:sz w:val="24"/>
                 <w:szCs w:val="24"/>
               </w:rPr>
-              <w:t xml:space="preserve">Цветность </w:t>
-            </w:r>
-            <w:proofErr w:type="gramStart"/>
-            <w:r>
-              <w:rPr>
-                <w:rFonts w:ascii="Times New Roman" w:hAnsi="Times New Roman"/>
-                <w:sz w:val="24"/>
-                <w:szCs w:val="24"/>
-              </w:rPr>
-              <w:t>печати</w:t>
-            </w:r>
-            <w:r>
-              <w:rPr>
-                <w:rFonts w:ascii="Times New Roman" w:hAnsi="Times New Roman"/>
-                <w:sz w:val="24"/>
-                <w:szCs w:val="24"/>
-              </w:rPr>
-              <w:t xml:space="preserve"> </w:t>
-            </w:r>
-            <w:r>
-              <w:rPr>
-                <w:rFonts w:ascii="Times New Roman" w:hAnsi="Times New Roman"/>
-                <w:sz w:val="24"/>
-                <w:szCs w:val="24"/>
-              </w:rPr>
-              <w:t>Черно</w:t>
-            </w:r>
-            <w:proofErr w:type="gramEnd"/>
-            <w:r>
-              <w:rPr>
-                <w:rFonts w:ascii="Times New Roman" w:hAnsi="Times New Roman"/>
-                <w:sz w:val="24"/>
-                <w:szCs w:val="24"/>
-              </w:rPr>
-              <w:t>‑белая</w:t>
+              <w:t xml:space="preserve">Время выхода первого отпечатка: менее 7,8 с.</w:t>
             </w:r>
           </w:p>
           <w:p>
@@ -9523,16 +7509,7 @@
                 <w:sz w:val="24"/>
                 <w:szCs w:val="24"/>
               </w:rPr>
-              <w:t>Максимальный формат печати</w:t>
-            </w:r>
-            <w:r>
-              <w:rPr>
-                <w:rFonts w:ascii="Times New Roman" w:hAnsi="Times New Roman"/>
-                <w:sz w:val="24"/>
-                <w:szCs w:val="24"/>
-              </w:rPr>
-              <w:tab/>
-              <w:t>A4</w:t>
+              <w:t xml:space="preserve">Процессор: 600 МГц.</w:t>
             </w:r>
           </w:p>
           <w:p>
@@ -9550,27 +7527,8 @@
                 <w:sz w:val="24"/>
                 <w:szCs w:val="24"/>
               </w:rPr>
-              <w:t>Максимальное разрешение черно‑белой печати</w:t>
-            </w:r>
-            <w:r>
-              <w:rPr>
-                <w:rFonts w:ascii="Times New Roman" w:hAnsi="Times New Roman"/>
-                <w:sz w:val="24"/>
-                <w:szCs w:val="24"/>
-              </w:rPr>
-              <w:tab/>
-              <w:t xml:space="preserve">600×600 </w:t>
-            </w:r>
-            <w:proofErr w:type="spellStart"/>
-            <w:r>
-              <w:rPr>
-                <w:rFonts w:ascii="Times New Roman" w:hAnsi="Times New Roman"/>
-                <w:sz w:val="24"/>
-                <w:szCs w:val="24"/>
-              </w:rPr>
-              <w:t>dpi</w:t>
-            </w:r>
-            <w:proofErr w:type="spellEnd"/>
+              <w:t xml:space="preserve">Оперативная память: 128 МБ.</w:t>
+            </w:r>
           </w:p>
           <w:p>
             <w:pPr>
@@ -9587,52 +7545,7 @@
                 <w:sz w:val="24"/>
                 <w:szCs w:val="24"/>
               </w:rPr>
-              <w:t>Скорость черно‑белой печати (</w:t>
-            </w:r>
-            <w:proofErr w:type="spellStart"/>
-            <w:r>
-              <w:rPr>
-                <w:rFonts w:ascii="Times New Roman" w:hAnsi="Times New Roman"/>
-                <w:sz w:val="24"/>
-                <w:szCs w:val="24"/>
-              </w:rPr>
-              <w:t>стр</w:t>
-            </w:r>
-            <w:proofErr w:type="spellEnd"/>
-            <w:r>
-              <w:rPr>
-                <w:rFonts w:ascii="Times New Roman" w:hAnsi="Times New Roman"/>
-                <w:sz w:val="24"/>
-                <w:szCs w:val="24"/>
-              </w:rPr>
-              <w:t>/мин)</w:t>
-            </w:r>
-            <w:r>
-              <w:rPr>
-                <w:rFonts w:ascii="Times New Roman" w:hAnsi="Times New Roman"/>
-                <w:sz w:val="24"/>
-                <w:szCs w:val="24"/>
-              </w:rPr>
-              <w:tab/>
-              <w:t xml:space="preserve">23 </w:t>
-            </w:r>
-            <w:proofErr w:type="spellStart"/>
-            <w:r>
-              <w:rPr>
-                <w:rFonts w:ascii="Times New Roman" w:hAnsi="Times New Roman"/>
-                <w:sz w:val="24"/>
-                <w:szCs w:val="24"/>
-              </w:rPr>
-              <w:t>стр</w:t>
-            </w:r>
-            <w:proofErr w:type="spellEnd"/>
-            <w:r>
-              <w:rPr>
-                <w:rFonts w:ascii="Times New Roman" w:hAnsi="Times New Roman"/>
-                <w:sz w:val="24"/>
-                <w:szCs w:val="24"/>
-              </w:rPr>
-              <w:t>/мин (A4)</w:t>
+              <w:t xml:space="preserve">Рекомендуемый месячный объём печати: до 1 500 стр., максимальный — 15 000 стр.</w:t>
             </w:r>
           </w:p>
           <w:p>
@@ -9650,16 +7563,7 @@
                 <w:sz w:val="24"/>
                 <w:szCs w:val="24"/>
               </w:rPr>
-              <w:t>Время выхода первого черно‑белого отпечатка</w:t>
-            </w:r>
-            <w:r>
-              <w:rPr>
-                <w:rFonts w:ascii="Times New Roman" w:hAnsi="Times New Roman"/>
-                <w:sz w:val="24"/>
-                <w:szCs w:val="24"/>
-              </w:rPr>
-              <w:tab/>
-              <w:t>8 сек</w:t>
+              <w:t xml:space="preserve">Сканер: планшетный, цветной, разрешение 1200 × 1200 dpi.</w:t>
             </w:r>
           </w:p>
           <w:p>
@@ -9677,27 +7581,8 @@
                 <w:sz w:val="24"/>
                 <w:szCs w:val="24"/>
               </w:rPr>
-              <w:t>Рекомендуемый месячный объём печати</w:t>
-            </w:r>
-            <w:r>
-              <w:rPr>
-                <w:rFonts w:ascii="Times New Roman" w:hAnsi="Times New Roman"/>
-                <w:sz w:val="24"/>
-                <w:szCs w:val="24"/>
-              </w:rPr>
-              <w:tab/>
-              <w:t xml:space="preserve">1500 </w:t>
-            </w:r>
-            <w:proofErr w:type="spellStart"/>
-            <w:r>
-              <w:rPr>
-                <w:rFonts w:ascii="Times New Roman" w:hAnsi="Times New Roman"/>
-                <w:sz w:val="24"/>
-                <w:szCs w:val="24"/>
-              </w:rPr>
-              <w:t>стр</w:t>
-            </w:r>
-            <w:proofErr w:type="spellEnd"/>
+              <w:t xml:space="preserve">Интерфейсы: USB 2.0, Wi-Fi 802.11 b/g/n.</w:t>
+            </w:r>
           </w:p>
           <w:p>
             <w:pPr>
@@ -9714,27 +7599,8 @@
                 <w:sz w:val="24"/>
                 <w:szCs w:val="24"/>
               </w:rPr>
-              <w:t>Максимальный месячный объём печати</w:t>
-            </w:r>
-            <w:r>
-              <w:rPr>
-                <w:rFonts w:ascii="Times New Roman" w:hAnsi="Times New Roman"/>
-                <w:sz w:val="24"/>
-                <w:szCs w:val="24"/>
-              </w:rPr>
-              <w:tab/>
-              <w:t xml:space="preserve">15 000 </w:t>
-            </w:r>
-            <w:proofErr w:type="spellStart"/>
-            <w:r>
-              <w:rPr>
-                <w:rFonts w:ascii="Times New Roman" w:hAnsi="Times New Roman"/>
-                <w:sz w:val="24"/>
-                <w:szCs w:val="24"/>
-              </w:rPr>
-              <w:t>стр</w:t>
-            </w:r>
-            <w:proofErr w:type="spellEnd"/>
+              <w:t xml:space="preserve">Поддержка мобильной печати: AirPrint, Mopria.</w:t>
+            </w:r>
           </w:p>
           <w:p>
             <w:pPr>
@@ -9745,6 +7611,14 @@
                 <w:szCs w:val="24"/>
               </w:rPr>
             </w:pPr>
+            <w:r>
+              <w:rPr>
+                <w:rFonts w:ascii="Times New Roman" w:hAnsi="Times New Roman"/>
+                <w:sz w:val="24"/>
+                <w:szCs w:val="24"/>
+              </w:rPr>
+              <w:t xml:space="preserve">Лоток подачи бумаги — 150 листов.</w:t>
+            </w:r>
           </w:p>
         </w:tc>
         <w:tc>
@@ -9817,16 +7691,7 @@
                 <w:sz w:val="24"/>
                 <w:szCs w:val="24"/>
               </w:rPr>
-              <w:t>Сервер</w:t>
-            </w:r>
-            <w:r>
-              <w:rPr>
-                <w:rFonts w:ascii="Times New Roman" w:hAnsi="Times New Roman"/>
-                <w:sz w:val="24"/>
-                <w:szCs w:val="24"/>
-                <w:lang w:val="en-US"/>
-              </w:rPr>
-              <w:t xml:space="preserve"> HPE DL20 Gen10 2LFF</w:t>
+              <w:t xml:space="preserve">Сервер Dell PowerEdge R250</w:t>
             </w:r>
           </w:p>
           <w:p>
@@ -9902,24 +7767,7 @@
                 <w:sz w:val="24"/>
                 <w:szCs w:val="24"/>
               </w:rPr>
-              <w:t>Производитель</w:t>
-            </w:r>
-            <w:r>
-              <w:rPr>
-                <w:rFonts w:ascii="Times New Roman" w:hAnsi="Times New Roman"/>
-                <w:sz w:val="24"/>
-                <w:szCs w:val="24"/>
-              </w:rPr>
-              <w:tab/>
-            </w:r>
-            <w:r>
-              <w:rPr>
-                <w:rFonts w:ascii="Times New Roman" w:hAnsi="Times New Roman"/>
-                <w:sz w:val="24"/>
-                <w:szCs w:val="24"/>
-                <w:lang w:val="en-US"/>
-              </w:rPr>
-              <w:t>HP</w:t>
+              <w:t xml:space="preserve">Производитель: Dell.</w:t>
             </w:r>
           </w:p>
           <w:p>
@@ -9937,25 +7785,7 @@
                 <w:sz w:val="24"/>
                 <w:szCs w:val="24"/>
               </w:rPr>
-              <w:t>Форм-фактор</w:t>
-            </w:r>
-            <w:r>
-              <w:rPr>
-                <w:rFonts w:ascii="Times New Roman" w:hAnsi="Times New Roman"/>
-                <w:sz w:val="24"/>
-                <w:szCs w:val="24"/>
-              </w:rPr>
-              <w:tab/>
-              <w:t>1</w:t>
-            </w:r>
-            <w:r>
-              <w:rPr>
-                <w:rFonts w:ascii="Times New Roman" w:hAnsi="Times New Roman"/>
-                <w:sz w:val="24"/>
-                <w:szCs w:val="24"/>
-                <w:lang w:val="en-US"/>
-              </w:rPr>
-              <w:t>U</w:t>
+              <w:t xml:space="preserve">Форм-фактор: 1U.</w:t>
             </w:r>
           </w:p>
           <w:p>
@@ -9973,152 +7803,7 @@
                 <w:sz w:val="24"/>
                 <w:szCs w:val="24"/>
               </w:rPr>
-              <w:t>Процессор</w:t>
-            </w:r>
-            <w:r>
-              <w:rPr>
-                <w:rFonts w:ascii="Times New Roman" w:hAnsi="Times New Roman"/>
-                <w:sz w:val="24"/>
-                <w:szCs w:val="24"/>
-              </w:rPr>
-              <w:tab/>
-              <w:t>1</w:t>
-            </w:r>
-            <w:r>
-              <w:rPr>
-                <w:rFonts w:ascii="Times New Roman" w:hAnsi="Times New Roman"/>
-                <w:sz w:val="24"/>
-                <w:szCs w:val="24"/>
-                <w:lang w:val="en-US"/>
-              </w:rPr>
-              <w:t>x</w:t>
-            </w:r>
-            <w:r>
-              <w:rPr>
-                <w:rFonts w:ascii="Times New Roman" w:hAnsi="Times New Roman"/>
-                <w:sz w:val="24"/>
-                <w:szCs w:val="24"/>
-              </w:rPr>
-              <w:t xml:space="preserve"> </w:t>
-            </w:r>
-            <w:r>
-              <w:rPr>
-                <w:rFonts w:ascii="Times New Roman" w:hAnsi="Times New Roman"/>
-                <w:sz w:val="24"/>
-                <w:szCs w:val="24"/>
-                <w:lang w:val="en-US"/>
-              </w:rPr>
-              <w:t>Intel</w:t>
-            </w:r>
-            <w:r>
-              <w:rPr>
-                <w:rFonts w:ascii="Times New Roman" w:hAnsi="Times New Roman"/>
-                <w:sz w:val="24"/>
-                <w:szCs w:val="24"/>
-              </w:rPr>
-              <w:t xml:space="preserve"> </w:t>
-            </w:r>
-            <w:r>
-              <w:rPr>
-                <w:rFonts w:ascii="Times New Roman" w:hAnsi="Times New Roman"/>
-                <w:sz w:val="24"/>
-                <w:szCs w:val="24"/>
-                <w:lang w:val="en-US"/>
-              </w:rPr>
-              <w:t>Pentium</w:t>
-            </w:r>
-            <w:r>
-              <w:rPr>
-                <w:rFonts w:ascii="Times New Roman" w:hAnsi="Times New Roman"/>
-                <w:sz w:val="24"/>
-                <w:szCs w:val="24"/>
-              </w:rPr>
-              <w:t xml:space="preserve"> </w:t>
-            </w:r>
-            <w:r>
-              <w:rPr>
-                <w:rFonts w:ascii="Times New Roman" w:hAnsi="Times New Roman"/>
-                <w:sz w:val="24"/>
-                <w:szCs w:val="24"/>
-                <w:lang w:val="en-US"/>
-              </w:rPr>
-              <w:t>G</w:t>
-            </w:r>
-            <w:r>
-              <w:rPr>
-                <w:rFonts w:ascii="Times New Roman" w:hAnsi="Times New Roman"/>
-                <w:sz w:val="24"/>
-                <w:szCs w:val="24"/>
-              </w:rPr>
-              <w:t>5420 (2</w:t>
-            </w:r>
-            <w:r>
-              <w:rPr>
-                <w:rFonts w:ascii="Times New Roman" w:hAnsi="Times New Roman"/>
-                <w:sz w:val="24"/>
-                <w:szCs w:val="24"/>
-                <w:lang w:val="en-US"/>
-              </w:rPr>
-              <w:t>C</w:t>
-            </w:r>
-            <w:r>
-              <w:rPr>
-                <w:rFonts w:ascii="Times New Roman" w:hAnsi="Times New Roman"/>
-                <w:sz w:val="24"/>
-                <w:szCs w:val="24"/>
-              </w:rPr>
-              <w:t xml:space="preserve"> 4</w:t>
-            </w:r>
-            <w:r>
-              <w:rPr>
-                <w:rFonts w:ascii="Times New Roman" w:hAnsi="Times New Roman"/>
-                <w:sz w:val="24"/>
-                <w:szCs w:val="24"/>
-                <w:lang w:val="en-US"/>
-              </w:rPr>
-              <w:t>M</w:t>
-            </w:r>
-            <w:r>
-              <w:rPr>
-                <w:rFonts w:ascii="Times New Roman" w:hAnsi="Times New Roman"/>
-                <w:sz w:val="24"/>
-                <w:szCs w:val="24"/>
-              </w:rPr>
-              <w:t xml:space="preserve"> </w:t>
-            </w:r>
-            <w:r>
-              <w:rPr>
-                <w:rFonts w:ascii="Times New Roman" w:hAnsi="Times New Roman"/>
-                <w:sz w:val="24"/>
-                <w:szCs w:val="24"/>
-                <w:lang w:val="en-US"/>
-              </w:rPr>
-              <w:t>Cache</w:t>
-            </w:r>
-            <w:r>
-              <w:rPr>
-                <w:rFonts w:ascii="Times New Roman" w:hAnsi="Times New Roman"/>
-                <w:sz w:val="24"/>
-                <w:szCs w:val="24"/>
-              </w:rPr>
-              <w:t xml:space="preserve"> 3.80 </w:t>
-            </w:r>
-            <w:r>
-              <w:rPr>
-                <w:rFonts w:ascii="Times New Roman" w:hAnsi="Times New Roman"/>
-                <w:sz w:val="24"/>
-                <w:szCs w:val="24"/>
-                <w:lang w:val="en-US"/>
-              </w:rPr>
-              <w:t>GHz</w:t>
-            </w:r>
-            <w:r>
-              <w:rPr>
-                <w:rFonts w:ascii="Times New Roman" w:hAnsi="Times New Roman"/>
-                <w:sz w:val="24"/>
-                <w:szCs w:val="24"/>
-              </w:rPr>
-              <w:t>)</w:t>
+              <w:t xml:space="preserve">Процессор: 1× Intel Xeon E-2314 (4 ядра, 4 потока, 2.8 ГГц / 4.5 ГГц Turbo, 8 МБ L3-кэш, TDP 65 Вт).</w:t>
             </w:r>
           </w:p>
           <w:p>
@@ -10136,25 +7821,7 @@
                 <w:sz w:val="24"/>
                 <w:szCs w:val="24"/>
               </w:rPr>
-              <w:t>Тип дисков</w:t>
-            </w:r>
-            <w:r>
-              <w:rPr>
-                <w:rFonts w:ascii="Times New Roman" w:hAnsi="Times New Roman"/>
-                <w:sz w:val="24"/>
-                <w:szCs w:val="24"/>
-              </w:rPr>
-              <w:tab/>
-              <w:t xml:space="preserve">3.5'' </w:t>
-            </w:r>
-            <w:r>
-              <w:rPr>
-                <w:rFonts w:ascii="Times New Roman" w:hAnsi="Times New Roman"/>
-                <w:sz w:val="24"/>
-                <w:szCs w:val="24"/>
-                <w:lang w:val="en-US"/>
-              </w:rPr>
-              <w:t>LFF</w:t>
+              <w:t xml:space="preserve">Чипсет: Intel C252.</w:t>
             </w:r>
           </w:p>
           <w:p>
@@ -10172,43 +7839,7 @@
                 <w:sz w:val="24"/>
                 <w:szCs w:val="24"/>
               </w:rPr>
-              <w:t>Модуль удаленного управления</w:t>
-            </w:r>
-            <w:r>
-              <w:rPr>
-                <w:rFonts w:ascii="Times New Roman" w:hAnsi="Times New Roman"/>
-                <w:sz w:val="24"/>
-                <w:szCs w:val="24"/>
-              </w:rPr>
-              <w:tab/>
-            </w:r>
-            <w:proofErr w:type="spellStart"/>
-            <w:r>
-              <w:rPr>
-                <w:rFonts w:ascii="Times New Roman" w:hAnsi="Times New Roman"/>
-                <w:sz w:val="24"/>
-                <w:szCs w:val="24"/>
-                <w:lang w:val="en-US"/>
-              </w:rPr>
-              <w:t>iLO</w:t>
-            </w:r>
-            <w:proofErr w:type="spellEnd"/>
-            <w:r>
-              <w:rPr>
-                <w:rFonts w:ascii="Times New Roman" w:hAnsi="Times New Roman"/>
-                <w:sz w:val="24"/>
-                <w:szCs w:val="24"/>
-              </w:rPr>
-              <w:t xml:space="preserve"> 5 </w:t>
-            </w:r>
-            <w:r>
-              <w:rPr>
-                <w:rFonts w:ascii="Times New Roman" w:hAnsi="Times New Roman"/>
-                <w:sz w:val="24"/>
-                <w:szCs w:val="24"/>
-                <w:lang w:val="en-US"/>
-              </w:rPr>
-              <w:t>Standard</w:t>
+              <w:t xml:space="preserve">Оперативная память: 16 ГБ DDR4 ECC UDIMM 3200 МГц (до 128 ГБ, 4 слота).</w:t>
             </w:r>
           </w:p>
           <w:p>
@@ -10226,76 +7857,7 @@
                 <w:sz w:val="24"/>
                 <w:szCs w:val="24"/>
               </w:rPr>
-              <w:t>Оперативная память</w:t>
-            </w:r>
-            <w:r>
-              <w:rPr>
-                <w:rFonts w:ascii="Times New Roman" w:hAnsi="Times New Roman"/>
-                <w:sz w:val="24"/>
-                <w:szCs w:val="24"/>
-              </w:rPr>
-              <w:tab/>
-              <w:t>8</w:t>
-            </w:r>
-            <w:r>
-              <w:rPr>
-                <w:rFonts w:ascii="Times New Roman" w:hAnsi="Times New Roman"/>
-                <w:sz w:val="24"/>
-                <w:szCs w:val="24"/>
-                <w:lang w:val="en-US"/>
-              </w:rPr>
-              <w:t>GB</w:t>
-            </w:r>
-            <w:r>
-              <w:rPr>
-                <w:rFonts w:ascii="Times New Roman" w:hAnsi="Times New Roman"/>
-                <w:sz w:val="24"/>
-                <w:szCs w:val="24"/>
-              </w:rPr>
-              <w:t xml:space="preserve"> </w:t>
-            </w:r>
-            <w:r>
-              <w:rPr>
-                <w:rFonts w:ascii="Times New Roman" w:hAnsi="Times New Roman"/>
-                <w:sz w:val="24"/>
-                <w:szCs w:val="24"/>
-                <w:lang w:val="en-US"/>
-              </w:rPr>
-              <w:t>DDR</w:t>
-            </w:r>
-            <w:r>
-              <w:rPr>
-                <w:rFonts w:ascii="Times New Roman" w:hAnsi="Times New Roman"/>
-                <w:sz w:val="24"/>
-                <w:szCs w:val="24"/>
-              </w:rPr>
-              <w:t xml:space="preserve">4 </w:t>
-            </w:r>
-            <w:r>
-              <w:rPr>
-                <w:rFonts w:ascii="Times New Roman" w:hAnsi="Times New Roman"/>
-                <w:sz w:val="24"/>
-                <w:szCs w:val="24"/>
-                <w:lang w:val="en-US"/>
-              </w:rPr>
-              <w:t>UDIMM</w:t>
-            </w:r>
-            <w:r>
-              <w:rPr>
-                <w:rFonts w:ascii="Times New Roman" w:hAnsi="Times New Roman"/>
-                <w:sz w:val="24"/>
-                <w:szCs w:val="24"/>
-              </w:rPr>
-              <w:t xml:space="preserve"> 3200</w:t>
-            </w:r>
-            <w:r>
-              <w:rPr>
-                <w:rFonts w:ascii="Times New Roman" w:hAnsi="Times New Roman"/>
-                <w:sz w:val="24"/>
-                <w:szCs w:val="24"/>
-                <w:lang w:val="en-US"/>
-              </w:rPr>
-              <w:t>MHz</w:t>
+              <w:t xml:space="preserve">Дисковая подсистема: до 4× 3.5″ LFF SATA/SAS, hot-plug; в комплекте дисков нет.</w:t>
             </w:r>
           </w:p>
           <w:p>
@@ -10313,59 +7875,7 @@
                 <w:sz w:val="24"/>
                 <w:szCs w:val="24"/>
               </w:rPr>
-              <w:t>Блок питания</w:t>
-            </w:r>
-            <w:r>
-              <w:rPr>
-                <w:rFonts w:ascii="Times New Roman" w:hAnsi="Times New Roman"/>
-                <w:sz w:val="24"/>
-                <w:szCs w:val="24"/>
-              </w:rPr>
-              <w:tab/>
-              <w:t>1</w:t>
-            </w:r>
-            <w:r>
-              <w:rPr>
-                <w:rFonts w:ascii="Times New Roman" w:hAnsi="Times New Roman"/>
-                <w:sz w:val="24"/>
-                <w:szCs w:val="24"/>
-                <w:lang w:val="en-US"/>
-              </w:rPr>
-              <w:t>x</w:t>
-            </w:r>
-            <w:r>
-              <w:rPr>
-                <w:rFonts w:ascii="Times New Roman" w:hAnsi="Times New Roman"/>
-                <w:sz w:val="24"/>
-                <w:szCs w:val="24"/>
-              </w:rPr>
-              <w:t xml:space="preserve"> </w:t>
-            </w:r>
-            <w:r>
-              <w:rPr>
-                <w:rFonts w:ascii="Times New Roman" w:hAnsi="Times New Roman"/>
-                <w:sz w:val="24"/>
-                <w:szCs w:val="24"/>
-                <w:lang w:val="en-US"/>
-              </w:rPr>
-              <w:t>HP</w:t>
-            </w:r>
-            <w:r>
-              <w:rPr>
-                <w:rFonts w:ascii="Times New Roman" w:hAnsi="Times New Roman"/>
-                <w:sz w:val="24"/>
-                <w:szCs w:val="24"/>
-              </w:rPr>
-              <w:t xml:space="preserve"> 290</w:t>
-            </w:r>
-            <w:r>
-              <w:rPr>
-                <w:rFonts w:ascii="Times New Roman" w:hAnsi="Times New Roman"/>
-                <w:sz w:val="24"/>
-                <w:szCs w:val="24"/>
-                <w:lang w:val="en-US"/>
-              </w:rPr>
-              <w:t>W</w:t>
+              <w:t xml:space="preserve">RAID-контроллер: Dell PERC H355 (поддержка RAID 0/1/5/10).</w:t>
             </w:r>
           </w:p>
           <w:p>
@@ -10382,146 +7892,8 @@
                 <w:rFonts w:ascii="Times New Roman" w:hAnsi="Times New Roman"/>
                 <w:sz w:val="24"/>
                 <w:szCs w:val="24"/>
-                <w:lang w:val="en-US"/>
-              </w:rPr>
-              <w:t>Raid</w:t>
-            </w:r>
-            <w:r>
-              <w:rPr>
-                <w:rFonts w:ascii="Times New Roman" w:hAnsi="Times New Roman"/>
-                <w:sz w:val="24"/>
-                <w:szCs w:val="24"/>
-              </w:rPr>
-              <w:t>-контроллер</w:t>
-            </w:r>
-            <w:r>
-              <w:rPr>
-                <w:rFonts w:ascii="Times New Roman" w:hAnsi="Times New Roman"/>
-                <w:sz w:val="24"/>
-                <w:szCs w:val="24"/>
-              </w:rPr>
-              <w:tab/>
-            </w:r>
-            <w:r>
-              <w:rPr>
-                <w:rFonts w:ascii="Times New Roman" w:hAnsi="Times New Roman"/>
-                <w:sz w:val="24"/>
-                <w:szCs w:val="24"/>
-                <w:lang w:val="en-US"/>
-              </w:rPr>
-              <w:t>RAID</w:t>
-            </w:r>
-            <w:r>
-              <w:rPr>
-                <w:rFonts w:ascii="Times New Roman" w:hAnsi="Times New Roman"/>
-                <w:sz w:val="24"/>
-                <w:szCs w:val="24"/>
-              </w:rPr>
-              <w:t xml:space="preserve"> </w:t>
-            </w:r>
-            <w:r>
-              <w:rPr>
-                <w:rFonts w:ascii="Times New Roman" w:hAnsi="Times New Roman"/>
-                <w:sz w:val="24"/>
-                <w:szCs w:val="24"/>
-                <w:lang w:val="en-US"/>
-              </w:rPr>
-              <w:t>HP</w:t>
-            </w:r>
-            <w:r>
-              <w:rPr>
-                <w:rFonts w:ascii="Times New Roman" w:hAnsi="Times New Roman"/>
-                <w:sz w:val="24"/>
-                <w:szCs w:val="24"/>
-              </w:rPr>
-              <w:t xml:space="preserve"> </w:t>
-            </w:r>
-            <w:r>
-              <w:rPr>
-                <w:rFonts w:ascii="Times New Roman" w:hAnsi="Times New Roman"/>
-                <w:sz w:val="24"/>
-                <w:szCs w:val="24"/>
-                <w:lang w:val="en-US"/>
-              </w:rPr>
-              <w:t>P</w:t>
-            </w:r>
-            <w:r>
-              <w:rPr>
-                <w:rFonts w:ascii="Times New Roman" w:hAnsi="Times New Roman"/>
-                <w:sz w:val="24"/>
-                <w:szCs w:val="24"/>
-              </w:rPr>
-              <w:t>408</w:t>
-            </w:r>
-            <w:proofErr w:type="spellStart"/>
-            <w:r>
-              <w:rPr>
-                <w:rFonts w:ascii="Times New Roman" w:hAnsi="Times New Roman"/>
-                <w:sz w:val="24"/>
-                <w:szCs w:val="24"/>
-                <w:lang w:val="en-US"/>
-              </w:rPr>
-              <w:t>i</w:t>
-            </w:r>
-            <w:proofErr w:type="spellEnd"/>
-            <w:r>
-              <w:rPr>
-                <w:rFonts w:ascii="Times New Roman" w:hAnsi="Times New Roman"/>
-                <w:sz w:val="24"/>
-                <w:szCs w:val="24"/>
-              </w:rPr>
-              <w:t>-</w:t>
-            </w:r>
-            <w:r>
-              <w:rPr>
-                <w:rFonts w:ascii="Times New Roman" w:hAnsi="Times New Roman"/>
-                <w:sz w:val="24"/>
-                <w:szCs w:val="24"/>
-                <w:lang w:val="en-US"/>
-              </w:rPr>
-              <w:t>a</w:t>
-            </w:r>
-            <w:r>
-              <w:rPr>
-                <w:rFonts w:ascii="Times New Roman" w:hAnsi="Times New Roman"/>
-                <w:sz w:val="24"/>
-                <w:szCs w:val="24"/>
-              </w:rPr>
-              <w:t xml:space="preserve"> (2</w:t>
-            </w:r>
-            <w:r>
-              <w:rPr>
-                <w:rFonts w:ascii="Times New Roman" w:hAnsi="Times New Roman"/>
-                <w:sz w:val="24"/>
-                <w:szCs w:val="24"/>
-                <w:lang w:val="en-US"/>
-              </w:rPr>
-              <w:t>GB</w:t>
-            </w:r>
-            <w:r>
-              <w:rPr>
-                <w:rFonts w:ascii="Times New Roman" w:hAnsi="Times New Roman"/>
-                <w:sz w:val="24"/>
-                <w:szCs w:val="24"/>
-              </w:rPr>
-              <w:t>+</w:t>
-            </w:r>
-            <w:r>
-              <w:rPr>
-                <w:rFonts w:ascii="Times New Roman" w:hAnsi="Times New Roman"/>
-                <w:sz w:val="24"/>
-                <w:szCs w:val="24"/>
-                <w:lang w:val="en-US"/>
-              </w:rPr>
-              <w:t>FBWC</w:t>
-            </w:r>
-            <w:r>
-              <w:rPr>
-                <w:rFonts w:ascii="Times New Roman" w:hAnsi="Times New Roman"/>
-                <w:sz w:val="24"/>
-                <w:szCs w:val="24"/>
-              </w:rPr>
-              <w:t>)</w:t>
+              </w:rPr>
+              <w:t xml:space="preserve">Сеть: 2× 1 Гбит/с Broadcom 5720 RJ-45.</w:t>
             </w:r>
           </w:p>
           <w:p>
@@ -10538,70 +7910,8 @@
                 <w:rFonts w:ascii="Times New Roman" w:hAnsi="Times New Roman"/>
                 <w:sz w:val="24"/>
                 <w:szCs w:val="24"/>
-                <w:lang w:val="en-US"/>
-              </w:rPr>
-              <w:t>HDD</w:t>
-            </w:r>
-            <w:r>
-              <w:rPr>
-                <w:rFonts w:ascii="Times New Roman" w:hAnsi="Times New Roman"/>
-                <w:sz w:val="24"/>
-                <w:szCs w:val="24"/>
-              </w:rPr>
-              <w:tab/>
-            </w:r>
-            <w:proofErr w:type="spellStart"/>
-            <w:r>
-              <w:rPr>
-                <w:rFonts w:ascii="Times New Roman" w:hAnsi="Times New Roman"/>
-                <w:sz w:val="24"/>
-                <w:szCs w:val="24"/>
-                <w:lang w:val="en-US"/>
-              </w:rPr>
-              <w:t>noHDD</w:t>
-            </w:r>
-            <w:proofErr w:type="spellEnd"/>
-            <w:r>
-              <w:rPr>
-                <w:rFonts w:ascii="Times New Roman" w:hAnsi="Times New Roman"/>
-                <w:sz w:val="24"/>
-                <w:szCs w:val="24"/>
-              </w:rPr>
-              <w:t xml:space="preserve"> (до 2 </w:t>
-            </w:r>
-            <w:r>
-              <w:rPr>
-                <w:rFonts w:ascii="Times New Roman" w:hAnsi="Times New Roman"/>
-                <w:sz w:val="24"/>
-                <w:szCs w:val="24"/>
-                <w:lang w:val="en-US"/>
-              </w:rPr>
-              <w:t>HDD</w:t>
-            </w:r>
-            <w:r>
-              <w:rPr>
-                <w:rFonts w:ascii="Times New Roman" w:hAnsi="Times New Roman"/>
-                <w:sz w:val="24"/>
-                <w:szCs w:val="24"/>
-              </w:rPr>
-              <w:t xml:space="preserve"> 3.5'' </w:t>
-            </w:r>
-            <w:r>
-              <w:rPr>
-                <w:rFonts w:ascii="Times New Roman" w:hAnsi="Times New Roman"/>
-                <w:sz w:val="24"/>
-                <w:szCs w:val="24"/>
-                <w:lang w:val="en-US"/>
-              </w:rPr>
-              <w:t>LFF</w:t>
-            </w:r>
-            <w:r>
-              <w:rPr>
-                <w:rFonts w:ascii="Times New Roman" w:hAnsi="Times New Roman"/>
-                <w:sz w:val="24"/>
-                <w:szCs w:val="24"/>
-              </w:rPr>
-              <w:t>)</w:t>
+              </w:rPr>
+              <w:t xml:space="preserve">Удалённое управление: iDRAC 9 Express.</w:t>
             </w:r>
           </w:p>
           <w:p>
@@ -10619,84 +7929,25 @@
                 <w:sz w:val="24"/>
                 <w:szCs w:val="24"/>
               </w:rPr>
-              <w:t>Сетевая карта</w:t>
-            </w:r>
-            <w:r>
-              <w:rPr>
-                <w:rFonts w:ascii="Times New Roman" w:hAnsi="Times New Roman"/>
-                <w:sz w:val="24"/>
-                <w:szCs w:val="24"/>
-              </w:rPr>
-              <w:tab/>
-              <w:t xml:space="preserve">2 </w:t>
-            </w:r>
-            <w:r>
-              <w:rPr>
-                <w:rFonts w:ascii="Times New Roman" w:hAnsi="Times New Roman"/>
-                <w:sz w:val="24"/>
-                <w:szCs w:val="24"/>
-                <w:lang w:val="en-US"/>
-              </w:rPr>
-              <w:t>port</w:t>
-            </w:r>
-            <w:r>
-              <w:rPr>
-                <w:rFonts w:ascii="Times New Roman" w:hAnsi="Times New Roman"/>
-                <w:sz w:val="24"/>
-                <w:szCs w:val="24"/>
-              </w:rPr>
-              <w:t xml:space="preserve"> 1</w:t>
-            </w:r>
-            <w:r>
-              <w:rPr>
-                <w:rFonts w:ascii="Times New Roman" w:hAnsi="Times New Roman"/>
-                <w:sz w:val="24"/>
-                <w:szCs w:val="24"/>
-                <w:lang w:val="en-US"/>
-              </w:rPr>
-              <w:t>Gb</w:t>
-            </w:r>
-            <w:r>
-              <w:rPr>
-                <w:rFonts w:ascii="Times New Roman" w:hAnsi="Times New Roman"/>
-                <w:sz w:val="24"/>
-                <w:szCs w:val="24"/>
-              </w:rPr>
-              <w:t>/</w:t>
-            </w:r>
-            <w:r>
-              <w:rPr>
-                <w:rFonts w:ascii="Times New Roman" w:hAnsi="Times New Roman"/>
-                <w:sz w:val="24"/>
-                <w:szCs w:val="24"/>
-                <w:lang w:val="en-US"/>
-              </w:rPr>
-              <w:t>s</w:t>
-            </w:r>
-            <w:r>
-              <w:rPr>
-                <w:rFonts w:ascii="Times New Roman" w:hAnsi="Times New Roman"/>
-                <w:sz w:val="24"/>
-                <w:szCs w:val="24"/>
-              </w:rPr>
-              <w:t xml:space="preserve"> </w:t>
-            </w:r>
-            <w:r>
-              <w:rPr>
-                <w:rFonts w:ascii="Times New Roman" w:hAnsi="Times New Roman"/>
-                <w:sz w:val="24"/>
-                <w:szCs w:val="24"/>
-                <w:lang w:val="en-US"/>
-              </w:rPr>
-              <w:t>RJ</w:t>
-            </w:r>
-            <w:r>
-              <w:rPr>
-                <w:rFonts w:ascii="Times New Roman" w:hAnsi="Times New Roman"/>
-                <w:sz w:val="24"/>
-                <w:szCs w:val="24"/>
-              </w:rPr>
-              <w:t>-45</w:t>
+              <w:t xml:space="preserve">Блок питания: 1× 450 Вт (Cabled), возможна установка резервированного.</w:t>
+            </w:r>
+          </w:p>
+          <w:p>
+            <w:pPr>
+              <w:spacing w:line="192" w:lineRule="auto"/>
+              <w:rPr>
+                <w:rFonts w:ascii="Times New Roman" w:hAnsi="Times New Roman"/>
+                <w:sz w:val="24"/>
+                <w:szCs w:val="24"/>
+              </w:rPr>
+            </w:pPr>
+            <w:r>
+              <w:rPr>
+                <w:rFonts w:ascii="Times New Roman" w:hAnsi="Times New Roman"/>
+                <w:sz w:val="24"/>
+                <w:szCs w:val="24"/>
+              </w:rPr>
+              <w:t xml:space="preserve">Порты: 2× USB 3.0 (тыл), 1× USB 2.0 (фронт), 1× VGA, 1× iDRAC management.</w:t>
             </w:r>
           </w:p>
         </w:tc>
@@ -10771,16 +8022,7 @@
           <w:sz w:val="28"/>
           <w:szCs w:val="28"/>
         </w:rPr>
-        <w:lastRenderedPageBreak/>
-        <w:t>Состав</w:t>
-      </w:r>
-      <w:r>
-        <w:rPr>
-          <w:rFonts w:ascii="Times New Roman" w:hAnsi="Times New Roman" w:cs="Times New Roman"/>
-          <w:sz w:val="28"/>
-          <w:szCs w:val="28"/>
-        </w:rPr>
-        <w:t xml:space="preserve"> и характеристики сетевого оборудования представлены в табл. 3.</w:t>
+        <w:t xml:space="preserve">Состав и характеристики сетевого оборудования приведены в табл. 3.</w:t>
       </w:r>
     </w:p>
     <w:p>
@@ -12774,7 +10016,7 @@
                 <w:sz w:val="24"/>
                 <w:szCs w:val="24"/>
               </w:rPr>
-              <w:t>Маршрутизатор Cisco 2821</w:t>
+              <w:t xml:space="preserve">Маршрутизатор Cisco 2911/K9 ISR</w:t>
             </w:r>
           </w:p>
           <w:p>
@@ -12851,15 +10093,7 @@
                 <w:sz w:val="24"/>
                 <w:szCs w:val="24"/>
               </w:rPr>
-              <w:t>Интерфейсы</w:t>
-            </w:r>
-            <w:r>
-              <w:rPr>
-                <w:rFonts w:ascii="Times New Roman" w:hAnsi="Times New Roman"/>
-                <w:sz w:val="24"/>
-                <w:szCs w:val="24"/>
-              </w:rPr>
-              <w:tab/>
+              <w:t xml:space="preserve">Сервисный маршрутизатор начального уровня линейки Cisco ISR G2.</w:t>
             </w:r>
           </w:p>
           <w:p>
@@ -12877,23 +10111,7 @@
                 <w:sz w:val="24"/>
                 <w:szCs w:val="24"/>
               </w:rPr>
-              <w:t>Встроенные порты LAN (10/100/1000 Base‑T)</w:t>
-            </w:r>
-            <w:r>
-              <w:rPr>
-                <w:rFonts w:ascii="Times New Roman" w:hAnsi="Times New Roman"/>
-                <w:sz w:val="24"/>
-                <w:szCs w:val="24"/>
-              </w:rPr>
-              <w:t xml:space="preserve"> </w:t>
-            </w:r>
-            <w:r>
-              <w:rPr>
-                <w:rFonts w:ascii="Times New Roman" w:hAnsi="Times New Roman"/>
-                <w:sz w:val="24"/>
-                <w:szCs w:val="24"/>
-              </w:rPr>
-              <w:t>2</w:t>
+              <w:t xml:space="preserve">Интерфейсы: 3× встроенных гигабитных порта (10/100/1000 Base-T) RJ-45, 1× порт управления RJ-45 (console), 1× mini-USB console, 1× AUX RJ-45, 2× USB 2.0 (Type A).</w:t>
             </w:r>
           </w:p>
           <w:p>
@@ -12911,26 +10129,7 @@
                 <w:sz w:val="24"/>
                 <w:szCs w:val="24"/>
               </w:rPr>
-              <w:t xml:space="preserve">USB 1.1 </w:t>
-            </w:r>
-            <w:proofErr w:type="spellStart"/>
-            <w:r>
-              <w:rPr>
-                <w:rFonts w:ascii="Times New Roman" w:hAnsi="Times New Roman"/>
-                <w:sz w:val="24"/>
-                <w:szCs w:val="24"/>
-              </w:rPr>
-              <w:t>ports</w:t>
-            </w:r>
-            <w:proofErr w:type="spellEnd"/>
-            <w:r>
-              <w:rPr>
-                <w:rFonts w:ascii="Times New Roman" w:hAnsi="Times New Roman"/>
-                <w:sz w:val="24"/>
-                <w:szCs w:val="24"/>
-              </w:rPr>
-              <w:tab/>
-              <w:t>2</w:t>
+              <w:t xml:space="preserve">Слоты расширения: 4× HWIC, 2× SM (Service Module), 3× встроенных DSP-слота PVDM3.</w:t>
             </w:r>
           </w:p>
           <w:p>
@@ -12948,23 +10147,7 @@
                 <w:sz w:val="24"/>
                 <w:szCs w:val="24"/>
               </w:rPr>
-              <w:t>Консольный порт управления (до 115,2 кбит/с)</w:t>
-            </w:r>
-            <w:r>
-              <w:rPr>
-                <w:rFonts w:ascii="Times New Roman" w:hAnsi="Times New Roman"/>
-                <w:sz w:val="24"/>
-                <w:szCs w:val="24"/>
-              </w:rPr>
-              <w:t xml:space="preserve"> </w:t>
-            </w:r>
-            <w:r>
-              <w:rPr>
-                <w:rFonts w:ascii="Times New Roman" w:hAnsi="Times New Roman"/>
-                <w:sz w:val="24"/>
-                <w:szCs w:val="24"/>
-              </w:rPr>
-              <w:t>1</w:t>
+              <w:t xml:space="preserve">Память: DRAM 512 МБ (расширяемая до 2 ГБ), Compact Flash 256 МБ (до 8 ГБ).</w:t>
             </w:r>
           </w:p>
           <w:p>
@@ -12976,32 +10159,13 @@
                 <w:szCs w:val="24"/>
               </w:rPr>
             </w:pPr>
-            <w:proofErr w:type="spellStart"/>
-            <w:r>
-              <w:rPr>
-                <w:rFonts w:ascii="Times New Roman" w:hAnsi="Times New Roman"/>
-                <w:sz w:val="24"/>
-                <w:szCs w:val="24"/>
-              </w:rPr>
-              <w:t>Auxiliary</w:t>
-            </w:r>
-            <w:proofErr w:type="spellEnd"/>
-            <w:r>
-              <w:rPr>
-                <w:rFonts w:ascii="Times New Roman" w:hAnsi="Times New Roman"/>
-                <w:sz w:val="24"/>
-                <w:szCs w:val="24"/>
-              </w:rPr>
-              <w:t xml:space="preserve"> порт (до 115,2 кбит/с)</w:t>
-            </w:r>
-            <w:r>
-              <w:rPr>
-                <w:rFonts w:ascii="Times New Roman" w:hAnsi="Times New Roman"/>
-                <w:sz w:val="24"/>
-                <w:szCs w:val="24"/>
-              </w:rPr>
-              <w:tab/>
-              <w:t>1</w:t>
+            <w:r>
+              <w:rPr>
+                <w:rFonts w:ascii="Times New Roman" w:hAnsi="Times New Roman"/>
+                <w:sz w:val="24"/>
+                <w:szCs w:val="24"/>
+              </w:rPr>
+              <w:t xml:space="preserve">Поддержка ОС: Cisco IOS 15.x.</w:t>
             </w:r>
           </w:p>
           <w:p>
@@ -13019,23 +10183,7 @@
                 <w:sz w:val="24"/>
                 <w:szCs w:val="24"/>
               </w:rPr>
-              <w:t>Слоты для интерфейсных модулей (HWIC/WIC/VIC/VWIC)</w:t>
-            </w:r>
-            <w:r>
-              <w:rPr>
-                <w:rFonts w:ascii="Times New Roman" w:hAnsi="Times New Roman"/>
-                <w:sz w:val="24"/>
-                <w:szCs w:val="24"/>
-              </w:rPr>
-              <w:t xml:space="preserve"> </w:t>
-            </w:r>
-            <w:r>
-              <w:rPr>
-                <w:rFonts w:ascii="Times New Roman" w:hAnsi="Times New Roman"/>
-                <w:sz w:val="24"/>
-                <w:szCs w:val="24"/>
-              </w:rPr>
-              <w:t>4</w:t>
+              <w:t xml:space="preserve">Поддерживаемые функции: VPN (DES, 3DES, AES-128/192/256), IPsec, GRE, OSPF, EIGRP, BGP, MPLS, NAT, ACL, QoS, IP SLA, NetFlow.</w:t>
             </w:r>
           </w:p>
           <w:p>
@@ -13053,16 +10201,7 @@
                 <w:sz w:val="24"/>
                 <w:szCs w:val="24"/>
               </w:rPr>
-              <w:t>Слот для сетевых модулей (NM/NME/NME‑X)</w:t>
-            </w:r>
-            <w:r>
-              <w:rPr>
-                <w:rFonts w:ascii="Times New Roman" w:hAnsi="Times New Roman"/>
-                <w:sz w:val="24"/>
-                <w:szCs w:val="24"/>
-              </w:rPr>
-              <w:tab/>
-              <w:t>1</w:t>
+              <w:t xml:space="preserve">Аппаратное ускорение шифрования.</w:t>
             </w:r>
           </w:p>
           <w:p>
@@ -13074,60 +10213,13 @@
                 <w:szCs w:val="24"/>
               </w:rPr>
             </w:pPr>
-            <w:proofErr w:type="spellStart"/>
-            <w:r>
-              <w:rPr>
-                <w:rFonts w:ascii="Times New Roman" w:hAnsi="Times New Roman"/>
-                <w:sz w:val="24"/>
-                <w:szCs w:val="24"/>
-              </w:rPr>
-              <w:t>Extension</w:t>
-            </w:r>
-            <w:proofErr w:type="spellEnd"/>
-            <w:r>
-              <w:rPr>
-                <w:rFonts w:ascii="Times New Roman" w:hAnsi="Times New Roman"/>
-                <w:sz w:val="24"/>
-                <w:szCs w:val="24"/>
-              </w:rPr>
-              <w:t xml:space="preserve"> Voice </w:t>
-            </w:r>
-            <w:proofErr w:type="spellStart"/>
-            <w:r>
-              <w:rPr>
-                <w:rFonts w:ascii="Times New Roman" w:hAnsi="Times New Roman"/>
-                <w:sz w:val="24"/>
-                <w:szCs w:val="24"/>
-              </w:rPr>
-              <w:t>Module</w:t>
-            </w:r>
-            <w:proofErr w:type="spellEnd"/>
-            <w:r>
-              <w:rPr>
-                <w:rFonts w:ascii="Times New Roman" w:hAnsi="Times New Roman"/>
-                <w:sz w:val="24"/>
-                <w:szCs w:val="24"/>
-              </w:rPr>
-              <w:t xml:space="preserve"> </w:t>
-            </w:r>
-            <w:proofErr w:type="spellStart"/>
-            <w:r>
-              <w:rPr>
-                <w:rFonts w:ascii="Times New Roman" w:hAnsi="Times New Roman"/>
-                <w:sz w:val="24"/>
-                <w:szCs w:val="24"/>
-              </w:rPr>
-              <w:t>Slot</w:t>
-            </w:r>
-            <w:proofErr w:type="spellEnd"/>
-            <w:r>
-              <w:rPr>
-                <w:rFonts w:ascii="Times New Roman" w:hAnsi="Times New Roman"/>
-                <w:sz w:val="24"/>
-                <w:szCs w:val="24"/>
-              </w:rPr>
-              <w:tab/>
-              <w:t>1</w:t>
+            <w:r>
+              <w:rPr>
+                <w:rFonts w:ascii="Times New Roman" w:hAnsi="Times New Roman"/>
+                <w:sz w:val="24"/>
+                <w:szCs w:val="24"/>
+              </w:rPr>
+              <w:t xml:space="preserve">Питание: 250 Вт (AC).</w:t>
             </w:r>
           </w:p>
           <w:p>
@@ -13145,238 +10237,7 @@
                 <w:sz w:val="24"/>
                 <w:szCs w:val="24"/>
               </w:rPr>
-              <w:t>PVDM (DSP) слоты на материнской плате</w:t>
-            </w:r>
-            <w:r>
-              <w:rPr>
-                <w:rFonts w:ascii="Times New Roman" w:hAnsi="Times New Roman"/>
-                <w:sz w:val="24"/>
-                <w:szCs w:val="24"/>
-              </w:rPr>
-              <w:tab/>
-              <w:t>3</w:t>
-            </w:r>
-          </w:p>
-          <w:p>
-            <w:pPr>
-              <w:spacing w:line="192" w:lineRule="auto"/>
-              <w:rPr>
-                <w:rFonts w:ascii="Times New Roman" w:hAnsi="Times New Roman"/>
-                <w:sz w:val="24"/>
-                <w:szCs w:val="24"/>
-              </w:rPr>
-            </w:pPr>
-            <w:r>
-              <w:rPr>
-                <w:rFonts w:ascii="Times New Roman" w:hAnsi="Times New Roman"/>
-                <w:sz w:val="24"/>
-                <w:szCs w:val="24"/>
-              </w:rPr>
-              <w:t>AIM (внутренние) слоты</w:t>
-            </w:r>
-            <w:r>
-              <w:rPr>
-                <w:rFonts w:ascii="Times New Roman" w:hAnsi="Times New Roman"/>
-                <w:sz w:val="24"/>
-                <w:szCs w:val="24"/>
-              </w:rPr>
-              <w:t xml:space="preserve"> </w:t>
-            </w:r>
-            <w:r>
-              <w:rPr>
-                <w:rFonts w:ascii="Times New Roman" w:hAnsi="Times New Roman"/>
-                <w:sz w:val="24"/>
-                <w:szCs w:val="24"/>
-              </w:rPr>
-              <w:t>2</w:t>
-            </w:r>
-          </w:p>
-          <w:p>
-            <w:pPr>
-              <w:spacing w:line="192" w:lineRule="auto"/>
-              <w:rPr>
-                <w:rFonts w:ascii="Times New Roman" w:hAnsi="Times New Roman"/>
-                <w:sz w:val="24"/>
-                <w:szCs w:val="24"/>
-              </w:rPr>
-            </w:pPr>
-            <w:r>
-              <w:rPr>
-                <w:rFonts w:ascii="Times New Roman" w:hAnsi="Times New Roman"/>
-                <w:sz w:val="24"/>
-                <w:szCs w:val="24"/>
-              </w:rPr>
-              <w:t>Память</w:t>
-            </w:r>
-            <w:r>
-              <w:rPr>
-                <w:rFonts w:ascii="Times New Roman" w:hAnsi="Times New Roman"/>
-                <w:sz w:val="24"/>
-                <w:szCs w:val="24"/>
-              </w:rPr>
-              <w:t xml:space="preserve"> </w:t>
-            </w:r>
-            <w:r>
-              <w:rPr>
-                <w:rFonts w:ascii="Times New Roman" w:hAnsi="Times New Roman"/>
-                <w:sz w:val="24"/>
-                <w:szCs w:val="24"/>
-              </w:rPr>
-              <w:t>DRAM (по умолчанию / максимум)</w:t>
-            </w:r>
-            <w:r>
-              <w:rPr>
-                <w:rFonts w:ascii="Times New Roman" w:hAnsi="Times New Roman"/>
-                <w:sz w:val="24"/>
-                <w:szCs w:val="24"/>
-              </w:rPr>
-              <w:t xml:space="preserve"> </w:t>
-            </w:r>
-            <w:r>
-              <w:rPr>
-                <w:rFonts w:ascii="Times New Roman" w:hAnsi="Times New Roman"/>
-                <w:sz w:val="24"/>
-                <w:szCs w:val="24"/>
-              </w:rPr>
-              <w:t>256 МБ / 1 ГБ</w:t>
-            </w:r>
-          </w:p>
-          <w:p>
-            <w:pPr>
-              <w:spacing w:line="192" w:lineRule="auto"/>
-              <w:rPr>
-                <w:rFonts w:ascii="Times New Roman" w:hAnsi="Times New Roman"/>
-                <w:sz w:val="24"/>
-                <w:szCs w:val="24"/>
-              </w:rPr>
-            </w:pPr>
-            <w:r>
-              <w:rPr>
-                <w:rFonts w:ascii="Times New Roman" w:hAnsi="Times New Roman"/>
-                <w:sz w:val="24"/>
-                <w:szCs w:val="24"/>
-              </w:rPr>
-              <w:t>Compact Flash (по умолчанию / максимум)</w:t>
-            </w:r>
-            <w:r>
-              <w:rPr>
-                <w:rFonts w:ascii="Times New Roman" w:hAnsi="Times New Roman"/>
-                <w:sz w:val="24"/>
-                <w:szCs w:val="24"/>
-              </w:rPr>
-              <w:t xml:space="preserve"> </w:t>
-            </w:r>
-            <w:r>
-              <w:rPr>
-                <w:rFonts w:ascii="Times New Roman" w:hAnsi="Times New Roman"/>
-                <w:sz w:val="24"/>
-                <w:szCs w:val="24"/>
-              </w:rPr>
-              <w:t>64 МБ / 256 МБ</w:t>
-            </w:r>
-          </w:p>
-          <w:p>
-            <w:pPr>
-              <w:spacing w:line="192" w:lineRule="auto"/>
-              <w:rPr>
-                <w:rFonts w:ascii="Times New Roman" w:hAnsi="Times New Roman"/>
-                <w:sz w:val="24"/>
-                <w:szCs w:val="24"/>
-              </w:rPr>
-            </w:pPr>
-            <w:r>
-              <w:rPr>
-                <w:rFonts w:ascii="Times New Roman" w:hAnsi="Times New Roman"/>
-                <w:sz w:val="24"/>
-                <w:szCs w:val="24"/>
-              </w:rPr>
-              <w:t>Безопасность</w:t>
-            </w:r>
-            <w:r>
-              <w:rPr>
-                <w:rFonts w:ascii="Times New Roman" w:hAnsi="Times New Roman"/>
-                <w:sz w:val="24"/>
-                <w:szCs w:val="24"/>
-              </w:rPr>
-              <w:tab/>
-            </w:r>
-          </w:p>
-          <w:p>
-            <w:pPr>
-              <w:spacing w:line="192" w:lineRule="auto"/>
-              <w:rPr>
-                <w:rFonts w:ascii="Times New Roman" w:hAnsi="Times New Roman"/>
-                <w:sz w:val="24"/>
-                <w:szCs w:val="24"/>
-              </w:rPr>
-            </w:pPr>
-            <w:r>
-              <w:rPr>
-                <w:rFonts w:ascii="Times New Roman" w:hAnsi="Times New Roman"/>
-                <w:sz w:val="24"/>
-                <w:szCs w:val="24"/>
-              </w:rPr>
-              <w:t xml:space="preserve">Аппаратное ускорение </w:t>
-            </w:r>
-            <w:proofErr w:type="gramStart"/>
-            <w:r>
-              <w:rPr>
-                <w:rFonts w:ascii="Times New Roman" w:hAnsi="Times New Roman"/>
-                <w:sz w:val="24"/>
-                <w:szCs w:val="24"/>
-              </w:rPr>
-              <w:t>шифрования</w:t>
-            </w:r>
-            <w:proofErr w:type="gramEnd"/>
-            <w:r>
-              <w:rPr>
-                <w:rFonts w:ascii="Times New Roman" w:hAnsi="Times New Roman"/>
-                <w:sz w:val="24"/>
-                <w:szCs w:val="24"/>
-              </w:rPr>
-              <w:t xml:space="preserve"> </w:t>
-            </w:r>
-            <w:r>
-              <w:rPr>
-                <w:rFonts w:ascii="Times New Roman" w:hAnsi="Times New Roman"/>
-                <w:sz w:val="24"/>
-                <w:szCs w:val="24"/>
-              </w:rPr>
-              <w:t>Да</w:t>
-            </w:r>
-          </w:p>
-          <w:p>
-            <w:pPr>
-              <w:spacing w:line="192" w:lineRule="auto"/>
-              <w:rPr>
-                <w:rFonts w:ascii="Times New Roman" w:hAnsi="Times New Roman"/>
-                <w:sz w:val="24"/>
-                <w:szCs w:val="24"/>
-              </w:rPr>
-            </w:pPr>
-            <w:r>
-              <w:rPr>
-                <w:rFonts w:ascii="Times New Roman" w:hAnsi="Times New Roman"/>
-                <w:sz w:val="24"/>
-                <w:szCs w:val="24"/>
-              </w:rPr>
-              <w:t>Встроенная поддержка VPN</w:t>
-            </w:r>
-            <w:r>
-              <w:rPr>
-                <w:rFonts w:ascii="Times New Roman" w:hAnsi="Times New Roman"/>
-                <w:sz w:val="24"/>
-                <w:szCs w:val="24"/>
-              </w:rPr>
-              <w:t xml:space="preserve">, </w:t>
-            </w:r>
-            <w:r>
-              <w:rPr>
-                <w:rFonts w:ascii="Times New Roman" w:hAnsi="Times New Roman"/>
-                <w:sz w:val="24"/>
-                <w:szCs w:val="24"/>
-              </w:rPr>
-              <w:t>DES, 3DES, AES 128, AES 192, AES 256</w:t>
+              <w:t xml:space="preserve">Форм-фактор: 19″, 2U.</w:t>
             </w:r>
           </w:p>
         </w:tc>
@@ -13450,16 +10311,7 @@
                 <w:sz w:val="24"/>
                 <w:szCs w:val="24"/>
               </w:rPr>
-              <w:t>Коммутатор</w:t>
-            </w:r>
-            <w:r>
-              <w:rPr>
-                <w:rFonts w:ascii="Times New Roman" w:hAnsi="Times New Roman"/>
-                <w:sz w:val="24"/>
-                <w:szCs w:val="24"/>
-                <w:lang w:val="en-US"/>
-              </w:rPr>
-              <w:t xml:space="preserve"> Cisco Catalyst WS‑C2960X‑24TS‑L</w:t>
+              <w:t xml:space="preserve">Коммутатор Cisco Catalyst C1000-24T-4G-L</w:t>
             </w:r>
           </w:p>
           <w:p>
@@ -13536,33 +10388,7 @@
                 <w:sz w:val="24"/>
                 <w:szCs w:val="24"/>
               </w:rPr>
-              <w:t>Тип основных портов</w:t>
-            </w:r>
-            <w:r>
-              <w:rPr>
-                <w:rFonts w:ascii="Times New Roman" w:hAnsi="Times New Roman"/>
-                <w:sz w:val="24"/>
-                <w:szCs w:val="24"/>
-              </w:rPr>
-              <w:t xml:space="preserve"> </w:t>
-            </w:r>
-            <w:proofErr w:type="spellStart"/>
-            <w:r>
-              <w:rPr>
-                <w:rFonts w:ascii="Times New Roman" w:hAnsi="Times New Roman"/>
-                <w:sz w:val="24"/>
-                <w:szCs w:val="24"/>
-              </w:rPr>
-              <w:t>GigabitEthernet</w:t>
-            </w:r>
-            <w:proofErr w:type="spellEnd"/>
-            <w:r>
-              <w:rPr>
-                <w:rFonts w:ascii="Times New Roman" w:hAnsi="Times New Roman"/>
-                <w:sz w:val="24"/>
-                <w:szCs w:val="24"/>
-              </w:rPr>
-              <w:t xml:space="preserve"> RJ‑45</w:t>
+              <w:t xml:space="preserve">Управляемый коммутатор уровня L2+.</w:t>
             </w:r>
           </w:p>
           <w:p>
@@ -13580,23 +10406,7 @@
                 <w:sz w:val="24"/>
                 <w:szCs w:val="24"/>
               </w:rPr>
-              <w:t>Количество портов 10/100/1000 Base‑T</w:t>
-            </w:r>
-            <w:r>
-              <w:rPr>
-                <w:rFonts w:ascii="Times New Roman" w:hAnsi="Times New Roman"/>
-                <w:sz w:val="24"/>
-                <w:szCs w:val="24"/>
-              </w:rPr>
-              <w:t xml:space="preserve"> </w:t>
-            </w:r>
-            <w:r>
-              <w:rPr>
-                <w:rFonts w:ascii="Times New Roman" w:hAnsi="Times New Roman"/>
-                <w:sz w:val="24"/>
-                <w:szCs w:val="24"/>
-              </w:rPr>
-              <w:t>24</w:t>
+              <w:t xml:space="preserve">Тип портов доступа: 24× 10/100/1000 Base-T RJ-45.</w:t>
             </w:r>
           </w:p>
           <w:p>
@@ -13614,51 +10424,7 @@
                 <w:sz w:val="24"/>
                 <w:szCs w:val="24"/>
               </w:rPr>
-              <w:t xml:space="preserve">Тип </w:t>
-            </w:r>
-            <w:proofErr w:type="spellStart"/>
-            <w:r>
-              <w:rPr>
-                <w:rFonts w:ascii="Times New Roman" w:hAnsi="Times New Roman"/>
-                <w:sz w:val="24"/>
-                <w:szCs w:val="24"/>
-              </w:rPr>
-              <w:t>Uplink</w:t>
-            </w:r>
-            <w:proofErr w:type="spellEnd"/>
-            <w:r>
-              <w:rPr>
-                <w:rFonts w:ascii="Times New Roman" w:hAnsi="Times New Roman"/>
-                <w:sz w:val="24"/>
-                <w:szCs w:val="24"/>
-              </w:rPr>
-              <w:t>‑портов</w:t>
-            </w:r>
-            <w:r>
-              <w:rPr>
-                <w:rFonts w:ascii="Times New Roman" w:hAnsi="Times New Roman"/>
-                <w:sz w:val="24"/>
-                <w:szCs w:val="24"/>
-              </w:rPr>
-              <w:t xml:space="preserve"> </w:t>
-            </w:r>
-            <w:proofErr w:type="spellStart"/>
-            <w:r>
-              <w:rPr>
-                <w:rFonts w:ascii="Times New Roman" w:hAnsi="Times New Roman"/>
-                <w:sz w:val="24"/>
-                <w:szCs w:val="24"/>
-              </w:rPr>
-              <w:t>GigabitEthernet</w:t>
-            </w:r>
-            <w:proofErr w:type="spellEnd"/>
-            <w:r>
-              <w:rPr>
-                <w:rFonts w:ascii="Times New Roman" w:hAnsi="Times New Roman"/>
-                <w:sz w:val="24"/>
-                <w:szCs w:val="24"/>
-              </w:rPr>
-              <w:t xml:space="preserve"> SFP</w:t>
+              <w:t xml:space="preserve">Uplink-порты: 4× 1 Гбит/с SFP.</w:t>
             </w:r>
           </w:p>
           <w:p>
@@ -13676,41 +10442,7 @@
                 <w:sz w:val="24"/>
                 <w:szCs w:val="24"/>
               </w:rPr>
-              <w:t xml:space="preserve">Количество </w:t>
-            </w:r>
-            <w:proofErr w:type="spellStart"/>
-            <w:r>
-              <w:rPr>
-                <w:rFonts w:ascii="Times New Roman" w:hAnsi="Times New Roman"/>
-                <w:sz w:val="24"/>
-                <w:szCs w:val="24"/>
-              </w:rPr>
-              <w:t>Uplink</w:t>
-            </w:r>
-            <w:proofErr w:type="spellEnd"/>
-            <w:r>
-              <w:rPr>
-                <w:rFonts w:ascii="Times New Roman" w:hAnsi="Times New Roman"/>
-                <w:sz w:val="24"/>
-                <w:szCs w:val="24"/>
-              </w:rPr>
-              <w:t>‑портов 1000 Base‑X SFP</w:t>
-            </w:r>
-            <w:r>
-              <w:rPr>
-                <w:rFonts w:ascii="Times New Roman" w:hAnsi="Times New Roman"/>
-                <w:sz w:val="24"/>
-                <w:szCs w:val="24"/>
-              </w:rPr>
-              <w:t xml:space="preserve"> </w:t>
-            </w:r>
-            <w:r>
-              <w:rPr>
-                <w:rFonts w:ascii="Times New Roman" w:hAnsi="Times New Roman"/>
-                <w:sz w:val="24"/>
-                <w:szCs w:val="24"/>
-              </w:rPr>
-              <w:t>4</w:t>
+              <w:t xml:space="preserve">Размер таблицы MAC-адресов: 16 000.</w:t>
             </w:r>
           </w:p>
           <w:p>
@@ -13728,44 +10460,8 @@
                 <w:sz w:val="24"/>
                 <w:szCs w:val="24"/>
               </w:rPr>
-              <w:t xml:space="preserve">Интерфейсы для </w:t>
-            </w:r>
-            <w:proofErr w:type="spellStart"/>
-            <w:r>
-              <w:rPr>
-                <w:rFonts w:ascii="Times New Roman" w:hAnsi="Times New Roman"/>
-                <w:sz w:val="24"/>
-                <w:szCs w:val="24"/>
-              </w:rPr>
-              <w:t>стекирования</w:t>
-            </w:r>
-            <w:proofErr w:type="spellEnd"/>
-            <w:r>
-              <w:rPr>
-                <w:rFonts w:ascii="Times New Roman" w:hAnsi="Times New Roman"/>
-                <w:sz w:val="24"/>
-                <w:szCs w:val="24"/>
-              </w:rPr>
-              <w:t xml:space="preserve"> </w:t>
-            </w:r>
-            <w:r>
-              <w:rPr>
-                <w:rFonts w:ascii="Times New Roman" w:hAnsi="Times New Roman"/>
-                <w:sz w:val="24"/>
-                <w:szCs w:val="24"/>
-              </w:rPr>
-              <w:t xml:space="preserve">Модуль </w:t>
-            </w:r>
-            <w:proofErr w:type="spellStart"/>
-            <w:r>
-              <w:rPr>
-                <w:rFonts w:ascii="Times New Roman" w:hAnsi="Times New Roman"/>
-                <w:sz w:val="24"/>
-                <w:szCs w:val="24"/>
-              </w:rPr>
-              <w:t>стекирования</w:t>
-            </w:r>
-            <w:proofErr w:type="spellEnd"/>
+              <w:t xml:space="preserve">Количество поддерживаемых VLAN: 4 094.</w:t>
+            </w:r>
           </w:p>
           <w:p>
             <w:pPr>
@@ -13782,23 +10478,7 @@
                 <w:sz w:val="24"/>
                 <w:szCs w:val="24"/>
               </w:rPr>
-              <w:t>Консольный порт</w:t>
-            </w:r>
-            <w:r>
-              <w:rPr>
-                <w:rFonts w:ascii="Times New Roman" w:hAnsi="Times New Roman"/>
-                <w:sz w:val="24"/>
-                <w:szCs w:val="24"/>
-              </w:rPr>
-              <w:t xml:space="preserve"> </w:t>
-            </w:r>
-            <w:r>
-              <w:rPr>
-                <w:rFonts w:ascii="Times New Roman" w:hAnsi="Times New Roman"/>
-                <w:sz w:val="24"/>
-                <w:szCs w:val="24"/>
-              </w:rPr>
-              <w:t>USB Type B, RJ‑45</w:t>
+              <w:t xml:space="preserve">Производительность коммутации: 56 Гбит/с.</w:t>
             </w:r>
           </w:p>
           <w:p>
@@ -13816,15 +10496,7 @@
                 <w:sz w:val="24"/>
                 <w:szCs w:val="24"/>
               </w:rPr>
-              <w:t>L2‑функционал</w:t>
-            </w:r>
-            <w:r>
-              <w:rPr>
-                <w:rFonts w:ascii="Times New Roman" w:hAnsi="Times New Roman"/>
-                <w:sz w:val="24"/>
-                <w:szCs w:val="24"/>
-              </w:rPr>
-              <w:t xml:space="preserve"> </w:t>
+              <w:t xml:space="preserve">Скорость пересылки пакетов: 41,7 млн pps.</w:t>
             </w:r>
           </w:p>
           <w:p>
@@ -13842,283 +10514,115 @@
                 <w:sz w:val="24"/>
                 <w:szCs w:val="24"/>
               </w:rPr>
-              <w:t xml:space="preserve">Поддержка </w:t>
-            </w:r>
-            <w:proofErr w:type="spellStart"/>
-            <w:proofErr w:type="gramStart"/>
-            <w:r>
-              <w:rPr>
-                <w:rFonts w:ascii="Times New Roman" w:hAnsi="Times New Roman"/>
-                <w:sz w:val="24"/>
-                <w:szCs w:val="24"/>
-              </w:rPr>
-              <w:t>стекирования</w:t>
-            </w:r>
-            <w:proofErr w:type="spellEnd"/>
-            <w:r>
-              <w:rPr>
-                <w:rFonts w:ascii="Times New Roman" w:hAnsi="Times New Roman"/>
-                <w:sz w:val="24"/>
-                <w:szCs w:val="24"/>
-              </w:rPr>
-              <w:t xml:space="preserve"> </w:t>
-            </w:r>
-            <w:r>
-              <w:rPr>
-                <w:rFonts w:ascii="Times New Roman" w:hAnsi="Times New Roman"/>
-                <w:sz w:val="24"/>
-                <w:szCs w:val="24"/>
-              </w:rPr>
-              <w:t>Да</w:t>
-            </w:r>
-            <w:proofErr w:type="gramEnd"/>
-            <w:r>
-              <w:rPr>
-                <w:rFonts w:ascii="Times New Roman" w:hAnsi="Times New Roman"/>
-                <w:sz w:val="24"/>
-                <w:szCs w:val="24"/>
-              </w:rPr>
-              <w:t xml:space="preserve"> (до 8 коммутаторов в стеке </w:t>
-            </w:r>
-            <w:proofErr w:type="spellStart"/>
-            <w:r>
-              <w:rPr>
-                <w:rFonts w:ascii="Times New Roman" w:hAnsi="Times New Roman"/>
-                <w:sz w:val="24"/>
-                <w:szCs w:val="24"/>
-              </w:rPr>
-              <w:t>FlexStack</w:t>
-            </w:r>
-            <w:proofErr w:type="spellEnd"/>
-            <w:r>
-              <w:rPr>
-                <w:rFonts w:ascii="Times New Roman" w:hAnsi="Times New Roman"/>
-                <w:sz w:val="24"/>
-                <w:szCs w:val="24"/>
-              </w:rPr>
-              <w:t>; до 4 коммутаторов при совместимости с серией 2960‑S/SF)</w:t>
-            </w:r>
-          </w:p>
-          <w:p>
-            <w:pPr>
-              <w:spacing w:line="168" w:lineRule="auto"/>
-              <w:rPr>
-                <w:rFonts w:ascii="Times New Roman" w:hAnsi="Times New Roman"/>
-                <w:sz w:val="24"/>
-                <w:szCs w:val="24"/>
-              </w:rPr>
-            </w:pPr>
-            <w:r>
-              <w:rPr>
-                <w:rFonts w:ascii="Times New Roman" w:hAnsi="Times New Roman"/>
-                <w:sz w:val="24"/>
-                <w:szCs w:val="24"/>
-              </w:rPr>
-              <w:t>Количество VLAN</w:t>
-            </w:r>
-            <w:r>
-              <w:rPr>
-                <w:rFonts w:ascii="Times New Roman" w:hAnsi="Times New Roman"/>
-                <w:sz w:val="24"/>
-                <w:szCs w:val="24"/>
-              </w:rPr>
-              <w:tab/>
-              <w:t>1 024</w:t>
-            </w:r>
-          </w:p>
-          <w:p>
-            <w:pPr>
-              <w:spacing w:line="168" w:lineRule="auto"/>
-              <w:rPr>
-                <w:rFonts w:ascii="Times New Roman" w:hAnsi="Times New Roman"/>
-                <w:sz w:val="24"/>
-                <w:szCs w:val="24"/>
-              </w:rPr>
-            </w:pPr>
-            <w:r>
-              <w:rPr>
-                <w:rFonts w:ascii="Times New Roman" w:hAnsi="Times New Roman"/>
-                <w:sz w:val="24"/>
-                <w:szCs w:val="24"/>
-              </w:rPr>
-              <w:t>Размер таблицы MAC‑адресов</w:t>
-            </w:r>
-            <w:r>
-              <w:rPr>
-                <w:rFonts w:ascii="Times New Roman" w:hAnsi="Times New Roman"/>
-                <w:sz w:val="24"/>
-                <w:szCs w:val="24"/>
-              </w:rPr>
-              <w:t xml:space="preserve"> </w:t>
-            </w:r>
-            <w:r>
-              <w:rPr>
-                <w:rFonts w:ascii="Times New Roman" w:hAnsi="Times New Roman"/>
-                <w:sz w:val="24"/>
-                <w:szCs w:val="24"/>
-              </w:rPr>
-              <w:t>16 000</w:t>
-            </w:r>
-          </w:p>
-          <w:p>
-            <w:pPr>
-              <w:spacing w:line="168" w:lineRule="auto"/>
-              <w:rPr>
-                <w:rFonts w:ascii="Times New Roman" w:hAnsi="Times New Roman"/>
-                <w:sz w:val="24"/>
-                <w:szCs w:val="24"/>
-              </w:rPr>
-            </w:pPr>
-            <w:r>
-              <w:rPr>
-                <w:rFonts w:ascii="Times New Roman" w:hAnsi="Times New Roman"/>
-                <w:sz w:val="24"/>
-                <w:szCs w:val="24"/>
-              </w:rPr>
-              <w:t>Агрегирование портов</w:t>
-            </w:r>
-            <w:r>
-              <w:rPr>
-                <w:rFonts w:ascii="Times New Roman" w:hAnsi="Times New Roman"/>
-                <w:sz w:val="24"/>
-                <w:szCs w:val="24"/>
-              </w:rPr>
-              <w:t xml:space="preserve"> </w:t>
-            </w:r>
-            <w:proofErr w:type="spellStart"/>
-            <w:r>
-              <w:rPr>
-                <w:rFonts w:ascii="Times New Roman" w:hAnsi="Times New Roman"/>
-                <w:sz w:val="24"/>
-                <w:szCs w:val="24"/>
-              </w:rPr>
-              <w:t>PAgP</w:t>
-            </w:r>
-            <w:proofErr w:type="spellEnd"/>
-            <w:r>
-              <w:rPr>
-                <w:rFonts w:ascii="Times New Roman" w:hAnsi="Times New Roman"/>
-                <w:sz w:val="24"/>
-                <w:szCs w:val="24"/>
-              </w:rPr>
-              <w:t>, LACP</w:t>
-            </w:r>
-            <w:r>
-              <w:rPr>
-                <w:rFonts w:ascii="Times New Roman" w:hAnsi="Times New Roman"/>
-                <w:sz w:val="24"/>
-                <w:szCs w:val="24"/>
-              </w:rPr>
-              <w:t xml:space="preserve"> </w:t>
-            </w:r>
-            <w:r>
-              <w:rPr>
-                <w:rFonts w:ascii="Times New Roman" w:hAnsi="Times New Roman"/>
-                <w:sz w:val="24"/>
-                <w:szCs w:val="24"/>
-              </w:rPr>
-              <w:t>L3‑функционал</w:t>
-            </w:r>
-            <w:r>
-              <w:rPr>
-                <w:rFonts w:ascii="Times New Roman" w:hAnsi="Times New Roman"/>
-                <w:sz w:val="24"/>
-                <w:szCs w:val="24"/>
-              </w:rPr>
-              <w:tab/>
-            </w:r>
-          </w:p>
-          <w:p>
-            <w:pPr>
-              <w:spacing w:line="168" w:lineRule="auto"/>
-              <w:rPr>
-                <w:rFonts w:ascii="Times New Roman" w:hAnsi="Times New Roman"/>
-                <w:sz w:val="24"/>
-                <w:szCs w:val="24"/>
-              </w:rPr>
-            </w:pPr>
-            <w:r>
-              <w:rPr>
-                <w:rFonts w:ascii="Times New Roman" w:hAnsi="Times New Roman"/>
-                <w:sz w:val="24"/>
-                <w:szCs w:val="24"/>
-              </w:rPr>
-              <w:t>Размер таблицы маршрутизации</w:t>
-            </w:r>
-            <w:r>
-              <w:rPr>
-                <w:rFonts w:ascii="Times New Roman" w:hAnsi="Times New Roman"/>
-                <w:sz w:val="24"/>
-                <w:szCs w:val="24"/>
-              </w:rPr>
-              <w:t xml:space="preserve"> </w:t>
-            </w:r>
-            <w:r>
-              <w:rPr>
-                <w:rFonts w:ascii="Times New Roman" w:hAnsi="Times New Roman"/>
-                <w:sz w:val="24"/>
-                <w:szCs w:val="24"/>
-              </w:rPr>
-              <w:t>16</w:t>
-            </w:r>
-            <w:r>
-              <w:rPr>
-                <w:rFonts w:ascii="Times New Roman" w:hAnsi="Times New Roman"/>
-                <w:sz w:val="24"/>
-                <w:szCs w:val="24"/>
-              </w:rPr>
-              <w:t> </w:t>
-            </w:r>
-            <w:r>
-              <w:rPr>
-                <w:rFonts w:ascii="Times New Roman" w:hAnsi="Times New Roman"/>
-                <w:sz w:val="24"/>
-                <w:szCs w:val="24"/>
-              </w:rPr>
-              <w:t>000</w:t>
-            </w:r>
-            <w:r>
-              <w:rPr>
-                <w:rFonts w:ascii="Times New Roman" w:hAnsi="Times New Roman"/>
-                <w:sz w:val="24"/>
-                <w:szCs w:val="24"/>
-              </w:rPr>
-              <w:t xml:space="preserve"> </w:t>
-            </w:r>
-            <w:r>
-              <w:rPr>
-                <w:rFonts w:ascii="Times New Roman" w:hAnsi="Times New Roman"/>
-                <w:sz w:val="24"/>
-                <w:szCs w:val="24"/>
-              </w:rPr>
-              <w:t xml:space="preserve">Маршрутизация </w:t>
-            </w:r>
-            <w:proofErr w:type="gramStart"/>
-            <w:r>
-              <w:rPr>
-                <w:rFonts w:ascii="Times New Roman" w:hAnsi="Times New Roman"/>
-                <w:sz w:val="24"/>
-                <w:szCs w:val="24"/>
-              </w:rPr>
-              <w:t>L3</w:t>
-            </w:r>
-            <w:r>
-              <w:rPr>
-                <w:rFonts w:ascii="Times New Roman" w:hAnsi="Times New Roman"/>
-                <w:sz w:val="24"/>
-                <w:szCs w:val="24"/>
-              </w:rPr>
-              <w:tab/>
-              <w:t>Есть</w:t>
-            </w:r>
-            <w:proofErr w:type="gramEnd"/>
-            <w:r>
-              <w:rPr>
-                <w:rFonts w:ascii="Times New Roman" w:hAnsi="Times New Roman"/>
-                <w:sz w:val="24"/>
-                <w:szCs w:val="24"/>
-              </w:rPr>
-              <w:t xml:space="preserve"> (интеллектуальный учёт особенностей приложений)</w:t>
+              <w:t xml:space="preserve">Поддержка стека: Cisco StackWise (до 4 коммутаторов в логическом стеке).</w:t>
+            </w:r>
+          </w:p>
+          <w:p>
+            <w:pPr>
+              <w:spacing w:line="192" w:lineRule="auto"/>
+              <w:rPr>
+                <w:rFonts w:ascii="Times New Roman" w:hAnsi="Times New Roman"/>
+                <w:sz w:val="24"/>
+                <w:szCs w:val="24"/>
+              </w:rPr>
+            </w:pPr>
+            <w:r>
+              <w:rPr>
+                <w:rFonts w:ascii="Times New Roman" w:hAnsi="Times New Roman"/>
+                <w:sz w:val="24"/>
+                <w:szCs w:val="24"/>
+              </w:rPr>
+              <w:t xml:space="preserve">Функции L2: STP/RSTP/MSTP, IGMP Snooping, агрегирование портов (LACP, PAgP), Port Security, 802.1X, ACL, QoS, Storm Control.</w:t>
+            </w:r>
+          </w:p>
+          <w:p>
+            <w:pPr>
+              <w:spacing w:line="192" w:lineRule="auto"/>
+              <w:rPr>
+                <w:rFonts w:ascii="Times New Roman" w:hAnsi="Times New Roman"/>
+                <w:sz w:val="24"/>
+                <w:szCs w:val="24"/>
+              </w:rPr>
+            </w:pPr>
+            <w:r>
+              <w:rPr>
+                <w:rFonts w:ascii="Times New Roman" w:hAnsi="Times New Roman"/>
+                <w:sz w:val="24"/>
+                <w:szCs w:val="24"/>
+              </w:rPr>
+              <w:t xml:space="preserve">Базовые функции L3: статическая маршрутизация.</w:t>
+            </w:r>
+          </w:p>
+          <w:p>
+            <w:pPr>
+              <w:spacing w:line="192" w:lineRule="auto"/>
+              <w:rPr>
+                <w:rFonts w:ascii="Times New Roman" w:hAnsi="Times New Roman"/>
+                <w:sz w:val="24"/>
+                <w:szCs w:val="24"/>
+              </w:rPr>
+            </w:pPr>
+            <w:r>
+              <w:rPr>
+                <w:rFonts w:ascii="Times New Roman" w:hAnsi="Times New Roman"/>
+                <w:sz w:val="24"/>
+                <w:szCs w:val="24"/>
+              </w:rPr>
+              <w:t xml:space="preserve">Управление: Cisco IOS XE Lite, web GUI, CLI, SNMP v1/v2c/v3.</w:t>
+            </w:r>
+          </w:p>
+          <w:p>
+            <w:pPr>
+              <w:spacing w:line="192" w:lineRule="auto"/>
+              <w:rPr>
+                <w:rFonts w:ascii="Times New Roman" w:hAnsi="Times New Roman"/>
+                <w:sz w:val="24"/>
+                <w:szCs w:val="24"/>
+              </w:rPr>
+            </w:pPr>
+            <w:r>
+              <w:rPr>
+                <w:rFonts w:ascii="Times New Roman" w:hAnsi="Times New Roman"/>
+                <w:sz w:val="24"/>
+                <w:szCs w:val="24"/>
+              </w:rPr>
+              <w:t xml:space="preserve">Консольные порты: USB Type-B, RJ-45.</w:t>
+            </w:r>
+          </w:p>
+          <w:p>
+            <w:pPr>
+              <w:spacing w:line="192" w:lineRule="auto"/>
+              <w:rPr>
+                <w:rFonts w:ascii="Times New Roman" w:hAnsi="Times New Roman"/>
+                <w:sz w:val="24"/>
+                <w:szCs w:val="24"/>
+              </w:rPr>
+            </w:pPr>
+            <w:r>
+              <w:rPr>
+                <w:rFonts w:ascii="Times New Roman" w:hAnsi="Times New Roman"/>
+                <w:sz w:val="24"/>
+                <w:szCs w:val="24"/>
+              </w:rPr>
+              <w:t xml:space="preserve">Питание: внутренний БП.</w:t>
+            </w:r>
+          </w:p>
+          <w:p>
+            <w:pPr>
+              <w:spacing w:line="192" w:lineRule="auto"/>
+              <w:rPr>
+                <w:rFonts w:ascii="Times New Roman" w:hAnsi="Times New Roman"/>
+                <w:sz w:val="24"/>
+                <w:szCs w:val="24"/>
+              </w:rPr>
+            </w:pPr>
+            <w:r>
+              <w:rPr>
+                <w:rFonts w:ascii="Times New Roman" w:hAnsi="Times New Roman"/>
+                <w:sz w:val="24"/>
+                <w:szCs w:val="24"/>
+              </w:rPr>
+              <w:t xml:space="preserve">Форм-фактор: 19″, 1U.</w:t>
             </w:r>
           </w:p>
         </w:tc>
@@ -14185,49 +10689,13 @@
                 <w:szCs w:val="24"/>
               </w:rPr>
             </w:pPr>
-            <w:proofErr w:type="spellStart"/>
-            <w:r>
-              <w:rPr>
-                <w:rFonts w:ascii="Times New Roman" w:hAnsi="Times New Roman"/>
-                <w:sz w:val="24"/>
-                <w:szCs w:val="24"/>
-              </w:rPr>
-              <w:t>Телекоммуникацион-ный</w:t>
-            </w:r>
-            <w:proofErr w:type="spellEnd"/>
-            <w:r>
-              <w:rPr>
-                <w:rFonts w:ascii="Times New Roman" w:hAnsi="Times New Roman"/>
-                <w:sz w:val="24"/>
-                <w:szCs w:val="24"/>
-              </w:rPr>
-              <w:t xml:space="preserve"> шкаф </w:t>
-            </w:r>
-            <w:proofErr w:type="spellStart"/>
-            <w:r>
-              <w:rPr>
-                <w:rFonts w:ascii="Times New Roman" w:hAnsi="Times New Roman"/>
-                <w:sz w:val="24"/>
-                <w:szCs w:val="24"/>
-              </w:rPr>
-              <w:t>Netko</w:t>
-            </w:r>
-            <w:proofErr w:type="spellEnd"/>
-            <w:r>
-              <w:rPr>
-                <w:rFonts w:ascii="Times New Roman" w:hAnsi="Times New Roman"/>
-                <w:sz w:val="24"/>
-                <w:szCs w:val="24"/>
-              </w:rPr>
-              <w:t xml:space="preserve"> </w:t>
-            </w:r>
-            <w:r>
-              <w:rPr>
-                <w:rFonts w:ascii="Times New Roman" w:hAnsi="Times New Roman"/>
-                <w:sz w:val="24"/>
-                <w:szCs w:val="24"/>
-              </w:rPr>
-              <w:t>WM</w:t>
+            <w:r>
+              <w:rPr>
+                <w:rFonts w:ascii="Times New Roman" w:hAnsi="Times New Roman"/>
+                <w:sz w:val="24"/>
+                <w:szCs w:val="24"/>
+              </w:rPr>
+              <w:t xml:space="preserve">Телекоммуникационный шкаф Hyperline TWB-1266-GP-RAL7035</w:t>
             </w:r>
           </w:p>
           <w:p>
@@ -14317,16 +10785,7 @@
                 <w:sz w:val="24"/>
                 <w:szCs w:val="24"/>
               </w:rPr>
-              <w:t>Стандарт монтажа</w:t>
-            </w:r>
-            <w:r>
-              <w:rPr>
-                <w:rFonts w:ascii="Times New Roman" w:hAnsi="Times New Roman"/>
-                <w:sz w:val="24"/>
-                <w:szCs w:val="24"/>
-              </w:rPr>
-              <w:tab/>
-              <w:t>19″</w:t>
+              <w:t xml:space="preserve">Стандарт монтажа: 19″.</w:t>
             </w:r>
           </w:p>
           <w:p>
@@ -14344,16 +10803,7 @@
                 <w:sz w:val="24"/>
                 <w:szCs w:val="24"/>
               </w:rPr>
-              <w:t>Высота (в юнитах, U)</w:t>
-            </w:r>
-            <w:r>
-              <w:rPr>
-                <w:rFonts w:ascii="Times New Roman" w:hAnsi="Times New Roman"/>
-                <w:sz w:val="24"/>
-                <w:szCs w:val="24"/>
-              </w:rPr>
-              <w:tab/>
-              <w:t>12 U</w:t>
+              <w:t xml:space="preserve">Высота: 12U.</w:t>
             </w:r>
           </w:p>
           <w:p>
@@ -14371,7 +10821,7 @@
                 <w:sz w:val="24"/>
                 <w:szCs w:val="24"/>
               </w:rPr>
-              <w:t>Габариты (Ш × Г × В)600 × 650 × 635 мм</w:t>
+              <w:t xml:space="preserve">Габариты (Ш × Г × В): 600 × 600 × 635 мм.</w:t>
             </w:r>
           </w:p>
           <w:p>
@@ -14389,23 +10839,7 @@
                 <w:sz w:val="24"/>
                 <w:szCs w:val="24"/>
               </w:rPr>
-              <w:t>Полезная глубина для оборудования</w:t>
-            </w:r>
-            <w:r>
-              <w:rPr>
-                <w:rFonts w:ascii="Times New Roman" w:hAnsi="Times New Roman"/>
-                <w:sz w:val="24"/>
-                <w:szCs w:val="24"/>
-              </w:rPr>
-              <w:t xml:space="preserve"> </w:t>
-            </w:r>
-            <w:r>
-              <w:rPr>
-                <w:rFonts w:ascii="Times New Roman" w:hAnsi="Times New Roman"/>
-                <w:sz w:val="24"/>
-                <w:szCs w:val="24"/>
-              </w:rPr>
-              <w:t>макс. 600 мм</w:t>
+              <w:t xml:space="preserve">Тип установки: настенный.</w:t>
             </w:r>
           </w:p>
           <w:p>
@@ -14423,16 +10857,7 @@
                 <w:sz w:val="24"/>
                 <w:szCs w:val="24"/>
               </w:rPr>
-              <w:t>Грузоподъёмность</w:t>
-            </w:r>
-            <w:r>
-              <w:rPr>
-                <w:rFonts w:ascii="Times New Roman" w:hAnsi="Times New Roman"/>
-                <w:sz w:val="24"/>
-                <w:szCs w:val="24"/>
-              </w:rPr>
-              <w:tab/>
-              <w:t>60 кг</w:t>
+              <w:t xml:space="preserve">Грузоподъёмность: 60 кг.</w:t>
             </w:r>
           </w:p>
           <w:p>
@@ -14450,16 +10875,7 @@
                 <w:sz w:val="24"/>
                 <w:szCs w:val="24"/>
               </w:rPr>
-              <w:t>Степень защиты</w:t>
-            </w:r>
-            <w:r>
-              <w:rPr>
-                <w:rFonts w:ascii="Times New Roman" w:hAnsi="Times New Roman"/>
-                <w:sz w:val="24"/>
-                <w:szCs w:val="24"/>
-              </w:rPr>
-              <w:tab/>
-              <w:t>IP 20</w:t>
+              <w:t xml:space="preserve">Степень защиты: IP20.</w:t>
             </w:r>
           </w:p>
           <w:p>
@@ -14477,23 +10893,7 @@
                 <w:sz w:val="24"/>
                 <w:szCs w:val="24"/>
               </w:rPr>
-              <w:t>Материал</w:t>
-            </w:r>
-            <w:r>
-              <w:rPr>
-                <w:rFonts w:ascii="Times New Roman" w:hAnsi="Times New Roman"/>
-                <w:sz w:val="24"/>
-                <w:szCs w:val="24"/>
-              </w:rPr>
-              <w:t xml:space="preserve"> </w:t>
-            </w:r>
-            <w:r>
-              <w:rPr>
-                <w:rFonts w:ascii="Times New Roman" w:hAnsi="Times New Roman"/>
-                <w:sz w:val="24"/>
-                <w:szCs w:val="24"/>
-              </w:rPr>
-              <w:t>сталь холодного проката SPCC</w:t>
+              <w:t xml:space="preserve">Материал: сталь холодного проката SPCC; толщина монтажного профиля 1,5 мм, остальные элементы — 1,2 мм.</w:t>
             </w:r>
           </w:p>
           <w:p>
@@ -14511,16 +10911,7 @@
                 <w:sz w:val="24"/>
                 <w:szCs w:val="24"/>
               </w:rPr>
-              <w:t>Толщина материала</w:t>
-            </w:r>
-            <w:r>
-              <w:rPr>
-                <w:rFonts w:ascii="Times New Roman" w:hAnsi="Times New Roman"/>
-                <w:sz w:val="24"/>
-                <w:szCs w:val="24"/>
-              </w:rPr>
-              <w:tab/>
-              <w:t>монтажный профиль — 1,5 мм, остальные элементы — 1,2 мм</w:t>
+              <w:t xml:space="preserve">Покрытие: порошковое, цвет RAL7035 (светло-серый).</w:t>
             </w:r>
           </w:p>
           <w:p>
@@ -14538,158 +10929,97 @@
                 <w:sz w:val="24"/>
                 <w:szCs w:val="24"/>
               </w:rPr>
-              <w:t>Покрытие</w:t>
-            </w:r>
-            <w:r>
-              <w:rPr>
-                <w:rFonts w:ascii="Times New Roman" w:hAnsi="Times New Roman"/>
-                <w:sz w:val="24"/>
-                <w:szCs w:val="24"/>
-              </w:rPr>
-              <w:tab/>
-              <w:t>самоочищающееся, протравленное, фосфорсодержащее, порошковое</w:t>
-            </w:r>
-          </w:p>
-          <w:p>
-            <w:pPr>
-              <w:spacing w:line="168" w:lineRule="auto"/>
-              <w:rPr>
-                <w:rFonts w:ascii="Times New Roman" w:hAnsi="Times New Roman"/>
-                <w:sz w:val="24"/>
-                <w:szCs w:val="24"/>
-              </w:rPr>
-            </w:pPr>
-            <w:r>
-              <w:rPr>
-                <w:rFonts w:ascii="Times New Roman" w:hAnsi="Times New Roman"/>
-                <w:sz w:val="24"/>
-                <w:szCs w:val="24"/>
-              </w:rPr>
-              <w:t>Тип установки</w:t>
-            </w:r>
-            <w:r>
-              <w:rPr>
-                <w:rFonts w:ascii="Times New Roman" w:hAnsi="Times New Roman"/>
-                <w:sz w:val="24"/>
-                <w:szCs w:val="24"/>
-              </w:rPr>
-              <w:t xml:space="preserve"> </w:t>
-            </w:r>
-            <w:r>
-              <w:rPr>
-                <w:rFonts w:ascii="Times New Roman" w:hAnsi="Times New Roman"/>
-                <w:sz w:val="24"/>
-                <w:szCs w:val="24"/>
-              </w:rPr>
-              <w:t>настенный/напольный</w:t>
-            </w:r>
-          </w:p>
-          <w:p>
-            <w:pPr>
-              <w:spacing w:line="168" w:lineRule="auto"/>
-              <w:rPr>
-                <w:rFonts w:ascii="Times New Roman" w:hAnsi="Times New Roman"/>
-                <w:sz w:val="24"/>
-                <w:szCs w:val="24"/>
-              </w:rPr>
-            </w:pPr>
-            <w:r>
-              <w:rPr>
-                <w:rFonts w:ascii="Times New Roman" w:hAnsi="Times New Roman"/>
-                <w:sz w:val="24"/>
-                <w:szCs w:val="24"/>
-              </w:rPr>
-              <w:t>Кабельный ввод</w:t>
-            </w:r>
-            <w:r>
-              <w:rPr>
-                <w:rFonts w:ascii="Times New Roman" w:hAnsi="Times New Roman"/>
-                <w:sz w:val="24"/>
-                <w:szCs w:val="24"/>
-              </w:rPr>
-              <w:tab/>
-              <w:t>сверху и снизу: 2 отверстия (160 × 60 мм), между ними перемычка</w:t>
-            </w:r>
-          </w:p>
-          <w:p>
-            <w:pPr>
-              <w:spacing w:line="168" w:lineRule="auto"/>
-              <w:rPr>
-                <w:rFonts w:ascii="Times New Roman" w:hAnsi="Times New Roman"/>
-                <w:sz w:val="24"/>
-                <w:szCs w:val="24"/>
-              </w:rPr>
-            </w:pPr>
-            <w:r>
-              <w:rPr>
-                <w:rFonts w:ascii="Times New Roman" w:hAnsi="Times New Roman"/>
-                <w:sz w:val="24"/>
-                <w:szCs w:val="24"/>
-              </w:rPr>
-              <w:t>Боковые панели</w:t>
-            </w:r>
-            <w:r>
-              <w:rPr>
-                <w:rFonts w:ascii="Times New Roman" w:hAnsi="Times New Roman"/>
-                <w:sz w:val="24"/>
-                <w:szCs w:val="24"/>
-              </w:rPr>
-              <w:tab/>
-              <w:t>съёмные</w:t>
-            </w:r>
-          </w:p>
-          <w:p>
-            <w:pPr>
-              <w:spacing w:line="168" w:lineRule="auto"/>
-              <w:rPr>
-                <w:rFonts w:ascii="Times New Roman" w:hAnsi="Times New Roman"/>
-                <w:sz w:val="24"/>
-                <w:szCs w:val="24"/>
-              </w:rPr>
-            </w:pPr>
-            <w:r>
-              <w:rPr>
-                <w:rFonts w:ascii="Times New Roman" w:hAnsi="Times New Roman"/>
-                <w:sz w:val="24"/>
-                <w:szCs w:val="24"/>
-              </w:rPr>
-              <w:t>Отверстия для ножек</w:t>
-            </w:r>
-            <w:r>
-              <w:rPr>
-                <w:rFonts w:ascii="Times New Roman" w:hAnsi="Times New Roman"/>
-                <w:sz w:val="24"/>
-                <w:szCs w:val="24"/>
-              </w:rPr>
-              <w:tab/>
-              <w:t>4 отверстия диаметром 10 мм в нижней части (ножки в комплект не входят)</w:t>
-            </w:r>
-          </w:p>
-          <w:p>
-            <w:pPr>
-              <w:spacing w:line="168" w:lineRule="auto"/>
-              <w:rPr>
-                <w:rFonts w:ascii="Times New Roman" w:hAnsi="Times New Roman"/>
-                <w:sz w:val="24"/>
-                <w:szCs w:val="24"/>
-              </w:rPr>
-            </w:pPr>
-            <w:r>
-              <w:rPr>
-                <w:rFonts w:ascii="Times New Roman" w:hAnsi="Times New Roman"/>
-                <w:sz w:val="24"/>
-                <w:szCs w:val="24"/>
-              </w:rPr>
-              <w:t>Отверстия для подвеса</w:t>
-            </w:r>
-            <w:r>
-              <w:rPr>
-                <w:rFonts w:ascii="Times New Roman" w:hAnsi="Times New Roman"/>
-                <w:sz w:val="24"/>
-                <w:szCs w:val="24"/>
-              </w:rPr>
-              <w:tab/>
-              <w:t>на раме (расстояние между верхними отверстиями — 550 мм, между верхними и нижними — 480 мм)</w:t>
+              <w:t xml:space="preserve">Передняя дверь: стеклянная (закалённое стекло) в металлической раме, с замком.</w:t>
+            </w:r>
+          </w:p>
+          <w:p>
+            <w:pPr>
+              <w:spacing w:line="192" w:lineRule="auto"/>
+              <w:rPr>
+                <w:rFonts w:ascii="Times New Roman" w:hAnsi="Times New Roman"/>
+                <w:sz w:val="24"/>
+                <w:szCs w:val="24"/>
+              </w:rPr>
+            </w:pPr>
+            <w:r>
+              <w:rPr>
+                <w:rFonts w:ascii="Times New Roman" w:hAnsi="Times New Roman"/>
+                <w:sz w:val="24"/>
+                <w:szCs w:val="24"/>
+              </w:rPr>
+              <w:t xml:space="preserve">Боковые панели: съёмные, с замками.</w:t>
+            </w:r>
+          </w:p>
+          <w:p>
+            <w:pPr>
+              <w:spacing w:line="192" w:lineRule="auto"/>
+              <w:rPr>
+                <w:rFonts w:ascii="Times New Roman" w:hAnsi="Times New Roman"/>
+                <w:sz w:val="24"/>
+                <w:szCs w:val="24"/>
+              </w:rPr>
+            </w:pPr>
+            <w:r>
+              <w:rPr>
+                <w:rFonts w:ascii="Times New Roman" w:hAnsi="Times New Roman"/>
+                <w:sz w:val="24"/>
+                <w:szCs w:val="24"/>
+              </w:rPr>
+              <w:t xml:space="preserve">Кабельный ввод: сверху и снизу через перфорированные заглушки.</w:t>
+            </w:r>
+          </w:p>
+          <w:p>
+            <w:pPr>
+              <w:spacing w:line="192" w:lineRule="auto"/>
+              <w:rPr>
+                <w:rFonts w:ascii="Times New Roman" w:hAnsi="Times New Roman"/>
+                <w:sz w:val="24"/>
+                <w:szCs w:val="24"/>
+              </w:rPr>
+            </w:pPr>
+            <w:r>
+              <w:rPr>
+                <w:rFonts w:ascii="Times New Roman" w:hAnsi="Times New Roman"/>
+                <w:sz w:val="24"/>
+                <w:szCs w:val="24"/>
+              </w:rPr>
+              <w:t xml:space="preserve">Вентиляция: перфорация в верхней и нижней частях.</w:t>
+            </w:r>
+          </w:p>
+          <w:p>
+            <w:pPr>
+              <w:spacing w:line="192" w:lineRule="auto"/>
+              <w:rPr>
+                <w:rFonts w:ascii="Times New Roman" w:hAnsi="Times New Roman"/>
+                <w:sz w:val="24"/>
+                <w:szCs w:val="24"/>
+              </w:rPr>
+            </w:pPr>
+            <w:r>
+              <w:rPr>
+                <w:rFonts w:ascii="Times New Roman" w:hAnsi="Times New Roman"/>
+                <w:sz w:val="24"/>
+                <w:szCs w:val="24"/>
+              </w:rPr>
+              <w:t xml:space="preserve">Регулируемые по глубине 19″-направляющие.</w:t>
+            </w:r>
+          </w:p>
+          <w:p>
+            <w:pPr>
+              <w:spacing w:line="192" w:lineRule="auto"/>
+              <w:rPr>
+                <w:rFonts w:ascii="Times New Roman" w:hAnsi="Times New Roman"/>
+                <w:sz w:val="24"/>
+                <w:szCs w:val="24"/>
+              </w:rPr>
+            </w:pPr>
+            <w:r>
+              <w:rPr>
+                <w:rFonts w:ascii="Times New Roman" w:hAnsi="Times New Roman"/>
+                <w:sz w:val="24"/>
+                <w:szCs w:val="24"/>
+              </w:rPr>
+              <w:t xml:space="preserve">В комплекте: 4 точки заземления, крепёж M6, кронштейны для настенного монтажа.</w:t>
             </w:r>
           </w:p>
         </w:tc>
@@ -14772,179 +11102,7 @@
           <w:sz w:val="28"/>
           <w:szCs w:val="28"/>
         </w:rPr>
-        <w:t xml:space="preserve">Длина кабеля витой пары </w:t>
-      </w:r>
-      <w:r>
-        <w:rPr>
-          <w:rFonts w:ascii="Times New Roman" w:hAnsi="Times New Roman"/>
-          <w:sz w:val="28"/>
-          <w:szCs w:val="28"/>
-          <w:lang w:val="en-US"/>
-        </w:rPr>
-        <w:t>UTP</w:t>
-      </w:r>
-      <w:r>
-        <w:rPr>
-          <w:rFonts w:ascii="Times New Roman" w:hAnsi="Times New Roman"/>
-          <w:sz w:val="28"/>
-          <w:szCs w:val="28"/>
-        </w:rPr>
-        <w:t xml:space="preserve"> </w:t>
-      </w:r>
-      <w:r>
-        <w:rPr>
-          <w:rFonts w:ascii="Times New Roman" w:hAnsi="Times New Roman"/>
-          <w:sz w:val="28"/>
-          <w:szCs w:val="28"/>
-          <w:lang w:val="en-US"/>
-        </w:rPr>
-        <w:t>cat</w:t>
-      </w:r>
-      <w:r>
-        <w:rPr>
-          <w:rFonts w:ascii="Times New Roman" w:hAnsi="Times New Roman"/>
-          <w:sz w:val="28"/>
-          <w:szCs w:val="28"/>
-        </w:rPr>
-        <w:t>. 5</w:t>
-      </w:r>
-      <w:r>
-        <w:rPr>
-          <w:rFonts w:ascii="Times New Roman" w:hAnsi="Times New Roman"/>
-          <w:sz w:val="28"/>
-          <w:szCs w:val="28"/>
-          <w:lang w:val="en-US"/>
-        </w:rPr>
-        <w:t>e</w:t>
-      </w:r>
-      <w:r>
-        <w:rPr>
-          <w:rFonts w:ascii="Times New Roman" w:hAnsi="Times New Roman"/>
-          <w:sz w:val="28"/>
-          <w:szCs w:val="28"/>
-        </w:rPr>
-        <w:t xml:space="preserve"> </w:t>
-      </w:r>
-      <w:r>
-        <w:rPr>
-          <w:rFonts w:ascii="Times New Roman" w:hAnsi="Times New Roman"/>
-          <w:sz w:val="28"/>
-          <w:szCs w:val="28"/>
-        </w:rPr>
-        <w:t xml:space="preserve">равна </w:t>
-      </w:r>
-      <w:r>
-        <w:rPr>
-          <w:rFonts w:ascii="Times New Roman" w:hAnsi="Times New Roman"/>
-          <w:sz w:val="28"/>
-          <w:szCs w:val="28"/>
-        </w:rPr>
-        <w:t>370</w:t>
-      </w:r>
-      <w:r>
-        <w:rPr>
-          <w:rFonts w:ascii="Times New Roman" w:hAnsi="Times New Roman"/>
-          <w:sz w:val="28"/>
-          <w:szCs w:val="28"/>
-        </w:rPr>
-        <w:t xml:space="preserve"> метрам,</w:t>
-      </w:r>
-      <w:r>
-        <w:rPr>
-          <w:rFonts w:ascii="Times New Roman" w:hAnsi="Times New Roman"/>
-          <w:sz w:val="28"/>
-          <w:szCs w:val="28"/>
-        </w:rPr>
-        <w:t xml:space="preserve"> </w:t>
-      </w:r>
-      <w:r>
-        <w:rPr>
-          <w:rFonts w:ascii="Times New Roman" w:hAnsi="Times New Roman"/>
-          <w:sz w:val="28"/>
-          <w:szCs w:val="28"/>
-        </w:rPr>
-        <w:t>количество подключаемых устройств равно</w:t>
-      </w:r>
-      <w:r>
-        <w:rPr>
-          <w:rFonts w:ascii="Times New Roman" w:hAnsi="Times New Roman"/>
-          <w:sz w:val="28"/>
-          <w:szCs w:val="28"/>
-        </w:rPr>
-        <w:t xml:space="preserve"> 26</w:t>
-      </w:r>
-      <w:r>
-        <w:rPr>
-          <w:rFonts w:ascii="Times New Roman" w:hAnsi="Times New Roman"/>
-          <w:sz w:val="28"/>
-          <w:szCs w:val="28"/>
-        </w:rPr>
-        <w:t xml:space="preserve">, количество коннекторов </w:t>
-      </w:r>
-      <w:r>
-        <w:rPr>
-          <w:rFonts w:ascii="Times New Roman" w:hAnsi="Times New Roman"/>
-          <w:sz w:val="28"/>
-          <w:szCs w:val="28"/>
-          <w:lang w:val="en-US"/>
-        </w:rPr>
-        <w:t>RJ</w:t>
-      </w:r>
-      <w:r>
-        <w:rPr>
-          <w:rFonts w:ascii="Times New Roman" w:hAnsi="Times New Roman"/>
-          <w:sz w:val="28"/>
-          <w:szCs w:val="28"/>
-        </w:rPr>
-        <w:t xml:space="preserve">-45 </w:t>
-      </w:r>
-      <w:r>
-        <w:rPr>
-          <w:rFonts w:ascii="Times New Roman" w:hAnsi="Times New Roman"/>
-          <w:sz w:val="28"/>
-          <w:szCs w:val="28"/>
-        </w:rPr>
-        <w:t>5</w:t>
-      </w:r>
-      <w:r>
-        <w:rPr>
-          <w:rFonts w:ascii="Times New Roman" w:hAnsi="Times New Roman"/>
-          <w:sz w:val="28"/>
-          <w:szCs w:val="28"/>
-        </w:rPr>
-        <w:t>0</w:t>
-      </w:r>
-      <w:r>
-        <w:rPr>
-          <w:rFonts w:ascii="Times New Roman" w:hAnsi="Times New Roman"/>
-          <w:sz w:val="28"/>
-          <w:szCs w:val="28"/>
-        </w:rPr>
-        <w:t xml:space="preserve"> штук и 30 с запасом</w:t>
-      </w:r>
-      <w:r>
-        <w:rPr>
-          <w:rFonts w:ascii="Times New Roman" w:hAnsi="Times New Roman"/>
-          <w:sz w:val="28"/>
-          <w:szCs w:val="28"/>
-        </w:rPr>
-        <w:t>. В итоге общая сумма затра</w:t>
-      </w:r>
-      <w:r>
-        <w:rPr>
-          <w:rFonts w:ascii="Times New Roman" w:hAnsi="Times New Roman"/>
-          <w:sz w:val="28"/>
-          <w:szCs w:val="28"/>
-        </w:rPr>
-        <w:t>т на оборудование и материалы равна 207 855.</w:t>
-      </w:r>
-      <w:r>
-        <w:rPr>
-          <w:rFonts w:ascii="Times New Roman" w:hAnsi="Times New Roman"/>
-          <w:sz w:val="28"/>
-          <w:szCs w:val="28"/>
-        </w:rPr>
-        <w:br w:type="page"/>
+        <w:t xml:space="preserve">Длина кабеля витой пары UTP cat. 5e равна 370 метрам, количество подключаемых устройств — 26, количество коннекторов RJ-45 — 50 штук (с запасом — 30). Итоговая сумма затрат на оборудование и материалы составляет 219 138 руб.</w:t>
       </w:r>
     </w:p>
     <w:p>
@@ -15020,7 +11178,7 @@
           <w:rFonts w:ascii="Times New Roman" w:hAnsi="Times New Roman"/>
           <w:sz w:val="28"/>
         </w:rPr>
-        <w:t>Для построения ЛВС спортивно-развлекательного комплекса нужно определить её топологию.</w:t>
+        <w:t xml:space="preserve">Чтобы спроектировать ЛВС спортивно-развлекательного комплекса, в первую очередь требуется выбрать её топологию.</w:t>
       </w:r>
     </w:p>
     <w:p>
@@ -15038,35 +11196,7 @@
           <w:rFonts w:ascii="Times New Roman" w:hAnsi="Times New Roman"/>
           <w:sz w:val="28"/>
         </w:rPr>
-        <w:t>Сетевая технология – это согласованный набор стандартных протоколов и программно-аппаратного средств (например, сетевых адаптеров, драйверов, кабелей, разъемов), достаточный для построения вычислительной сети</w:t>
-      </w:r>
-      <w:r>
-        <w:rPr>
-          <w:rFonts w:ascii="Times New Roman" w:hAnsi="Times New Roman"/>
-          <w:sz w:val="28"/>
-        </w:rPr>
-        <w:t xml:space="preserve"> </w:t>
-      </w:r>
-      <w:r>
-        <w:rPr>
-          <w:rFonts w:ascii="Times New Roman" w:hAnsi="Times New Roman"/>
-          <w:sz w:val="28"/>
-        </w:rPr>
-        <w:t>[3</w:t>
-      </w:r>
-      <w:r>
-        <w:rPr>
-          <w:rFonts w:ascii="Times New Roman" w:hAnsi="Times New Roman"/>
-          <w:sz w:val="28"/>
-        </w:rPr>
-        <w:t>]</w:t>
-      </w:r>
-      <w:r>
-        <w:rPr>
-          <w:rFonts w:ascii="Times New Roman" w:hAnsi="Times New Roman"/>
-          <w:sz w:val="28"/>
-        </w:rPr>
-        <w:t>.</w:t>
+        <w:t xml:space="preserve">Под сетевой технологией понимается согласованный набор стандартных протоколов и программно-аппаратных средств (сетевых адаптеров, драйверов, кабелей, разъёмов), которого достаточно для построения вычислительной сети [3].</w:t>
       </w:r>
     </w:p>
     <w:p>
@@ -15084,56 +11214,7 @@
           <w:rFonts w:ascii="Times New Roman" w:hAnsi="Times New Roman"/>
           <w:sz w:val="28"/>
         </w:rPr>
-        <w:t>Ethernet – это семейство технологий пакетной передачи данных между устройствами для компьютерных и промышленных сетей. На сегодняшний день это самый распространенный протокол в мире, используемый для построения локальных сетей (LAN) и городских сетей (MAN). Протоколы Ethernet работают на канальном и физическом уровнях модели OSI, предоставляя средства для передачи данных между устройствами.</w:t>
-      </w:r>
-      <w:r>
-        <w:rPr>
-          <w:rFonts w:ascii="Times New Roman" w:hAnsi="Times New Roman"/>
-          <w:sz w:val="28"/>
-        </w:rPr>
-        <w:t xml:space="preserve"> </w:t>
-      </w:r>
-      <w:r>
-        <w:rPr>
-          <w:rFonts w:ascii="Times New Roman" w:hAnsi="Times New Roman"/>
-          <w:sz w:val="28"/>
-        </w:rPr>
-        <w:t>Различные реализации - Ethernet, Fast Ethernet, Gigabit Ethernet – обеспечивают пропускную способность соответственно 10, 100 и 1000 Мбит/с</w:t>
-      </w:r>
-      <w:r>
-        <w:rPr>
-          <w:rFonts w:ascii="Times New Roman" w:hAnsi="Times New Roman"/>
-          <w:sz w:val="28"/>
-        </w:rPr>
-        <w:t xml:space="preserve"> </w:t>
-      </w:r>
-      <w:r>
-        <w:rPr>
-          <w:rFonts w:ascii="Times New Roman" w:hAnsi="Times New Roman"/>
-          <w:sz w:val="28"/>
-        </w:rPr>
-        <w:t>[</w:t>
-      </w:r>
-      <w:r>
-        <w:rPr>
-          <w:rFonts w:ascii="Times New Roman" w:hAnsi="Times New Roman"/>
-          <w:sz w:val="28"/>
-        </w:rPr>
-        <w:t>4</w:t>
-      </w:r>
-      <w:r>
-        <w:rPr>
-          <w:rFonts w:ascii="Times New Roman" w:hAnsi="Times New Roman"/>
-          <w:sz w:val="28"/>
-        </w:rPr>
-        <w:t>]</w:t>
-      </w:r>
-      <w:r>
-        <w:rPr>
-          <w:rFonts w:ascii="Times New Roman" w:hAnsi="Times New Roman"/>
-          <w:sz w:val="28"/>
-        </w:rPr>
-        <w:t>.</w:t>
+        <w:t xml:space="preserve">Ethernet — это семейство технологий пакетной передачи данных между устройствами в компьютерных и промышленных сетях. На сегодняшний день это самый массовый протокол в мире, на основе которого строятся локальные (LAN) и городские (MAN) сети. Протоколы Ethernet работают на канальном и физическом уровнях модели OSI, обеспечивая средства передачи данных между устройствами. Различные реализации семейства — Ethernet, Fast Ethernet и Gigabit Ethernet — обеспечивают пропускную способность 10, 100 и 1000 Мбит/с соответственно [4].</w:t>
       </w:r>
     </w:p>
     <w:p>
@@ -15151,55 +11232,7 @@
           <w:rFonts w:ascii="Times New Roman" w:hAnsi="Times New Roman"/>
           <w:sz w:val="28"/>
         </w:rPr>
-        <w:t xml:space="preserve">Технология </w:t>
-      </w:r>
-      <w:proofErr w:type="spellStart"/>
-      <w:r>
-        <w:rPr>
-          <w:rFonts w:ascii="Times New Roman" w:hAnsi="Times New Roman"/>
-          <w:sz w:val="28"/>
-        </w:rPr>
-        <w:t>Token</w:t>
-      </w:r>
-      <w:proofErr w:type="spellEnd"/>
-      <w:r>
-        <w:rPr>
-          <w:rFonts w:ascii="Times New Roman" w:hAnsi="Times New Roman"/>
-          <w:sz w:val="28"/>
-        </w:rPr>
-        <w:t xml:space="preserve"> Ring был разработана компанией IBM в 1984 году, а затем передана в качестве проекта стандарта в комитет IEEE 802, который на ее основе принял в 1985 году стандарт 802.5. Компания IBM использует технологию </w:t>
-      </w:r>
-      <w:proofErr w:type="spellStart"/>
-      <w:r>
-        <w:rPr>
-          <w:rFonts w:ascii="Times New Roman" w:hAnsi="Times New Roman"/>
-          <w:sz w:val="28"/>
-        </w:rPr>
-        <w:t>Token</w:t>
-      </w:r>
-      <w:proofErr w:type="spellEnd"/>
-      <w:r>
-        <w:rPr>
-          <w:rFonts w:ascii="Times New Roman" w:hAnsi="Times New Roman"/>
-          <w:sz w:val="28"/>
-        </w:rPr>
-        <w:t xml:space="preserve"> Ring в качестве своей основной сетевой технологии для построения локальных сетей на основе компьютеров различных классов - мэйнфреймов, мини-компьютеров и персональных компьютеров. Именно компания IBM являлась основным законодателем моды технологии </w:t>
-      </w:r>
-      <w:proofErr w:type="spellStart"/>
-      <w:r>
-        <w:rPr>
-          <w:rFonts w:ascii="Times New Roman" w:hAnsi="Times New Roman"/>
-          <w:sz w:val="28"/>
-        </w:rPr>
-        <w:t>Token</w:t>
-      </w:r>
-      <w:proofErr w:type="spellEnd"/>
-      <w:r>
-        <w:rPr>
-          <w:rFonts w:ascii="Times New Roman" w:hAnsi="Times New Roman"/>
-          <w:sz w:val="28"/>
-        </w:rPr>
-        <w:t xml:space="preserve"> Ring, производя около 60 % сетевых адаптеров этой технологии.</w:t>
+        <w:t xml:space="preserve">Token Ring разработана компанией IBM в 1984 году и затем передана в комитет IEEE 802 в качестве проекта стандарта; на её основе в 1985 году был принят стандарт IEEE 802.5. IBM применяла Token Ring как основную сетевую технологию для построения локальных сетей с участием компьютеров разных классов — мэйнфреймов, мини-ЭВМ и персональных компьютеров. Именно IBM фактически задавала развитие технологии, выпуская около 60 % сетевых адаптеров Token Ring.</w:t>
       </w:r>
     </w:p>
     <w:p>
@@ -15217,74 +11250,7 @@
           <w:rFonts w:ascii="Times New Roman" w:hAnsi="Times New Roman"/>
           <w:sz w:val="28"/>
         </w:rPr>
-        <w:t xml:space="preserve">Сети </w:t>
-      </w:r>
-      <w:proofErr w:type="spellStart"/>
-      <w:r>
-        <w:rPr>
-          <w:rFonts w:ascii="Times New Roman" w:hAnsi="Times New Roman"/>
-          <w:sz w:val="28"/>
-        </w:rPr>
-        <w:t>Token</w:t>
-      </w:r>
-      <w:proofErr w:type="spellEnd"/>
-      <w:r>
-        <w:rPr>
-          <w:rFonts w:ascii="Times New Roman" w:hAnsi="Times New Roman"/>
-          <w:sz w:val="28"/>
-        </w:rPr>
-        <w:t xml:space="preserve"> Ring так </w:t>
-      </w:r>
-      <w:r>
-        <w:rPr>
-          <w:rFonts w:ascii="Times New Roman" w:hAnsi="Times New Roman"/>
-          <w:sz w:val="28"/>
-        </w:rPr>
-        <w:t>же,</w:t>
-      </w:r>
-      <w:r>
-        <w:rPr>
-          <w:rFonts w:ascii="Times New Roman" w:hAnsi="Times New Roman"/>
-          <w:sz w:val="28"/>
-        </w:rPr>
-        <w:t xml:space="preserve"> как и сети Ethernet, характеризует разделяемая среда передачи данных, которая в данном случае состоит из отрезков кабеля, соединяющих все станции сети в кольцо. Кольцо рассматривается как общий разделяемый ресурс, и для доступа к нему требуется не случайный алгоритм, как в сетях Ethernet, а детерминированный, основанный на передаче станциям права на использование кольца в определенном порядке. Это право передается с помощью кадра специального формата, называемого маркером или токеном (</w:t>
-      </w:r>
-      <w:proofErr w:type="spellStart"/>
-      <w:r>
-        <w:rPr>
-          <w:rFonts w:ascii="Times New Roman" w:hAnsi="Times New Roman"/>
-          <w:sz w:val="28"/>
-        </w:rPr>
-        <w:t>token</w:t>
-      </w:r>
-      <w:proofErr w:type="spellEnd"/>
-      <w:r>
-        <w:rPr>
-          <w:rFonts w:ascii="Times New Roman" w:hAnsi="Times New Roman"/>
-          <w:sz w:val="28"/>
-        </w:rPr>
-        <w:t>)</w:t>
-      </w:r>
-      <w:r>
-        <w:rPr>
-          <w:rFonts w:ascii="Times New Roman" w:hAnsi="Times New Roman"/>
-          <w:sz w:val="28"/>
-        </w:rPr>
-        <w:t xml:space="preserve"> </w:t>
-      </w:r>
-      <w:r>
-        <w:rPr>
-          <w:rFonts w:ascii="Times New Roman" w:hAnsi="Times New Roman"/>
-          <w:sz w:val="28"/>
-        </w:rPr>
-        <w:t>[5]</w:t>
-      </w:r>
-      <w:r>
-        <w:rPr>
-          <w:rFonts w:ascii="Times New Roman" w:hAnsi="Times New Roman"/>
-          <w:sz w:val="28"/>
-        </w:rPr>
-        <w:t>.</w:t>
+        <w:t xml:space="preserve">Сети Token Ring, как и сети Ethernet, используют разделяемую среду передачи данных, которая в данном случае состоит из отрезков кабеля, соединяющих все станции в кольцо. Кольцо рассматривается как общий ресурс, и доступ к нему регулируется не случайным алгоритмом (как в Ethernet), а детерминированным — путём передачи права на использование кольца в строгом порядке. Право доступа передаётся специальным кадром — маркером (token) [5].</w:t>
       </w:r>
     </w:p>
     <w:p>
@@ -15302,126 +11268,7 @@
           <w:rFonts w:ascii="Times New Roman" w:hAnsi="Times New Roman"/>
           <w:sz w:val="28"/>
         </w:rPr>
-        <w:t xml:space="preserve">Технология </w:t>
-      </w:r>
-      <w:r>
-        <w:rPr>
-          <w:rFonts w:ascii="Times New Roman" w:hAnsi="Times New Roman"/>
-          <w:sz w:val="28"/>
-          <w:lang w:val="en-US"/>
-        </w:rPr>
-        <w:t>FDDI</w:t>
-      </w:r>
-      <w:r>
-        <w:rPr>
-          <w:rFonts w:ascii="Times New Roman" w:hAnsi="Times New Roman"/>
-          <w:sz w:val="28"/>
-        </w:rPr>
-        <w:t xml:space="preserve"> (</w:t>
-      </w:r>
-      <w:r>
-        <w:rPr>
-          <w:rFonts w:ascii="Times New Roman" w:hAnsi="Times New Roman"/>
-          <w:sz w:val="28"/>
-          <w:lang w:val="en-US"/>
-        </w:rPr>
-        <w:t>Fiber</w:t>
-      </w:r>
-      <w:r>
-        <w:rPr>
-          <w:rFonts w:ascii="Times New Roman" w:hAnsi="Times New Roman"/>
-          <w:sz w:val="28"/>
-        </w:rPr>
-        <w:t xml:space="preserve"> </w:t>
-      </w:r>
-      <w:r>
-        <w:rPr>
-          <w:rFonts w:ascii="Times New Roman" w:hAnsi="Times New Roman"/>
-          <w:sz w:val="28"/>
-          <w:lang w:val="en-US"/>
-        </w:rPr>
-        <w:t>Distributed</w:t>
-      </w:r>
-      <w:r>
-        <w:rPr>
-          <w:rFonts w:ascii="Times New Roman" w:hAnsi="Times New Roman"/>
-          <w:sz w:val="28"/>
-        </w:rPr>
-        <w:t xml:space="preserve"> </w:t>
-      </w:r>
-      <w:r>
-        <w:rPr>
-          <w:rFonts w:ascii="Times New Roman" w:hAnsi="Times New Roman"/>
-          <w:sz w:val="28"/>
-          <w:lang w:val="en-US"/>
-        </w:rPr>
-        <w:t>Data</w:t>
-      </w:r>
-      <w:r>
-        <w:rPr>
-          <w:rFonts w:ascii="Times New Roman" w:hAnsi="Times New Roman"/>
-          <w:sz w:val="28"/>
-        </w:rPr>
-        <w:t xml:space="preserve"> </w:t>
-      </w:r>
-      <w:r>
-        <w:rPr>
-          <w:rFonts w:ascii="Times New Roman" w:hAnsi="Times New Roman"/>
-          <w:sz w:val="28"/>
-          <w:lang w:val="en-US"/>
-        </w:rPr>
-        <w:t>Interface</w:t>
-      </w:r>
-      <w:r>
-        <w:rPr>
-          <w:rFonts w:ascii="Times New Roman" w:hAnsi="Times New Roman"/>
-          <w:sz w:val="28"/>
-        </w:rPr>
-        <w:t xml:space="preserve">) — оптоволоконный интерфейс распределенных данных —это первая технология локальных сетей, в которой средой передачи данных является волоконно-оптический кабель. Работы по созданию технологий и устройств для использования волоконно-оптических каналов в локальных сетях начались в 80-е годы, вскоре после начала промышленной эксплуатации подобных каналов в территориальных сетях. Проблемная группа ХЗТ9.5 института </w:t>
-      </w:r>
-      <w:r>
-        <w:rPr>
-          <w:rFonts w:ascii="Times New Roman" w:hAnsi="Times New Roman"/>
-          <w:sz w:val="28"/>
-          <w:lang w:val="en-US"/>
-        </w:rPr>
-        <w:t>ANSI</w:t>
-      </w:r>
-      <w:r>
-        <w:rPr>
-          <w:rFonts w:ascii="Times New Roman" w:hAnsi="Times New Roman"/>
-          <w:sz w:val="28"/>
-        </w:rPr>
-        <w:t xml:space="preserve">разработала в период с 1986по 1988гг. начальные версии стандарта </w:t>
-      </w:r>
-      <w:r>
-        <w:rPr>
-          <w:rFonts w:ascii="Times New Roman" w:hAnsi="Times New Roman"/>
-          <w:sz w:val="28"/>
-          <w:lang w:val="en-US"/>
-        </w:rPr>
-        <w:t>FDDI</w:t>
-      </w:r>
-      <w:r>
-        <w:rPr>
-          <w:rFonts w:ascii="Times New Roman" w:hAnsi="Times New Roman"/>
-          <w:sz w:val="28"/>
-        </w:rPr>
-        <w:t>, который обеспечивает передачу кадров со скоростью 100Мбит/с по двойному волоконно-оптическому кольцу длиной до 100км [6</w:t>
-      </w:r>
-      <w:r>
-        <w:rPr>
-          <w:rFonts w:ascii="Times New Roman" w:hAnsi="Times New Roman"/>
-          <w:sz w:val="28"/>
-        </w:rPr>
-        <w:t>]</w:t>
-      </w:r>
-      <w:r>
-        <w:rPr>
-          <w:rFonts w:ascii="Times New Roman" w:hAnsi="Times New Roman"/>
-          <w:sz w:val="28"/>
-        </w:rPr>
-        <w:t>.</w:t>
+        <w:t xml:space="preserve">FDDI (Fiber Distributed Data Interface) — оптоволоконный интерфейс распределённых данных — стала первой технологией локальных сетей, в которой средой передачи данных служит волоконно-оптический кабель. Работы по созданию подобных технологий и устройств для использования оптоволоконных каналов в локальных сетях начались в 80-е годы — практически сразу после промышленного внедрения таких каналов в территориальных сетях. Проблемная группа X3T9.5 института ANSI разработала в 1986–1988 гг. первоначальные версии стандарта FDDI, обеспечивающего передачу кадров со скоростью 100 Мбит/с по двойному оптоволоконному кольцу длиной до 100 км [6].</w:t>
       </w:r>
     </w:p>
     <w:p>
@@ -15439,130 +11286,7 @@
           <w:rFonts w:ascii="Times New Roman" w:hAnsi="Times New Roman"/>
           <w:sz w:val="28"/>
         </w:rPr>
-        <w:t xml:space="preserve">Технология </w:t>
-      </w:r>
-      <w:proofErr w:type="spellStart"/>
-      <w:r>
-        <w:rPr>
-          <w:rFonts w:ascii="Times New Roman" w:hAnsi="Times New Roman"/>
-          <w:sz w:val="28"/>
-        </w:rPr>
-        <w:t>ARCNet</w:t>
-      </w:r>
-      <w:proofErr w:type="spellEnd"/>
-      <w:r>
-        <w:rPr>
-          <w:rFonts w:ascii="Times New Roman" w:hAnsi="Times New Roman"/>
-          <w:sz w:val="28"/>
-        </w:rPr>
-        <w:t xml:space="preserve"> (</w:t>
-      </w:r>
-      <w:proofErr w:type="spellStart"/>
-      <w:r>
-        <w:rPr>
-          <w:rFonts w:ascii="Times New Roman" w:hAnsi="Times New Roman"/>
-          <w:sz w:val="28"/>
-        </w:rPr>
-        <w:t>Attached</w:t>
-      </w:r>
-      <w:proofErr w:type="spellEnd"/>
-      <w:r>
-        <w:rPr>
-          <w:rFonts w:ascii="Times New Roman" w:hAnsi="Times New Roman"/>
-          <w:sz w:val="28"/>
-        </w:rPr>
-        <w:t xml:space="preserve"> </w:t>
-      </w:r>
-      <w:proofErr w:type="spellStart"/>
-      <w:r>
-        <w:rPr>
-          <w:rFonts w:ascii="Times New Roman" w:hAnsi="Times New Roman"/>
-          <w:sz w:val="28"/>
-        </w:rPr>
-        <w:t>Resourse</w:t>
-      </w:r>
-      <w:proofErr w:type="spellEnd"/>
-      <w:r>
-        <w:rPr>
-          <w:rFonts w:ascii="Times New Roman" w:hAnsi="Times New Roman"/>
-          <w:sz w:val="28"/>
-        </w:rPr>
-        <w:t xml:space="preserve"> Computer Network, Компьютерная сеть с присоединяемыми ресурсами) — это относительно недорогая, простая и надежная в работе технология, используемая только в сетях с </w:t>
-      </w:r>
-      <w:r>
-        <w:rPr>
-          <w:rFonts w:ascii="Times New Roman" w:hAnsi="Times New Roman"/>
-          <w:sz w:val="28"/>
-        </w:rPr>
-        <w:lastRenderedPageBreak/>
-        <w:t xml:space="preserve">персональными компьютерами. Она поддерживает разнообразные линии связи, включая коаксиальный кабель, витую пару и волоконно-оптический кабель. Обслуживаемые ею топологии — радиальная и шинная с доступа к моноканалу по методу передачи полномочий3. В первоначальной конфигурации </w:t>
-      </w:r>
-      <w:proofErr w:type="spellStart"/>
-      <w:r>
-        <w:rPr>
-          <w:rFonts w:ascii="Times New Roman" w:hAnsi="Times New Roman"/>
-          <w:sz w:val="28"/>
-        </w:rPr>
-        <w:t>ARCNet</w:t>
-      </w:r>
-      <w:proofErr w:type="spellEnd"/>
-      <w:r>
-        <w:rPr>
-          <w:rFonts w:ascii="Times New Roman" w:hAnsi="Times New Roman"/>
-          <w:sz w:val="28"/>
-        </w:rPr>
-        <w:t xml:space="preserve"> обеспечивала скорость передачи данных 4 Мбит/с, а в конфигурации </w:t>
-      </w:r>
-      <w:proofErr w:type="spellStart"/>
-      <w:r>
-        <w:rPr>
-          <w:rFonts w:ascii="Times New Roman" w:hAnsi="Times New Roman"/>
-          <w:sz w:val="28"/>
-        </w:rPr>
-        <w:t>ARCNet</w:t>
-      </w:r>
-      <w:proofErr w:type="spellEnd"/>
-      <w:r>
-        <w:rPr>
-          <w:rFonts w:ascii="Times New Roman" w:hAnsi="Times New Roman"/>
-          <w:sz w:val="28"/>
-        </w:rPr>
-        <w:t xml:space="preserve"> Plus — 20 Мбит/с</w:t>
-      </w:r>
-      <w:r>
-        <w:rPr>
-          <w:rFonts w:ascii="Times New Roman" w:hAnsi="Times New Roman"/>
-          <w:sz w:val="28"/>
-        </w:rPr>
-        <w:t xml:space="preserve"> </w:t>
-      </w:r>
-      <w:r>
-        <w:rPr>
-          <w:rFonts w:ascii="Times New Roman" w:hAnsi="Times New Roman"/>
-          <w:sz w:val="28"/>
-        </w:rPr>
-        <w:t>[</w:t>
-      </w:r>
-      <w:r>
-        <w:rPr>
-          <w:rFonts w:ascii="Times New Roman" w:hAnsi="Times New Roman"/>
-          <w:sz w:val="28"/>
-        </w:rPr>
-        <w:t>7</w:t>
-      </w:r>
-      <w:r>
-        <w:rPr>
-          <w:rFonts w:ascii="Times New Roman" w:hAnsi="Times New Roman"/>
-          <w:sz w:val="28"/>
-        </w:rPr>
-        <w:t>]</w:t>
-      </w:r>
-      <w:r>
-        <w:rPr>
-          <w:rFonts w:ascii="Times New Roman" w:hAnsi="Times New Roman"/>
-          <w:sz w:val="28"/>
-        </w:rPr>
-        <w:t>.</w:t>
+        <w:t xml:space="preserve">ARCNet (Attached Resource Computer Network) — относительно недорогая, простая и надёжная технология, применяемая исключительно в сетях с персональными компьютерами. Поддерживает разные среды передачи: коаксиальный кабель, витую пару и волоконно-оптический кабель. Используются радиальная и шинная топологии с доступом к моноканалу методом передачи полномочий. В первоначальной конфигурации ARCNet обеспечивала скорость 4 Мбит/с, а в варианте ARCNet Plus — 20 Мбит/с [7].</w:t>
       </w:r>
     </w:p>
     <w:p>
@@ -15580,29 +11304,7 @@
           <w:rFonts w:ascii="Times New Roman" w:hAnsi="Times New Roman"/>
           <w:sz w:val="28"/>
         </w:rPr>
-        <w:t xml:space="preserve">Для проектируемой сети была выбрана технология </w:t>
-      </w:r>
-      <w:r>
-        <w:rPr>
-          <w:rFonts w:ascii="Times New Roman" w:hAnsi="Times New Roman"/>
-          <w:sz w:val="28"/>
-          <w:lang w:val="en-US"/>
-        </w:rPr>
-        <w:t>Ethernet</w:t>
-      </w:r>
-      <w:r>
-        <w:rPr>
-          <w:rFonts w:ascii="Times New Roman" w:hAnsi="Times New Roman"/>
-          <w:sz w:val="28"/>
-        </w:rPr>
-        <w:t xml:space="preserve"> из-за </w:t>
-      </w:r>
-      <w:r>
-        <w:rPr>
-          <w:rFonts w:ascii="Times New Roman" w:hAnsi="Times New Roman"/>
-          <w:sz w:val="28"/>
-        </w:rPr>
-        <w:t>следующих преимуществ [8]:</w:t>
+        <w:t xml:space="preserve">Для проектируемой сети была выбрана технология Ethernet — благодаря следующим преимуществам [8]:</w:t>
       </w:r>
     </w:p>
     <w:p>
@@ -15627,7 +11329,7 @@
           <w:sz w:val="28"/>
           <w:szCs w:val="28"/>
         </w:rPr>
-        <w:t>простоту подключения,</w:t>
+        <w:t xml:space="preserve">простота подключения;</w:t>
       </w:r>
     </w:p>
     <w:p>
@@ -15652,7 +11354,7 @@
           <w:sz w:val="28"/>
           <w:szCs w:val="28"/>
         </w:rPr>
-        <w:t>минимальную стоимость сетевых карт,</w:t>
+        <w:t xml:space="preserve">невысокая стоимость сетевых карт;</w:t>
       </w:r>
     </w:p>
     <w:p>
@@ -15677,7 +11379,7 @@
           <w:sz w:val="28"/>
           <w:szCs w:val="28"/>
         </w:rPr>
-        <w:t>отличную пропускную способность и высокую скорость передачи информации,</w:t>
+        <w:t xml:space="preserve">отличная пропускная способность и высокая скорость передачи данных;</w:t>
       </w:r>
     </w:p>
     <w:p>
@@ -15702,7 +11404,7 @@
           <w:sz w:val="28"/>
           <w:szCs w:val="28"/>
         </w:rPr>
-        <w:t>возможность применять для реализации разные кабели,</w:t>
+        <w:t xml:space="preserve">возможность использовать различные типы кабелей;</w:t>
       </w:r>
     </w:p>
     <w:p>
@@ -15726,14 +11428,7 @@
           <w:sz w:val="28"/>
           <w:szCs w:val="28"/>
         </w:rPr>
-        <w:t>большой ассортимент недорого коммуникационного оборудования, в том числе для промышленного использования</w:t>
-      </w:r>
-      <w:r>
-        <w:rPr>
-          <w:rFonts w:ascii="Times New Roman" w:hAnsi="Times New Roman"/>
-          <w:sz w:val="28"/>
-        </w:rPr>
-        <w:t>.</w:t>
+        <w:t xml:space="preserve">широкий выбор недорогого коммуникационного оборудования, в том числе для промышленного применения.</w:t>
       </w:r>
     </w:p>
     <w:p>
@@ -15751,70 +11446,7 @@
           <w:rFonts w:ascii="Times New Roman" w:hAnsi="Times New Roman"/>
           <w:sz w:val="28"/>
         </w:rPr>
-        <w:t xml:space="preserve">Выбрав технологию, для продолжения проектирования определяют топологию сети </w:t>
-      </w:r>
-      <w:r>
-        <w:rPr>
-          <w:rFonts w:ascii="Times New Roman" w:hAnsi="Times New Roman"/>
-          <w:sz w:val="28"/>
-        </w:rPr>
-        <w:t>— это</w:t>
-      </w:r>
-      <w:r>
-        <w:rPr>
-          <w:rFonts w:ascii="Times New Roman" w:hAnsi="Times New Roman"/>
-          <w:sz w:val="28"/>
-        </w:rPr>
-        <w:t xml:space="preserve"> конфигурация графа, вершинам которого соответствуют конечные узлы сети (компьютеры и коммуникационное оборудование</w:t>
-      </w:r>
-      <w:r>
-        <w:rPr>
-          <w:rFonts w:ascii="Times New Roman" w:hAnsi="Times New Roman"/>
-          <w:sz w:val="28"/>
-        </w:rPr>
-        <w:t xml:space="preserve">, </w:t>
-      </w:r>
-      <w:r>
-        <w:rPr>
-          <w:rFonts w:ascii="Times New Roman" w:hAnsi="Times New Roman"/>
-          <w:sz w:val="28"/>
-        </w:rPr>
-        <w:t>маршрутизаторы), а рёбрам — физические или информационные связи между вершинами</w:t>
-      </w:r>
-      <w:r>
-        <w:rPr>
-          <w:rFonts w:ascii="Times New Roman" w:hAnsi="Times New Roman"/>
-          <w:sz w:val="28"/>
-        </w:rPr>
-        <w:t xml:space="preserve"> </w:t>
-      </w:r>
-      <w:r>
-        <w:rPr>
-          <w:rFonts w:ascii="Times New Roman" w:hAnsi="Times New Roman"/>
-          <w:sz w:val="28"/>
-        </w:rPr>
-        <w:t>[</w:t>
-      </w:r>
-      <w:r>
-        <w:rPr>
-          <w:rFonts w:ascii="Times New Roman" w:hAnsi="Times New Roman"/>
-          <w:sz w:val="28"/>
-        </w:rPr>
-        <w:t>9</w:t>
-      </w:r>
-      <w:r>
-        <w:rPr>
-          <w:rFonts w:ascii="Times New Roman" w:hAnsi="Times New Roman"/>
-          <w:sz w:val="28"/>
-        </w:rPr>
-        <w:t>]</w:t>
-      </w:r>
-      <w:r>
-        <w:rPr>
-          <w:rFonts w:ascii="Times New Roman" w:hAnsi="Times New Roman"/>
-          <w:sz w:val="28"/>
-        </w:rPr>
-        <w:t>.</w:t>
+        <w:t xml:space="preserve">После выбора технологии необходимо определить топологию сети — конфигурацию графа, вершинам которого соответствуют конечные узлы сети (компьютеры и коммуникационное оборудование, маршрутизаторы), а рёбрам — физические или информационные связи между вершинами [9].</w:t>
       </w:r>
     </w:p>
     <w:p>
@@ -15832,35 +11464,7 @@
           <w:rFonts w:ascii="Times New Roman" w:hAnsi="Times New Roman"/>
           <w:sz w:val="28"/>
         </w:rPr>
-        <w:t>Топология шина, именуемая также топологией общая шина или магистраль, подразумевает применение единого кабеля, к которому подключена каждая рабочая станция</w:t>
-      </w:r>
-      <w:r>
-        <w:rPr>
-          <w:rFonts w:ascii="Times New Roman" w:hAnsi="Times New Roman"/>
-          <w:sz w:val="28"/>
-        </w:rPr>
-        <w:t xml:space="preserve"> (рис. </w:t>
-      </w:r>
-      <w:r>
-        <w:rPr>
-          <w:rFonts w:ascii="Times New Roman" w:hAnsi="Times New Roman"/>
-          <w:sz w:val="28"/>
-        </w:rPr>
-        <w:t>2</w:t>
-      </w:r>
-      <w:r>
-        <w:rPr>
-          <w:rFonts w:ascii="Times New Roman" w:hAnsi="Times New Roman"/>
-          <w:sz w:val="28"/>
-        </w:rPr>
-        <w:t>)</w:t>
-      </w:r>
-      <w:r>
-        <w:rPr>
-          <w:rFonts w:ascii="Times New Roman" w:hAnsi="Times New Roman"/>
-          <w:sz w:val="28"/>
-        </w:rPr>
-        <w:t>.</w:t>
+        <w:t xml:space="preserve">Топология «шина» (также называется «общая шина» или «магистраль») предполагает использование единого кабеля, к которому подключены все рабочие станции (рис. 2).</w:t>
       </w:r>
     </w:p>
     <w:p>
@@ -16010,42 +11614,7 @@
           <w:rFonts w:ascii="Times New Roman" w:hAnsi="Times New Roman"/>
           <w:sz w:val="28"/>
         </w:rPr>
-        <w:t>Единый общий кабель может использоваться каждой станцией по очереди. Каждое сообщение, посылаемое какой-либо рабочей станцией, может приниматься и прослушиваться всеми другими рабочими станциями, которые подключены к этой сети. Из данного потока сообщений все рабочие станция отбирают адресованные только им сообщения</w:t>
-      </w:r>
-      <w:r>
-        <w:rPr>
-          <w:rFonts w:ascii="Times New Roman" w:hAnsi="Times New Roman"/>
-          <w:sz w:val="28"/>
-        </w:rPr>
-        <w:t xml:space="preserve"> </w:t>
-      </w:r>
-      <w:r>
-        <w:rPr>
-          <w:rFonts w:ascii="Times New Roman" w:hAnsi="Times New Roman"/>
-          <w:sz w:val="28"/>
-        </w:rPr>
-        <w:t>[</w:t>
-      </w:r>
-      <w:r>
-        <w:rPr>
-          <w:rFonts w:ascii="Times New Roman" w:hAnsi="Times New Roman"/>
-          <w:sz w:val="28"/>
-        </w:rPr>
-        <w:t>10</w:t>
-      </w:r>
-      <w:r>
-        <w:rPr>
-          <w:rFonts w:ascii="Times New Roman" w:hAnsi="Times New Roman"/>
-          <w:sz w:val="28"/>
-        </w:rPr>
-        <w:t>]</w:t>
-      </w:r>
-      <w:r>
-        <w:rPr>
-          <w:rFonts w:ascii="Times New Roman" w:hAnsi="Times New Roman"/>
-          <w:sz w:val="28"/>
-        </w:rPr>
-        <w:t xml:space="preserve">. </w:t>
+        <w:t xml:space="preserve">Общий кабель используется станциями по очереди. Любое сообщение, отправленное одной из рабочих станций, может быть принято и прослушано всеми остальными станциями сети. Из общего потока сообщений каждая станция отбирает только те, что адресованы ей [10].</w:t>
       </w:r>
     </w:p>
     <w:p>
@@ -16063,7 +11632,7 @@
           <w:rFonts w:ascii="Times New Roman" w:hAnsi="Times New Roman"/>
           <w:sz w:val="28"/>
         </w:rPr>
-        <w:t>Недостатками топологии «шина» считаются следующие обстоятельства:</w:t>
+        <w:t xml:space="preserve">К числу недостатков топологии «шина» относятся:</w:t>
       </w:r>
     </w:p>
     <w:p>
@@ -16086,21 +11655,7 @@
           <w:rFonts w:ascii="Times New Roman" w:hAnsi="Times New Roman"/>
           <w:sz w:val="28"/>
         </w:rPr>
-        <w:t>н</w:t>
-      </w:r>
-      <w:r>
-        <w:rPr>
-          <w:rFonts w:ascii="Times New Roman" w:hAnsi="Times New Roman"/>
-          <w:sz w:val="28"/>
-        </w:rPr>
-        <w:t>еисправности в самой шине (в любом её месте), такие как, например, обрыв кабеля, выход из строя сетевых коннекторов, ведут к полному отказу сети</w:t>
-      </w:r>
-      <w:r>
-        <w:rPr>
-          <w:rFonts w:ascii="Times New Roman" w:hAnsi="Times New Roman"/>
-          <w:sz w:val="28"/>
-        </w:rPr>
-        <w:t>;</w:t>
+        <w:t xml:space="preserve">любая неисправность шины (например, обрыв кабеля или выход из строя коннекторов) приводит к полному отказу сети;</w:t>
       </w:r>
     </w:p>
     <w:p>
@@ -16123,28 +11678,7 @@
           <w:rFonts w:ascii="Times New Roman" w:hAnsi="Times New Roman"/>
           <w:sz w:val="28"/>
         </w:rPr>
-        <w:t>с</w:t>
-      </w:r>
-      <w:r>
-        <w:rPr>
-          <w:rFonts w:ascii="Times New Roman" w:hAnsi="Times New Roman"/>
-          <w:sz w:val="28"/>
-        </w:rPr>
-        <w:t>л</w:t>
-      </w:r>
-      <w:r>
-        <w:rPr>
-          <w:rFonts w:ascii="Times New Roman" w:hAnsi="Times New Roman"/>
-          <w:sz w:val="28"/>
-        </w:rPr>
-        <w:t>ожный процесс поиска неисправностей</w:t>
-      </w:r>
-      <w:r>
-        <w:rPr>
-          <w:rFonts w:ascii="Times New Roman" w:hAnsi="Times New Roman"/>
-          <w:sz w:val="28"/>
-        </w:rPr>
-        <w:t>;</w:t>
+        <w:t xml:space="preserve">сложность поиска неисправностей;</w:t>
       </w:r>
     </w:p>
     <w:p>
@@ -16167,22 +11701,7 @@
           <w:rFonts w:ascii="Times New Roman" w:hAnsi="Times New Roman"/>
           <w:sz w:val="28"/>
         </w:rPr>
-        <w:lastRenderedPageBreak/>
-        <w:t>н</w:t>
-      </w:r>
-      <w:r>
-        <w:rPr>
-          <w:rFonts w:ascii="Times New Roman" w:hAnsi="Times New Roman"/>
-          <w:sz w:val="28"/>
-        </w:rPr>
-        <w:t>изкий уровень производительности, поскольку в любой момент времени только один компьютер способен транслировать данные в сеть, с возрастанием количества рабочих станций производительность сети снижается</w:t>
-      </w:r>
-      <w:r>
-        <w:rPr>
-          <w:rFonts w:ascii="Times New Roman" w:hAnsi="Times New Roman"/>
-          <w:sz w:val="28"/>
-        </w:rPr>
-        <w:t>;</w:t>
+        <w:t xml:space="preserve">низкая производительность: в каждый момент времени данные может передавать только одна станция, и с ростом числа узлов скорость работы сети снижается;</w:t>
       </w:r>
     </w:p>
     <w:p>
@@ -16205,14 +11724,7 @@
           <w:rFonts w:ascii="Times New Roman" w:hAnsi="Times New Roman"/>
           <w:sz w:val="28"/>
         </w:rPr>
-        <w:t>н</w:t>
-      </w:r>
-      <w:r>
-        <w:rPr>
-          <w:rFonts w:ascii="Times New Roman" w:hAnsi="Times New Roman"/>
-          <w:sz w:val="28"/>
-        </w:rPr>
-        <w:t>аличие плохой масштабируемости, так как чтобы добавить новую рабочую станцию нужно менять участки имеющейся шины.</w:t>
+        <w:t xml:space="preserve">слабая масштабируемость — для подключения новой станции приходится модифицировать имеющуюся шину.</w:t>
       </w:r>
     </w:p>
     <w:p>
@@ -16230,21 +11742,7 @@
           <w:rFonts w:ascii="Times New Roman" w:hAnsi="Times New Roman"/>
           <w:sz w:val="28"/>
         </w:rPr>
-        <w:t>«Кольцо» является топологией локальной сети, где рабочие станции подключаются последовательно друг к другу и образуют замкнутое кольцо. Информационные данные транслируются от одной рабочей станции к другой по одному направлению, то есть по кругу. Все персональные компьютеры работают как повторители, транслируя сообщения к следующему компьютеру, то есть данные должны передаваться от одного компьютера к другому как бы по эстафете. Когда компьютер получает информацию, которая предназначена для другого компьютера, то он транслирует её далее по кольцу. В противном случае, то есть, если информация предназначена ему, то она далее не передаётся</w:t>
-      </w:r>
-      <w:r>
-        <w:rPr>
-          <w:rFonts w:ascii="Times New Roman" w:hAnsi="Times New Roman"/>
-          <w:sz w:val="28"/>
-        </w:rPr>
-        <w:t xml:space="preserve"> (рис. 3)</w:t>
-      </w:r>
-      <w:r>
-        <w:rPr>
-          <w:rFonts w:ascii="Times New Roman" w:hAnsi="Times New Roman"/>
-          <w:sz w:val="28"/>
-        </w:rPr>
-        <w:t>.</w:t>
+        <w:t xml:space="preserve">Топология «кольцо» — это вариант построения локальной сети, при котором рабочие станции последовательно подключены друг к другу и образуют замкнутый контур. Данные передаются от одной рабочей станции к другой только в одном направлении — по кругу. Все ПК работают как повторители, передавая сообщения дальше по эстафете. Если станция получает сообщение, адресованное другому компьютеру, она передаёт его дальше по кольцу. В противном случае сообщение далее не отправляется (рис. 3).</w:t>
       </w:r>
     </w:p>
     <w:p>
@@ -16360,14 +11858,7 @@
           <w:rFonts w:ascii="Times New Roman" w:hAnsi="Times New Roman"/>
           <w:sz w:val="28"/>
         </w:rPr>
-        <w:t>К</w:t>
-      </w:r>
-      <w:r>
-        <w:rPr>
-          <w:rFonts w:ascii="Times New Roman" w:hAnsi="Times New Roman"/>
-          <w:sz w:val="28"/>
-        </w:rPr>
-        <w:t>ольцевая топология обладает определёнными недостатками:</w:t>
+        <w:t xml:space="preserve">Кольцевой топологии присущ ряд ограничений:</w:t>
       </w:r>
     </w:p>
     <w:p>
@@ -16390,21 +11881,7 @@
           <w:rFonts w:ascii="Times New Roman" w:hAnsi="Times New Roman"/>
           <w:sz w:val="28"/>
         </w:rPr>
-        <w:t>в</w:t>
-      </w:r>
-      <w:r>
-        <w:rPr>
-          <w:rFonts w:ascii="Times New Roman" w:hAnsi="Times New Roman"/>
-          <w:sz w:val="28"/>
-        </w:rPr>
-        <w:t>се рабочие станции обязаны принимать активное участие в пересылке информации. Если выходит из строя хотя бы одна из рабочих станций или происходит обрыв кабеля, то работа всей сети прекращается</w:t>
-      </w:r>
-      <w:r>
-        <w:rPr>
-          <w:rFonts w:ascii="Times New Roman" w:hAnsi="Times New Roman"/>
-          <w:sz w:val="28"/>
-        </w:rPr>
-        <w:t>;</w:t>
+        <w:t xml:space="preserve">все рабочие станции обязаны участвовать в передаче данных. Выход из строя хотя бы одной станции или обрыв кабеля парализует всю сеть;</w:t>
       </w:r>
     </w:p>
     <w:p>
@@ -16427,21 +11904,7 @@
           <w:rFonts w:ascii="Times New Roman" w:hAnsi="Times New Roman"/>
           <w:sz w:val="28"/>
         </w:rPr>
-        <w:t>п</w:t>
-      </w:r>
-      <w:r>
-        <w:rPr>
-          <w:rFonts w:ascii="Times New Roman" w:hAnsi="Times New Roman"/>
-          <w:sz w:val="28"/>
-        </w:rPr>
-        <w:t>ри подключении новой рабочей станции требуется краткосрочное прекращение работы всей сети, так как при установке нового персонального компьютера кольцо необходимо разомкнуть</w:t>
-      </w:r>
-      <w:r>
-        <w:rPr>
-          <w:rFonts w:ascii="Times New Roman" w:hAnsi="Times New Roman"/>
-          <w:sz w:val="28"/>
-        </w:rPr>
-        <w:t>;</w:t>
+        <w:t xml:space="preserve">при подключении новой станции требуется кратковременная остановка работы сети, поскольку для подключения нового ПК кольцо приходится разрывать;</w:t>
       </w:r>
     </w:p>
     <w:p>
@@ -16464,21 +11927,7 @@
           <w:rFonts w:ascii="Times New Roman" w:hAnsi="Times New Roman"/>
           <w:sz w:val="28"/>
         </w:rPr>
-        <w:t>н</w:t>
-      </w:r>
-      <w:r>
-        <w:rPr>
-          <w:rFonts w:ascii="Times New Roman" w:hAnsi="Times New Roman"/>
-          <w:sz w:val="28"/>
-        </w:rPr>
-        <w:t>аличие сложной процедуры конфигурирования и настройки</w:t>
-      </w:r>
-      <w:r>
-        <w:rPr>
-          <w:rFonts w:ascii="Times New Roman" w:hAnsi="Times New Roman"/>
-          <w:sz w:val="28"/>
-        </w:rPr>
-        <w:t>;</w:t>
+        <w:t xml:space="preserve">сложная процедура конфигурирования и настройки;</w:t>
       </w:r>
     </w:p>
     <w:p>
@@ -16501,14 +11950,7 @@
           <w:rFonts w:ascii="Times New Roman" w:hAnsi="Times New Roman"/>
           <w:sz w:val="28"/>
         </w:rPr>
-        <w:t>с</w:t>
-      </w:r>
-      <w:r>
-        <w:rPr>
-          <w:rFonts w:ascii="Times New Roman" w:hAnsi="Times New Roman"/>
-          <w:sz w:val="28"/>
-        </w:rPr>
-        <w:t>ложная процедура поиска неисправностей.</w:t>
+        <w:t xml:space="preserve">трудоёмкий поиск неисправностей.</w:t>
       </w:r>
     </w:p>
     <w:p>
@@ -16526,43 +11968,7 @@
           <w:rFonts w:ascii="Times New Roman" w:hAnsi="Times New Roman"/>
           <w:sz w:val="28"/>
         </w:rPr>
-        <w:t>Пассивная звезда — топология сети, в которой центральный узел (коммутатор) не усиливает и не регенерирует сигнал, а лишь распределяет его между подключёнными устройствами.</w:t>
-      </w:r>
-      <w:r>
-        <w:rPr>
-          <w:rFonts w:ascii="Times New Roman" w:hAnsi="Times New Roman"/>
-          <w:sz w:val="28"/>
-        </w:rPr>
-        <w:t xml:space="preserve"> </w:t>
-      </w:r>
-      <w:r>
-        <w:rPr>
-          <w:rFonts w:ascii="Times New Roman" w:hAnsi="Times New Roman"/>
-          <w:sz w:val="28"/>
-        </w:rPr>
-        <w:t xml:space="preserve">«Звезда» является топологией </w:t>
-      </w:r>
-      <w:r>
-        <w:rPr>
-          <w:rFonts w:ascii="Times New Roman" w:hAnsi="Times New Roman"/>
-          <w:sz w:val="28"/>
-        </w:rPr>
-        <w:lastRenderedPageBreak/>
-        <w:t>локальной сети, в которой все рабочие станции присоединяются к центральному устройству, то есть, коммутатору или маршрутизатору. Центральное устройство управляет пересылкой информационных пакетов в сети. Все компьютеры через сетевую карту подключены к коммутатору отдельным кабелем</w:t>
-      </w:r>
-      <w:r>
-        <w:rPr>
-          <w:rFonts w:ascii="Times New Roman" w:hAnsi="Times New Roman"/>
-          <w:sz w:val="28"/>
-        </w:rPr>
-        <w:t xml:space="preserve"> (рис. 4)</w:t>
-      </w:r>
-      <w:r>
-        <w:rPr>
-          <w:rFonts w:ascii="Times New Roman" w:hAnsi="Times New Roman"/>
-          <w:sz w:val="28"/>
-        </w:rPr>
-        <w:t>.</w:t>
+        <w:t xml:space="preserve">«Пассивная звезда» — топология, в которой центральный узел (коммутатор) не усиливает и не регенерирует сигнал, а лишь распределяет его между подключёнными устройствами. Топология «звезда» — конфигурация локальной сети, в которой все рабочие станции подключены к центральному устройству, в роли которого выступает коммутатор или маршрутизатор. Центральное устройство управляет передачей информационных пакетов в сети. Каждый компьютер подключается к коммутатору отдельным кабелем через сетевую плату (рис. 4).</w:t>
       </w:r>
     </w:p>
     <w:p>
@@ -16679,7 +12085,7 @@
           <w:rFonts w:ascii="Times New Roman" w:hAnsi="Times New Roman"/>
           <w:sz w:val="28"/>
         </w:rPr>
-        <w:t>Выбрана топология «пассивная звезда»:</w:t>
+        <w:t xml:space="preserve">Для проектируемой сети выбрана топология «пассивная звезда»:</w:t>
       </w:r>
     </w:p>
     <w:p>
@@ -16702,7 +12108,7 @@
           <w:rFonts w:ascii="Times New Roman" w:hAnsi="Times New Roman"/>
           <w:sz w:val="28"/>
         </w:rPr>
-        <w:t>центральный узел — коммутатор «Cisco Business CBS220 24T 4G», выполняющий роль концентратора;</w:t>
+        <w:t xml:space="preserve">центральный узел — коммутатор Cisco Catalyst C1000-24T-4G-L, исполняющий роль концентратора;</w:t>
       </w:r>
     </w:p>
     <w:p>
@@ -16725,7 +12131,7 @@
           <w:rFonts w:ascii="Times New Roman" w:hAnsi="Times New Roman"/>
           <w:sz w:val="28"/>
         </w:rPr>
-        <w:t>оконечные устройства — ПК, МФУ, сервер, IP камеры — подключены к коммутатору отдельными кабелями;</w:t>
+        <w:t xml:space="preserve">оконечные устройства — ПК, МФУ, сервер, IP-камеры — подключены к коммутатору отдельными кабелями;</w:t>
       </w:r>
     </w:p>
     <w:p>
@@ -16748,7 +12154,7 @@
           <w:rFonts w:ascii="Times New Roman" w:hAnsi="Times New Roman"/>
           <w:sz w:val="28"/>
         </w:rPr>
-        <w:t>маршрутизатор «Cisco ASR1002 X» подключён к коммутатору и обеспечивает доступ в интернет и маршрутизацию между сегментами сети.</w:t>
+        <w:t xml:space="preserve">маршрутизатор Cisco 2911/K9 ISR соединён с коммутатором и обеспечивает выход в интернет, а также маршрутизацию между сегментами сети.</w:t>
       </w:r>
     </w:p>
     <w:p>
@@ -16766,7 +12172,7 @@
           <w:rFonts w:ascii="Times New Roman" w:hAnsi="Times New Roman"/>
           <w:sz w:val="28"/>
         </w:rPr>
-        <w:t>Ключевые признаки пассивной звезды в вашей схеме:</w:t>
+        <w:t xml:space="preserve">Ключевые признаки пассивной звезды в данной схеме:</w:t>
       </w:r>
     </w:p>
     <w:p>
@@ -16789,21 +12195,7 @@
           <w:rFonts w:ascii="Times New Roman" w:hAnsi="Times New Roman"/>
           <w:sz w:val="28"/>
         </w:rPr>
-        <w:t>в</w:t>
-      </w:r>
-      <w:r>
-        <w:rPr>
-          <w:rFonts w:ascii="Times New Roman" w:hAnsi="Times New Roman"/>
-          <w:sz w:val="28"/>
-        </w:rPr>
-        <w:t>се конечные устройства подключаются к единому коммутатору отдельными линиями связи</w:t>
-      </w:r>
-      <w:r>
-        <w:rPr>
-          <w:rFonts w:ascii="Times New Roman" w:hAnsi="Times New Roman"/>
-          <w:sz w:val="28"/>
-        </w:rPr>
-        <w:t>;</w:t>
+        <w:t xml:space="preserve">все конечные устройства подключаются к одному коммутатору отдельными линиями связи;</w:t>
       </w:r>
     </w:p>
     <w:p>
@@ -16826,37 +12218,7 @@
           <w:rFonts w:ascii="Times New Roman" w:hAnsi="Times New Roman"/>
           <w:sz w:val="28"/>
         </w:rPr>
-        <w:t>к</w:t>
-      </w:r>
-      <w:r>
-        <w:rPr>
-          <w:rFonts w:ascii="Times New Roman" w:hAnsi="Times New Roman"/>
-          <w:sz w:val="28"/>
-        </w:rPr>
-        <w:t xml:space="preserve">аждый узел соединён с коммутатором отдельным кабелем (витая пара UTP </w:t>
-      </w:r>
-      <w:proofErr w:type="spellStart"/>
-      <w:r>
-        <w:rPr>
-          <w:rFonts w:ascii="Times New Roman" w:hAnsi="Times New Roman"/>
-          <w:sz w:val="28"/>
-        </w:rPr>
-        <w:t>cat</w:t>
-      </w:r>
-      <w:proofErr w:type="spellEnd"/>
-      <w:r>
-        <w:rPr>
-          <w:rFonts w:ascii="Times New Roman" w:hAnsi="Times New Roman"/>
-          <w:sz w:val="28"/>
-        </w:rPr>
-        <w:t>. 5e)</w:t>
-      </w:r>
-      <w:r>
-        <w:rPr>
-          <w:rFonts w:ascii="Times New Roman" w:hAnsi="Times New Roman"/>
-          <w:sz w:val="28"/>
-        </w:rPr>
-        <w:t>;</w:t>
+        <w:t xml:space="preserve">каждый узел соединён с коммутатором отдельным кабелем (витая пара UTP cat. 5e);</w:t>
       </w:r>
     </w:p>
     <w:p>
@@ -16879,21 +12241,7 @@
           <w:rFonts w:ascii="Times New Roman" w:hAnsi="Times New Roman"/>
           <w:sz w:val="28"/>
         </w:rPr>
-        <w:t>к</w:t>
-      </w:r>
-      <w:r>
-        <w:rPr>
-          <w:rFonts w:ascii="Times New Roman" w:hAnsi="Times New Roman"/>
-          <w:sz w:val="28"/>
-        </w:rPr>
-        <w:t>оммутатор не выполняет активной обработки сигнала — только коммутацию пакетов между портами</w:t>
-      </w:r>
-      <w:r>
-        <w:rPr>
-          <w:rFonts w:ascii="Times New Roman" w:hAnsi="Times New Roman"/>
-          <w:sz w:val="28"/>
-        </w:rPr>
-        <w:t>;</w:t>
+        <w:t xml:space="preserve">коммутатор не выполняет активной обработки сигнала — только коммутацию пакетов между портами;</w:t>
       </w:r>
     </w:p>
     <w:p>
@@ -16916,21 +12264,7 @@
           <w:rFonts w:ascii="Times New Roman" w:hAnsi="Times New Roman"/>
           <w:sz w:val="28"/>
         </w:rPr>
-        <w:t>о</w:t>
-      </w:r>
-      <w:r>
-        <w:rPr>
-          <w:rFonts w:ascii="Times New Roman" w:hAnsi="Times New Roman"/>
-          <w:sz w:val="28"/>
-        </w:rPr>
-        <w:t>тказ одного кабеля или устройства не влияет на работу остальных узлов</w:t>
-      </w:r>
-      <w:r>
-        <w:rPr>
-          <w:rFonts w:ascii="Times New Roman" w:hAnsi="Times New Roman"/>
-          <w:sz w:val="28"/>
-        </w:rPr>
-        <w:t>;</w:t>
+        <w:t xml:space="preserve">отказ одного кабеля или устройства не влияет на работу остальных узлов;</w:t>
       </w:r>
     </w:p>
     <w:p>
@@ -16953,21 +12287,7 @@
           <w:rFonts w:ascii="Times New Roman" w:hAnsi="Times New Roman"/>
           <w:sz w:val="28"/>
         </w:rPr>
-        <w:t>в</w:t>
-      </w:r>
-      <w:r>
-        <w:rPr>
-          <w:rFonts w:ascii="Times New Roman" w:hAnsi="Times New Roman"/>
-          <w:sz w:val="28"/>
-        </w:rPr>
-        <w:t>ыход из строя коммутатора нарушит работу всей сети</w:t>
-      </w:r>
-      <w:r>
-        <w:rPr>
-          <w:rFonts w:ascii="Times New Roman" w:hAnsi="Times New Roman"/>
-          <w:sz w:val="28"/>
-        </w:rPr>
-        <w:t>;</w:t>
+        <w:t xml:space="preserve">выход из строя коммутатора нарушит работу всей сети целиком;</w:t>
       </w:r>
     </w:p>
     <w:p>
@@ -16990,14 +12310,7 @@
           <w:rFonts w:ascii="Times New Roman" w:hAnsi="Times New Roman"/>
           <w:sz w:val="28"/>
         </w:rPr>
-        <w:t>д</w:t>
-      </w:r>
-      <w:r>
-        <w:rPr>
-          <w:rFonts w:ascii="Times New Roman" w:hAnsi="Times New Roman"/>
-          <w:sz w:val="28"/>
-        </w:rPr>
-        <w:t>обавление новых устройств выполняется подключением к свободному порту коммутатора.</w:t>
+        <w:t xml:space="preserve">добавление новых устройств выполняется простым подключением к свободному порту коммутатора.</w:t>
       </w:r>
     </w:p>
     <w:p>
@@ -17015,37 +12328,7 @@
           <w:rFonts w:ascii="Times New Roman" w:hAnsi="Times New Roman"/>
           <w:sz w:val="28"/>
         </w:rPr>
-        <w:t xml:space="preserve">Преимущества выбранной топологии </w:t>
-      </w:r>
-      <w:proofErr w:type="gramStart"/>
-      <w:r>
-        <w:rPr>
-          <w:rFonts w:ascii="Times New Roman" w:hAnsi="Times New Roman"/>
-          <w:sz w:val="28"/>
-        </w:rPr>
-        <w:t>для</w:t>
-      </w:r>
-      <w:r>
-        <w:rPr>
-          <w:rFonts w:ascii="Times New Roman" w:hAnsi="Times New Roman"/>
-          <w:sz w:val="28"/>
-        </w:rPr>
-        <w:t xml:space="preserve"> </w:t>
-      </w:r>
-      <w:r>
-        <w:rPr>
-          <w:rFonts w:ascii="Times New Roman" w:hAnsi="Times New Roman"/>
-          <w:sz w:val="28"/>
-        </w:rPr>
-        <w:t>спортивно‑развлекательного комплекса</w:t>
-      </w:r>
-      <w:proofErr w:type="gramEnd"/>
-      <w:r>
-        <w:rPr>
-          <w:rFonts w:ascii="Times New Roman" w:hAnsi="Times New Roman"/>
-          <w:sz w:val="28"/>
-        </w:rPr>
-        <w:t xml:space="preserve"> «ТриалСпорт»:</w:t>
+        <w:t xml:space="preserve">Преимущества выбранной топологии для спортивно-развлекательного комплекса «ТриалСпорт»:</w:t>
       </w:r>
     </w:p>
     <w:p>
@@ -17068,7 +12351,7 @@
           <w:rFonts w:ascii="Times New Roman" w:hAnsi="Times New Roman"/>
           <w:sz w:val="28"/>
         </w:rPr>
-        <w:t>надёжность: повреждение кабеля или отказ одного устройства не затрагивает остальные узлы сети;</w:t>
+        <w:t xml:space="preserve">надёжность: повреждение кабеля или отказ одного устройства не затрагивает остальные узлы сети;</w:t>
       </w:r>
     </w:p>
     <w:p>
@@ -17091,7 +12374,7 @@
           <w:rFonts w:ascii="Times New Roman" w:hAnsi="Times New Roman"/>
           <w:sz w:val="28"/>
         </w:rPr>
-        <w:t>простота диагностики: легко локализовать проблемный кабель или устройство;</w:t>
+        <w:t xml:space="preserve">простота диагностики: легко локализовать проблемный кабель или устройство;</w:t>
       </w:r>
     </w:p>
     <w:p>
@@ -17114,7 +12397,7 @@
           <w:rFonts w:ascii="Times New Roman" w:hAnsi="Times New Roman"/>
           <w:sz w:val="28"/>
         </w:rPr>
-        <w:t>удобство обслуживания: все кабели сходятся в одной точке (рядом с коммутатором), что упрощает администрирование;</w:t>
+        <w:t xml:space="preserve">удобство обслуживания: все кабели сходятся в одной точке (рядом с коммутатором), что упрощает администрирование;</w:t>
       </w:r>
     </w:p>
     <w:p>
@@ -17137,7 +12420,7 @@
           <w:rFonts w:ascii="Times New Roman" w:hAnsi="Times New Roman"/>
           <w:sz w:val="28"/>
         </w:rPr>
-        <w:t>масштабируемость: для подключения нового устройства достаточно проложить кабель от коммутатора;</w:t>
+        <w:t xml:space="preserve">масштабируемость: для подключения нового устройства достаточно проложить кабель от коммутатора;</w:t>
       </w:r>
     </w:p>
     <w:p>
@@ -17160,7 +12443,7 @@
           <w:rFonts w:ascii="Times New Roman" w:hAnsi="Times New Roman"/>
           <w:sz w:val="28"/>
         </w:rPr>
-        <w:t>высокая производительность: каждый узел имеет выделенное соединение с коммутатором, что исключает конфликты за среду передачи;</w:t>
+        <w:t xml:space="preserve">высокая производительность: каждый узел имеет выделенное соединение с коммутатором, что исключает конфликты за среду передачи;</w:t>
       </w:r>
     </w:p>
     <w:p>
@@ -17183,24 +12466,7 @@
           <w:rFonts w:ascii="Times New Roman" w:hAnsi="Times New Roman"/>
           <w:sz w:val="28"/>
         </w:rPr>
-        <w:lastRenderedPageBreak/>
-        <w:t xml:space="preserve">централизованное управление: коммутатор позволяет настраивать VLAN, </w:t>
-      </w:r>
-      <w:proofErr w:type="spellStart"/>
-      <w:r>
-        <w:rPr>
-          <w:rFonts w:ascii="Times New Roman" w:hAnsi="Times New Roman"/>
-          <w:sz w:val="28"/>
-        </w:rPr>
-        <w:t>QoS</w:t>
-      </w:r>
-      <w:proofErr w:type="spellEnd"/>
-      <w:r>
-        <w:rPr>
-          <w:rFonts w:ascii="Times New Roman" w:hAnsi="Times New Roman"/>
-          <w:sz w:val="28"/>
-        </w:rPr>
-        <w:t>, фильтрацию трафика.</w:t>
+        <w:t xml:space="preserve">централизованное управление: коммутатор позволяет настраивать VLAN, QoS и фильтрацию трафика.</w:t>
       </w:r>
     </w:p>
     <w:p>
@@ -17252,109 +12518,7 @@
           <w:rFonts w:ascii="Times New Roman" w:hAnsi="Times New Roman"/>
           <w:sz w:val="28"/>
         </w:rPr>
-        <w:t xml:space="preserve">Для построения логической схемы сети </w:t>
-      </w:r>
-      <w:r>
-        <w:rPr>
-          <w:rFonts w:ascii="Times New Roman" w:hAnsi="Times New Roman"/>
-          <w:sz w:val="28"/>
-        </w:rPr>
-        <w:t>(</w:t>
-      </w:r>
-      <w:r>
-        <w:rPr>
-          <w:rFonts w:ascii="Times New Roman" w:hAnsi="Times New Roman"/>
-          <w:sz w:val="28"/>
-        </w:rPr>
-        <w:t>рис. 5</w:t>
-      </w:r>
-      <w:r>
-        <w:rPr>
-          <w:rFonts w:ascii="Times New Roman" w:hAnsi="Times New Roman"/>
-          <w:sz w:val="28"/>
-        </w:rPr>
-        <w:t xml:space="preserve">) </w:t>
-      </w:r>
-      <w:r>
-        <w:rPr>
-          <w:rFonts w:ascii="Times New Roman" w:hAnsi="Times New Roman"/>
-          <w:sz w:val="28"/>
-        </w:rPr>
-        <w:t xml:space="preserve">использовалась программа </w:t>
-      </w:r>
-      <w:r>
-        <w:rPr>
-          <w:rFonts w:ascii="Times New Roman" w:hAnsi="Times New Roman"/>
-          <w:sz w:val="28"/>
-        </w:rPr>
-        <w:t xml:space="preserve">«Cisco Packet </w:t>
-      </w:r>
-      <w:proofErr w:type="spellStart"/>
-      <w:r>
-        <w:rPr>
-          <w:rFonts w:ascii="Times New Roman" w:hAnsi="Times New Roman"/>
-          <w:sz w:val="28"/>
-        </w:rPr>
-        <w:t>Tracer</w:t>
-      </w:r>
-      <w:proofErr w:type="spellEnd"/>
-      <w:r>
-        <w:rPr>
-          <w:rFonts w:ascii="Times New Roman" w:hAnsi="Times New Roman"/>
-          <w:sz w:val="28"/>
-        </w:rPr>
-        <w:t>».</w:t>
-      </w:r>
-      <w:r>
-        <w:rPr>
-          <w:rFonts w:ascii="Times New Roman" w:hAnsi="Times New Roman"/>
-          <w:sz w:val="28"/>
-        </w:rPr>
-        <w:t xml:space="preserve"> </w:t>
-      </w:r>
-      <w:r>
-        <w:rPr>
-          <w:rFonts w:ascii="Times New Roman" w:hAnsi="Times New Roman"/>
-          <w:sz w:val="28"/>
-        </w:rPr>
-        <w:t xml:space="preserve">Packet </w:t>
-      </w:r>
-      <w:proofErr w:type="spellStart"/>
-      <w:r>
-        <w:rPr>
-          <w:rFonts w:ascii="Times New Roman" w:hAnsi="Times New Roman"/>
-          <w:sz w:val="28"/>
-        </w:rPr>
-        <w:t>Tracer</w:t>
-      </w:r>
-      <w:proofErr w:type="spellEnd"/>
-      <w:r>
-        <w:rPr>
-          <w:rFonts w:ascii="Times New Roman" w:hAnsi="Times New Roman"/>
-          <w:sz w:val="28"/>
-        </w:rPr>
-        <w:t xml:space="preserve"> — симулятор сети передачи данных, выпускаемый фирмой Cisco Systems. Позволяет делать работоспособные модели сети, настраивать (командами Cisco IOS) маршрутизаторы и коммутаторы, взаимодействовать между несколькими пользователями (через облако)</w:t>
-      </w:r>
-      <w:r>
-        <w:rPr>
-          <w:rFonts w:ascii="Times New Roman" w:hAnsi="Times New Roman"/>
-          <w:sz w:val="28"/>
-        </w:rPr>
-        <w:t xml:space="preserve"> </w:t>
-      </w:r>
-      <w:r>
-        <w:rPr>
-          <w:rFonts w:ascii="Times New Roman" w:hAnsi="Times New Roman"/>
-          <w:sz w:val="28"/>
-        </w:rPr>
-        <w:t>[11]</w:t>
-      </w:r>
-      <w:r>
-        <w:rPr>
-          <w:rFonts w:ascii="Times New Roman" w:hAnsi="Times New Roman"/>
-          <w:sz w:val="28"/>
-        </w:rPr>
-        <w:t>.</w:t>
+        <w:t xml:space="preserve">Для построения логической схемы сети (рис. 5) использовалась программа Cisco Packet Tracer. Packet Tracer — симулятор сети передачи данных, выпускаемый компанией Cisco Systems. Позволяет создавать рабочие модели сетей, настраивать (командами Cisco IOS) маршрутизаторы и коммутаторы, организовывать взаимодействие нескольких пользователей через облачное подключение [11].</w:t>
       </w:r>
     </w:p>
     <w:p>
@@ -17372,7 +12536,7 @@
           <w:rFonts w:ascii="Times New Roman" w:hAnsi="Times New Roman"/>
           <w:sz w:val="28"/>
         </w:rPr>
-        <w:t>Преимущества, выявленные в программе:</w:t>
+        <w:t xml:space="preserve">К сильным сторонам программы относятся:</w:t>
       </w:r>
     </w:p>
     <w:p>
@@ -17395,7 +12559,7 @@
           <w:rFonts w:ascii="Times New Roman" w:hAnsi="Times New Roman"/>
           <w:sz w:val="28"/>
         </w:rPr>
-        <w:t>разработан специально для обучения сетевым технологиям;</w:t>
+        <w:t xml:space="preserve">разработана специально для обучения сетевым технологиям;</w:t>
       </w:r>
     </w:p>
     <w:p>
@@ -17418,7 +12582,7 @@
           <w:rFonts w:ascii="Times New Roman" w:hAnsi="Times New Roman"/>
           <w:sz w:val="28"/>
         </w:rPr>
-        <w:t>интуитивно понятный интерфейс и пошаговые мастера настройки;</w:t>
+        <w:t xml:space="preserve">интуитивно понятный интерфейс и пошаговые мастера настройки;</w:t>
       </w:r>
     </w:p>
     <w:p>
@@ -17441,7 +12605,7 @@
           <w:rFonts w:ascii="Times New Roman" w:hAnsi="Times New Roman"/>
           <w:sz w:val="28"/>
         </w:rPr>
-        <w:t>включает симуляцию физических компонентов (кабели, порты, индикаторы);</w:t>
+        <w:t xml:space="preserve">симуляция физических компонентов (кабели, порты, индикаторы);</w:t>
       </w:r>
     </w:p>
     <w:p>
@@ -17464,23 +12628,7 @@
           <w:rFonts w:ascii="Times New Roman" w:hAnsi="Times New Roman"/>
           <w:sz w:val="28"/>
         </w:rPr>
-        <w:t xml:space="preserve">поддерживает моделирование VoIP, </w:t>
-      </w:r>
-      <w:proofErr w:type="spellStart"/>
-      <w:r>
-        <w:rPr>
-          <w:rFonts w:ascii="Times New Roman" w:hAnsi="Times New Roman"/>
-          <w:sz w:val="28"/>
-        </w:rPr>
-        <w:t>IoT</w:t>
-      </w:r>
-      <w:proofErr w:type="spellEnd"/>
-      <w:r>
-        <w:rPr>
-          <w:rFonts w:ascii="Times New Roman" w:hAnsi="Times New Roman"/>
-          <w:sz w:val="28"/>
-        </w:rPr>
-        <w:t xml:space="preserve"> и беспроводных сетей.</w:t>
+        <w:t xml:space="preserve">поддержка моделирования VoIP, IoT и беспроводных сетей.</w:t>
       </w:r>
     </w:p>
     <w:p>
@@ -17498,7 +12646,7 @@
           <w:rFonts w:ascii="Times New Roman" w:hAnsi="Times New Roman"/>
           <w:sz w:val="28"/>
         </w:rPr>
-        <w:t>Недостатки, выявленные в программе:</w:t>
+        <w:t xml:space="preserve">Из выявленных недостатков:</w:t>
       </w:r>
     </w:p>
     <w:p>
@@ -17521,7 +12669,7 @@
           <w:rFonts w:ascii="Times New Roman" w:hAnsi="Times New Roman"/>
           <w:sz w:val="28"/>
         </w:rPr>
-        <w:t>ориентирован в первую очередь на оборудование и технологии Cisco;</w:t>
+        <w:t xml:space="preserve">ориентация в первую очередь на оборудование и технологии Cisco;</w:t>
       </w:r>
     </w:p>
     <w:p>
@@ -17544,7 +12692,7 @@
           <w:rFonts w:ascii="Times New Roman" w:hAnsi="Times New Roman"/>
           <w:sz w:val="28"/>
         </w:rPr>
-        <w:t>ограниченная поддержка устройств других вендоров;</w:t>
+        <w:t xml:space="preserve">ограниченная поддержка устройств других производителей;</w:t>
       </w:r>
     </w:p>
     <w:p>
@@ -17567,7 +12715,7 @@
           <w:rFonts w:ascii="Times New Roman" w:hAnsi="Times New Roman"/>
           <w:sz w:val="28"/>
         </w:rPr>
-        <w:t>некоторые продвинутые функции доступны только в платной версии.</w:t>
+        <w:t xml:space="preserve">ряд продвинутых функций доступен только в платной версии.</w:t>
       </w:r>
     </w:p>
     <w:p>
@@ -17666,29 +12814,7 @@
           <w:rFonts w:ascii="Times New Roman" w:hAnsi="Times New Roman"/>
           <w:sz w:val="28"/>
         </w:rPr>
-        <w:lastRenderedPageBreak/>
-        <w:t>Из-за того, что в п</w:t>
-      </w:r>
-      <w:r>
-        <w:rPr>
-          <w:rFonts w:ascii="Times New Roman" w:hAnsi="Times New Roman"/>
-          <w:sz w:val="28"/>
-        </w:rPr>
-        <w:t>рограммном обеспечении (ПО)</w:t>
-      </w:r>
-      <w:r>
-        <w:rPr>
-          <w:rFonts w:ascii="Times New Roman" w:hAnsi="Times New Roman"/>
-          <w:sz w:val="28"/>
-        </w:rPr>
-        <w:t xml:space="preserve"> отсутствуют модели закупаемого оборудования, необходимо установить соответствие с устройствами, которые использовались в логической схеме</w:t>
-      </w:r>
-      <w:r>
-        <w:rPr>
-          <w:rFonts w:ascii="Times New Roman" w:hAnsi="Times New Roman"/>
-          <w:sz w:val="28"/>
-        </w:rPr>
-        <w:t xml:space="preserve"> (табл. 4).</w:t>
+        <w:t xml:space="preserve">Поскольку в библиотеке программы отсутствуют модели реально закупаемого оборудования, требуется установить соответствие между устройствами в схеме и устройствами в проекте (табл. 4).</w:t>
       </w:r>
     </w:p>
     <w:p>
@@ -17758,58 +12884,7 @@
                 <w:sz w:val="24"/>
                 <w:szCs w:val="18"/>
               </w:rPr>
-              <w:t>Устройство в ПО «</w:t>
-            </w:r>
-            <w:r>
-              <w:rPr>
-                <w:rFonts w:ascii="Times New Roman" w:hAnsi="Times New Roman"/>
-                <w:sz w:val="24"/>
-                <w:szCs w:val="18"/>
-                <w:lang w:val="en-US"/>
-              </w:rPr>
-              <w:t>Cisco</w:t>
-            </w:r>
-            <w:r>
-              <w:rPr>
-                <w:rFonts w:ascii="Times New Roman" w:hAnsi="Times New Roman"/>
-                <w:sz w:val="24"/>
-                <w:szCs w:val="18"/>
-              </w:rPr>
-              <w:t xml:space="preserve"> </w:t>
-            </w:r>
-            <w:r>
-              <w:rPr>
-                <w:rFonts w:ascii="Times New Roman" w:hAnsi="Times New Roman"/>
-                <w:sz w:val="24"/>
-                <w:szCs w:val="18"/>
-                <w:lang w:val="en-US"/>
-              </w:rPr>
-              <w:t>Packet</w:t>
-            </w:r>
-            <w:r>
-              <w:rPr>
-                <w:rFonts w:ascii="Times New Roman" w:hAnsi="Times New Roman"/>
-                <w:sz w:val="24"/>
-                <w:szCs w:val="18"/>
-              </w:rPr>
-              <w:t xml:space="preserve"> </w:t>
-            </w:r>
-            <w:r>
-              <w:rPr>
-                <w:rFonts w:ascii="Times New Roman" w:hAnsi="Times New Roman"/>
-                <w:sz w:val="24"/>
-                <w:szCs w:val="18"/>
-                <w:lang w:val="en-US"/>
-              </w:rPr>
-              <w:t>Tracer</w:t>
-            </w:r>
-            <w:r>
-              <w:rPr>
-                <w:rFonts w:ascii="Times New Roman" w:hAnsi="Times New Roman"/>
-                <w:sz w:val="24"/>
-                <w:szCs w:val="18"/>
-              </w:rPr>
-              <w:t>»</w:t>
+              <w:t xml:space="preserve">Устройство в ПО «Cisco Packet Tracer»</w:t>
             </w:r>
           </w:p>
         </w:tc>
@@ -18274,56 +13349,7 @@
           <w:rFonts w:ascii="Times New Roman" w:hAnsi="Times New Roman"/>
           <w:sz w:val="28"/>
         </w:rPr>
-        <w:t xml:space="preserve">После построения логической схемы ее отображают поверх плана помещения </w:t>
-      </w:r>
-      <w:r>
-        <w:rPr>
-          <w:rFonts w:ascii="Times New Roman" w:hAnsi="Times New Roman"/>
-          <w:sz w:val="28"/>
-        </w:rPr>
-        <w:t>с отображением оборудования и кабел</w:t>
-      </w:r>
-      <w:r>
-        <w:rPr>
-          <w:rFonts w:ascii="Times New Roman" w:hAnsi="Times New Roman"/>
-          <w:sz w:val="28"/>
-        </w:rPr>
-        <w:t>я</w:t>
-      </w:r>
-      <w:r>
-        <w:rPr>
-          <w:rFonts w:ascii="Times New Roman" w:hAnsi="Times New Roman"/>
-          <w:sz w:val="28"/>
-        </w:rPr>
-        <w:t xml:space="preserve"> </w:t>
-      </w:r>
-      <w:r>
-        <w:rPr>
-          <w:rFonts w:ascii="Times New Roman" w:hAnsi="Times New Roman"/>
-          <w:sz w:val="28"/>
-        </w:rPr>
-        <w:t xml:space="preserve">(рис. </w:t>
-      </w:r>
-      <w:r>
-        <w:rPr>
-          <w:rFonts w:ascii="Times New Roman" w:hAnsi="Times New Roman"/>
-          <w:sz w:val="28"/>
-        </w:rPr>
-        <w:t>6</w:t>
-      </w:r>
-      <w:r>
-        <w:rPr>
-          <w:rFonts w:ascii="Times New Roman" w:hAnsi="Times New Roman"/>
-          <w:sz w:val="28"/>
-        </w:rPr>
-        <w:t>)</w:t>
-      </w:r>
-      <w:r>
-        <w:rPr>
-          <w:rFonts w:ascii="Times New Roman" w:hAnsi="Times New Roman"/>
-          <w:sz w:val="28"/>
-        </w:rPr>
-        <w:t>.</w:t>
+        <w:t xml:space="preserve">После того как построена логическая схема, её отображают поверх плана помещения с указанием оборудования и кабельных трасс (рис. 6).</w:t>
       </w:r>
     </w:p>
     <w:p>
@@ -18341,7 +13367,7 @@
           <w:rFonts w:ascii="Times New Roman" w:hAnsi="Times New Roman"/>
           <w:sz w:val="28"/>
         </w:rPr>
-        <w:t>Для схемы определены пояснения:</w:t>
+        <w:t xml:space="preserve">Для пояснения схемы введены следующие обозначения:</w:t>
       </w:r>
     </w:p>
     <w:p>
@@ -18364,14 +13390,7 @@
           <w:rFonts w:ascii="Times New Roman" w:hAnsi="Times New Roman"/>
           <w:sz w:val="28"/>
         </w:rPr>
-        <w:t>к</w:t>
-      </w:r>
-      <w:r>
-        <w:rPr>
-          <w:rFonts w:ascii="Times New Roman" w:hAnsi="Times New Roman"/>
-          <w:sz w:val="28"/>
-        </w:rPr>
-        <w:t>омпьютеры – 1-14</w:t>
+        <w:t xml:space="preserve">компьютеры — 1–14;</w:t>
       </w:r>
     </w:p>
     <w:p>
@@ -18394,28 +13413,7 @@
           <w:rFonts w:ascii="Times New Roman" w:hAnsi="Times New Roman"/>
           <w:sz w:val="28"/>
         </w:rPr>
-        <w:t>п</w:t>
-      </w:r>
-      <w:r>
-        <w:rPr>
-          <w:rFonts w:ascii="Times New Roman" w:hAnsi="Times New Roman"/>
-          <w:sz w:val="28"/>
-        </w:rPr>
-        <w:t>ринтеры – П1-</w:t>
-      </w:r>
-      <w:r>
-        <w:rPr>
-          <w:rFonts w:ascii="Times New Roman" w:hAnsi="Times New Roman"/>
-          <w:sz w:val="28"/>
-        </w:rPr>
-        <w:t xml:space="preserve"> </w:t>
-      </w:r>
-      <w:r>
-        <w:rPr>
-          <w:rFonts w:ascii="Times New Roman" w:hAnsi="Times New Roman"/>
-          <w:sz w:val="28"/>
-        </w:rPr>
-        <w:t>П3;</w:t>
+        <w:t xml:space="preserve">принтеры — П1 – П3;</w:t>
       </w:r>
     </w:p>
     <w:p>
@@ -18438,14 +13436,7 @@
           <w:rFonts w:ascii="Times New Roman" w:hAnsi="Times New Roman"/>
           <w:sz w:val="28"/>
         </w:rPr>
-        <w:t>т</w:t>
-      </w:r>
-      <w:r>
-        <w:rPr>
-          <w:rFonts w:ascii="Times New Roman" w:hAnsi="Times New Roman"/>
-          <w:sz w:val="28"/>
-        </w:rPr>
-        <w:t>елефоны – Т1-Т6;</w:t>
+        <w:t xml:space="preserve">телефоны — Т1 – Т6;</w:t>
       </w:r>
     </w:p>
     <w:p>
@@ -18468,7 +13459,7 @@
           <w:rFonts w:ascii="Times New Roman" w:hAnsi="Times New Roman"/>
           <w:sz w:val="28"/>
         </w:rPr>
-        <w:t>маршрутизатор – М;</w:t>
+        <w:t xml:space="preserve">маршрутизатор — М;</w:t>
       </w:r>
     </w:p>
     <w:p>
@@ -18491,14 +13482,7 @@
           <w:rFonts w:ascii="Times New Roman" w:hAnsi="Times New Roman"/>
           <w:sz w:val="28"/>
         </w:rPr>
-        <w:t>к</w:t>
-      </w:r>
-      <w:r>
-        <w:rPr>
-          <w:rFonts w:ascii="Times New Roman" w:hAnsi="Times New Roman"/>
-          <w:sz w:val="28"/>
-        </w:rPr>
-        <w:t>оммутатор – К</w:t>
+        <w:t xml:space="preserve">коммутатор — К;</w:t>
       </w:r>
     </w:p>
     <w:p>
@@ -18521,14 +13505,7 @@
           <w:rFonts w:ascii="Times New Roman" w:hAnsi="Times New Roman"/>
           <w:sz w:val="28"/>
         </w:rPr>
-        <w:t>с</w:t>
-      </w:r>
-      <w:r>
-        <w:rPr>
-          <w:rFonts w:ascii="Times New Roman" w:hAnsi="Times New Roman"/>
-          <w:sz w:val="28"/>
-        </w:rPr>
-        <w:t>ервер – С</w:t>
+        <w:t xml:space="preserve">сервер — С;</w:t>
       </w:r>
     </w:p>
     <w:p>
@@ -18551,7 +13528,7 @@
           <w:rFonts w:ascii="Times New Roman" w:hAnsi="Times New Roman"/>
           <w:sz w:val="28"/>
         </w:rPr>
-        <w:t>красная линия – витая пара, соединяющая интернет и маршрутизатор;</w:t>
+        <w:t xml:space="preserve">красная линия — витая пара, соединяющая интернет‑провайдера и маршрутизатор;</w:t>
       </w:r>
     </w:p>
     <w:p>
@@ -18574,7 +13551,7 @@
           <w:rFonts w:ascii="Times New Roman" w:hAnsi="Times New Roman"/>
           <w:sz w:val="28"/>
         </w:rPr>
-        <w:t>зеленая линия – витая пара, соединяющая узлы сети.</w:t>
+        <w:t xml:space="preserve">зелёная линия — витая пара, соединяющая узлы сети.</w:t>
       </w:r>
     </w:p>
     <w:p>
@@ -18598,35 +13575,7 @@
           <w:rFonts w:ascii="Times New Roman" w:hAnsi="Times New Roman"/>
           <w:sz w:val="28"/>
         </w:rPr>
-        <w:t xml:space="preserve">В пол и плинтус встроен кабель-канал, </w:t>
-      </w:r>
-      <w:r>
-        <w:rPr>
-          <w:rFonts w:ascii="Times New Roman" w:hAnsi="Times New Roman"/>
-          <w:sz w:val="28"/>
-        </w:rPr>
-        <w:t>чтобы экономно</w:t>
-      </w:r>
-      <w:r>
-        <w:rPr>
-          <w:rFonts w:ascii="Times New Roman" w:hAnsi="Times New Roman"/>
-          <w:sz w:val="28"/>
-        </w:rPr>
-        <w:t xml:space="preserve"> расходовать витую </w:t>
-      </w:r>
-      <w:r>
-        <w:rPr>
-          <w:rFonts w:ascii="Times New Roman" w:hAnsi="Times New Roman"/>
-          <w:sz w:val="28"/>
-        </w:rPr>
-        <w:t>пару,</w:t>
-      </w:r>
-      <w:r>
-        <w:rPr>
-          <w:rFonts w:ascii="Times New Roman" w:hAnsi="Times New Roman"/>
-          <w:sz w:val="28"/>
-        </w:rPr>
-        <w:t xml:space="preserve"> и чтобы она не находилась на видном месте.</w:t>
+        <w:t xml:space="preserve">Кабель‑канал встроен в пол и плинтус — это позволяет экономнее расходовать витую пару и скрыть её от глаз посетителей.</w:t>
       </w:r>
     </w:p>
     <w:p>

--- a/Сафиуллин_ПрАКС.docx
+++ b/Сафиуллин_ПрАКС.docx
@@ -12908,23 +12908,7 @@
                 <w:sz w:val="24"/>
                 <w:szCs w:val="18"/>
               </w:rPr>
-              <w:t>Устройств</w:t>
-            </w:r>
-            <w:r>
-              <w:rPr>
-                <w:rFonts w:ascii="Times New Roman" w:hAnsi="Times New Roman"/>
-                <w:sz w:val="24"/>
-                <w:szCs w:val="18"/>
-              </w:rPr>
-              <w:t xml:space="preserve">а в </w:t>
-            </w:r>
-            <w:r>
-              <w:rPr>
-                <w:rFonts w:ascii="Times New Roman" w:hAnsi="Times New Roman"/>
-                <w:sz w:val="24"/>
-                <w:szCs w:val="18"/>
-              </w:rPr>
-              <w:t>в комплексе</w:t>
+              <w:t xml:space="preserve">Устройства в комплексе</w:t>
             </w:r>
           </w:p>
         </w:tc>
@@ -13023,33 +13007,7 @@
                 <w:sz w:val="24"/>
                 <w:szCs w:val="24"/>
               </w:rPr>
-              <w:t xml:space="preserve">МФУ </w:t>
-            </w:r>
-            <w:proofErr w:type="spellStart"/>
-            <w:r>
-              <w:rPr>
-                <w:rFonts w:ascii="Times New Roman" w:hAnsi="Times New Roman"/>
-                <w:sz w:val="24"/>
-                <w:szCs w:val="24"/>
-              </w:rPr>
-              <w:t>Техноэволаб</w:t>
-            </w:r>
-            <w:proofErr w:type="spellEnd"/>
-            <w:r>
-              <w:rPr>
-                <w:rFonts w:ascii="Times New Roman" w:hAnsi="Times New Roman"/>
-                <w:sz w:val="24"/>
-                <w:szCs w:val="24"/>
-              </w:rPr>
-              <w:t xml:space="preserve"> </w:t>
-            </w:r>
-            <w:r>
-              <w:rPr>
-                <w:rFonts w:ascii="Times New Roman" w:hAnsi="Times New Roman"/>
-                <w:sz w:val="24"/>
-                <w:szCs w:val="24"/>
-              </w:rPr>
-              <w:t>Т2023</w:t>
+              <w:t xml:space="preserve">МФУ Pantum M6507W</w:t>
             </w:r>
           </w:p>
         </w:tc>
@@ -13099,7 +13057,7 @@
                 <w:sz w:val="24"/>
                 <w:szCs w:val="24"/>
               </w:rPr>
-              <w:t>Маршрутизатор Cisco 2821</w:t>
+              <w:t xml:space="preserve">Маршрутизатор Cisco 2911/K9 ISR</w:t>
             </w:r>
           </w:p>
         </w:tc>
@@ -13150,31 +13108,7 @@
                 <w:sz w:val="24"/>
                 <w:szCs w:val="24"/>
               </w:rPr>
-              <w:t xml:space="preserve">Телефоны </w:t>
-            </w:r>
-            <w:r>
-              <w:rPr>
-                <w:rFonts w:ascii="Times New Roman" w:hAnsi="Times New Roman"/>
-                <w:sz w:val="24"/>
-                <w:szCs w:val="24"/>
-              </w:rPr>
-              <w:t>Grand</w:t>
-            </w:r>
-            <w:r>
-              <w:rPr>
-                <w:rFonts w:ascii="Times New Roman" w:hAnsi="Times New Roman"/>
-                <w:sz w:val="24"/>
-                <w:szCs w:val="24"/>
-              </w:rPr>
-              <w:t xml:space="preserve"> </w:t>
-            </w:r>
-            <w:r>
-              <w:rPr>
-                <w:rFonts w:ascii="Times New Roman" w:hAnsi="Times New Roman"/>
-                <w:sz w:val="24"/>
-                <w:szCs w:val="24"/>
-              </w:rPr>
-              <w:t>GXP1610</w:t>
+              <w:t xml:space="preserve">VoIP-телефоны Yealink SIP-T19P E2</w:t>
             </w:r>
           </w:p>
         </w:tc>
@@ -13225,16 +13159,7 @@
                 <w:sz w:val="24"/>
                 <w:szCs w:val="24"/>
               </w:rPr>
-              <w:t>Коммутатор</w:t>
-            </w:r>
-            <w:r>
-              <w:rPr>
-                <w:rFonts w:ascii="Times New Roman" w:hAnsi="Times New Roman"/>
-                <w:sz w:val="24"/>
-                <w:szCs w:val="24"/>
-                <w:lang w:val="en-US"/>
-              </w:rPr>
-              <w:t xml:space="preserve"> Cisco Catalyst WS‑C2960X‑24TS‑L</w:t>
+              <w:t xml:space="preserve">Коммутатор Cisco Catalyst C1000-24T-4G-L</w:t>
             </w:r>
           </w:p>
         </w:tc>
@@ -13285,16 +13210,7 @@
                 <w:sz w:val="24"/>
                 <w:szCs w:val="24"/>
               </w:rPr>
-              <w:t>Сервер</w:t>
-            </w:r>
-            <w:r>
-              <w:rPr>
-                <w:rFonts w:ascii="Times New Roman" w:hAnsi="Times New Roman"/>
-                <w:sz w:val="24"/>
-                <w:szCs w:val="24"/>
-                <w:lang w:val="en-US"/>
-              </w:rPr>
-              <w:t xml:space="preserve"> HPE DL20 Gen10 2LFF</w:t>
+              <w:t xml:space="preserve">Сервер Dell PowerEdge R250</w:t>
             </w:r>
           </w:p>
         </w:tc>
